--- a/Guide/USER_GUIDE_English.docx
+++ b/Guide/USER_GUIDE_English.docx
@@ -143,30 +143,17 @@
         </w:rPr>
       </w:pPr>
       <w:r>
-        <w:rPr>
-          <w:rFonts w:hint="eastAsia"/>
-        </w:rPr>
-        <w:t>- 6. DSH Operations</w:t>
-      </w:r>
-    </w:p>
-    <w:p>
-      <w:pPr>
-        <w:rPr>
-          <w:rFonts w:hint="eastAsia"/>
-        </w:rPr>
-      </w:pPr>
-      <w:r>
-        <w:t>- 7. Language</w:t>
-      </w:r>
-    </w:p>
-    <w:p>
-      <w:pPr>
-        <w:rPr>
-          <w:rFonts w:hint="eastAsia"/>
-        </w:rPr>
-      </w:pPr>
-      <w:r>
-        <w:t>- 8. Platform Support</w:t>
+        <w:t>- 6. Language</w:t>
+      </w:r>
+    </w:p>
+    <w:p>
+      <w:pPr>
+        <w:rPr>
+          <w:rFonts w:hint="eastAsia"/>
+        </w:rPr>
+      </w:pPr>
+      <w:r>
+        <w:t>- 7. Platform Support</w:t>
       </w:r>
     </w:p>
     <w:p>
@@ -180,22 +167,7 @@
         <w:rPr>
           <w:rFonts w:hint="eastAsia"/>
         </w:rPr>
-        <w:t>This guide is for users and covers: Installation → Login →</w:t>
-      </w:r>
-      <w:r>
-        <w:t>Management parameter settings</w:t>
-      </w:r>
-      <w:r>
-        <w:rPr>
-          <w:rFonts w:hint="eastAsia"/>
-        </w:rPr>
-        <w:t xml:space="preserve"> → </w:t>
-      </w:r>
-      <w:r>
-        <w:rPr>
-          <w:rFonts w:hint="eastAsia"/>
-        </w:rPr>
-        <w:t>Open Workbench → File Manager / My Tasks → task assignment, in → Member DSH usage!</w:t>
+        <w:t>This guide covers: Installation → Login → Admin Settings → Open Workbench → File Manager / My Tasks → Task Assignment → Member DSH Usage!</w:t>
       </w:r>
     </w:p>
     <w:p>
@@ -235,23 +207,7 @@
           <w:b/>
           <w:bCs/>
         </w:rPr>
-        <w:t xml:space="preserve">Download the installation file: go to </w:t>
-      </w:r>
-      <w:proofErr w:type="gramStart"/>
-      <w:r>
-        <w:rPr>
-          <w:b/>
-          <w:bCs/>
-        </w:rPr>
-        <w:t>https://github.com/TakeTopITS/TakeTopDSHTeam ,</w:t>
-      </w:r>
-      <w:proofErr w:type="gramEnd"/>
-      <w:r>
-        <w:rPr>
-          <w:b/>
-          <w:bCs/>
-        </w:rPr>
-        <w:t xml:space="preserve"> click the download button as shown below, then unzip the package. </w:t>
+        <w:t>Download the installer: visit https://github.com/TakeTopITS/TakeTopDSHTeam, click the download button as shown below, then extract the archive. https://github.com/TakeTopITS/TakeTopDSHTeam</w:t>
       </w:r>
     </w:p>
     <w:p>
@@ -267,9 +223,9 @@
           <w:noProof/>
         </w:rPr>
         <w:drawing>
-          <wp:inline distT="0" distB="0" distL="0" distR="0" wp14:anchorId="0647FF98" wp14:editId="13250F3D">
-            <wp:extent cx="4872038" cy="2258875"/>
-            <wp:effectExtent l="0" t="0" r="5080" b="8255"/>
+          <wp:inline distT="0" distB="0" distL="0" distR="0" wp14:anchorId="0647FF98" wp14:editId="627EAD68">
+            <wp:extent cx="4986338" cy="2447290"/>
+            <wp:effectExtent l="0" t="0" r="5080" b="0"/>
             <wp:docPr id="2063848126" name="图片 1"/>
             <wp:cNvGraphicFramePr>
               <a:graphicFrameLocks xmlns:a="http://schemas.openxmlformats.org/drawingml/2006/main" noChangeAspect="1"/>
@@ -299,7 +255,7 @@
                   <pic:spPr bwMode="auto">
                     <a:xfrm>
                       <a:off x="0" y="0"/>
-                      <a:ext cx="4876542" cy="2260963"/>
+                      <a:ext cx="5014433" cy="2461079"/>
                     </a:xfrm>
                     <a:prstGeom prst="rect">
                       <a:avLst/>
@@ -350,21 +306,63 @@
         <w:rPr>
           <w:rFonts w:hint="eastAsia"/>
         </w:rPr>
-        <w:t>` folder to the target machine → Windows: double-click `start.bat`; macOS/Linux: run `bash start.sh</w:t>
+        <w:t>` folder to the target machine → double-click `start.bat` on Windows, or run `bash start.sh` on macOS/Linux → open `http://127.0.0.1:46001` in your browser → click **"Open DSH"** to start. See details below:</w:t>
+      </w:r>
+    </w:p>
+    <w:p>
+      <w:pPr>
+        <w:ind w:firstLineChars="200" w:firstLine="440"/>
+        <w:rPr>
+          <w:rFonts w:hint="eastAsia"/>
+        </w:rPr>
+      </w:pPr>
+      <w:r>
+        <w:rPr>
+          <w:rFonts w:hint="eastAsia"/>
+        </w:rPr>
+        <w:t>1-1. Windows</w:t>
+      </w:r>
+    </w:p>
+    <w:p>
+      <w:pPr>
+        <w:ind w:firstLineChars="200" w:firstLine="440"/>
+        <w:rPr>
+          <w:rFonts w:hint="eastAsia"/>
+        </w:rPr>
+      </w:pPr>
+      <w:r>
+        <w:rPr>
+          <w:rFonts w:hint="eastAsia"/>
+        </w:rPr>
+        <w:t>1-1-1. Copy the entire `TakeTopDshTeam` folder to the target computer.</w:t>
+      </w:r>
+    </w:p>
+    <w:p>
+      <w:pPr>
+        <w:ind w:firstLineChars="200" w:firstLine="440"/>
+        <w:rPr>
+          <w:rFonts w:hint="eastAsia"/>
+        </w:rPr>
+      </w:pPr>
+      <w:r>
+        <w:rPr>
+          <w:rFonts w:hint="eastAsia"/>
+        </w:rPr>
+        <w:t>1-1-2. Double-click **`start.bat`*</w:t>
       </w:r>
       <w:proofErr w:type="gramStart"/>
       <w:r>
         <w:rPr>
           <w:rFonts w:hint="eastAsia"/>
         </w:rPr>
-        <w:t xml:space="preserve">` → </w:t>
+        <w:t>* (</w:t>
       </w:r>
       <w:proofErr w:type="gramEnd"/>
       <w:r>
         <w:rPr>
           <w:rFonts w:hint="eastAsia"/>
         </w:rPr>
-        <w:t>open `http://127.0.0.1:46001` in your browser → click **"Open DSH"** to start using it. Details below:</w:t>
+        <w:t>if the port is occupied, right-click → Run as administrator).</w:t>
       </w:r>
     </w:p>
     <w:p>
@@ -378,7 +376,7 @@
         <w:rPr>
           <w:rFonts w:hint="eastAsia"/>
         </w:rPr>
-        <w:t>1-1. Windows</w:t>
+        <w:t>1-1-3. The browser will automatically open the login page at `http://127.0.0.1:46001`.</w:t>
       </w:r>
     </w:p>
     <w:p>
@@ -388,25 +386,66 @@
           <w:rFonts w:hint="eastAsia"/>
         </w:rPr>
       </w:pPr>
-      <w:r>
-        <w:rPr>
-          <w:rFonts w:hint="eastAsia"/>
-        </w:rPr>
-        <w:t>1-1-1. Copy the entire `</w:t>
+    </w:p>
+    <w:p>
+      <w:pPr>
+        <w:ind w:firstLineChars="200" w:firstLine="440"/>
+        <w:rPr>
+          <w:rFonts w:hint="eastAsia"/>
+        </w:rPr>
+      </w:pPr>
+      <w:r>
+        <w:rPr>
+          <w:rFonts w:hint="eastAsia"/>
+        </w:rPr>
+        <w:t>1-2. macOS (Apple Silicon, arm64)</w:t>
+      </w:r>
+    </w:p>
+    <w:p>
+      <w:pPr>
+        <w:ind w:firstLineChars="200" w:firstLine="440"/>
+        <w:rPr>
+          <w:rFonts w:hint="eastAsia"/>
+        </w:rPr>
+      </w:pPr>
+      <w:r>
+        <w:rPr>
+          <w:rFonts w:hint="eastAsia"/>
+        </w:rPr>
+        <w:t>1-2-1. Copy the entire `TakeTopDshTeam` folder to the target Mac.</w:t>
+      </w:r>
+    </w:p>
+    <w:p>
+      <w:pPr>
+        <w:ind w:firstLineChars="200" w:firstLine="440"/>
+        <w:rPr>
+          <w:rFonts w:hint="eastAsia"/>
+        </w:rPr>
+      </w:pPr>
+      <w:r>
+        <w:rPr>
+          <w:rFonts w:hint="eastAsia"/>
+        </w:rPr>
+        <w:t>1-2-2. Open a terminal and navigate to the folder:</w:t>
+      </w:r>
+    </w:p>
+    <w:p>
+      <w:pPr>
+        <w:ind w:firstLineChars="200" w:firstLine="440"/>
+        <w:rPr>
+          <w:rFonts w:hint="eastAsia"/>
+        </w:rPr>
+      </w:pPr>
+      <w:r>
+        <w:t>bash cd /path/to/</w:t>
       </w:r>
       <w:proofErr w:type="spellStart"/>
       <w:r>
-        <w:rPr>
-          <w:rFonts w:hint="eastAsia"/>
-        </w:rPr>
         <w:t>TakeTopDshTeam</w:t>
       </w:r>
       <w:proofErr w:type="spellEnd"/>
       <w:r>
-        <w:rPr>
-          <w:rFonts w:hint="eastAsia"/>
-        </w:rPr>
-        <w:t>` folder to the target PC.</w:t>
+        <w:t xml:space="preserve"> bash start.sh</w:t>
       </w:r>
     </w:p>
     <w:p>
@@ -416,25 +455,33 @@
           <w:rFonts w:hint="eastAsia"/>
         </w:rPr>
       </w:pPr>
-      <w:r>
-        <w:rPr>
-          <w:rFonts w:hint="eastAsia"/>
-        </w:rPr>
-        <w:t>1-1-2. Double-click **`start.bat`*</w:t>
+    </w:p>
+    <w:p>
+      <w:pPr>
+        <w:ind w:firstLineChars="200" w:firstLine="440"/>
+        <w:rPr>
+          <w:rFonts w:hint="eastAsia"/>
+        </w:rPr>
+      </w:pPr>
+      <w:r>
+        <w:rPr>
+          <w:rFonts w:hint="eastAsia"/>
+        </w:rPr>
+        <w:t xml:space="preserve">1-2-3. On first run, the built-in Node.js and `@deepseek-ai/dsh` dependencies are automatically extracted </w:t>
       </w:r>
       <w:proofErr w:type="gramStart"/>
       <w:r>
         <w:rPr>
           <w:rFonts w:hint="eastAsia"/>
         </w:rPr>
-        <w:t>* (</w:t>
+        <w:t>— *</w:t>
       </w:r>
       <w:proofErr w:type="gramEnd"/>
       <w:r>
         <w:rPr>
           <w:rFonts w:hint="eastAsia"/>
         </w:rPr>
-        <w:t>if the port is occupied, right-click → Run as administrator).</w:t>
+        <w:t>*fully offline**, no additional download or compilation required.</w:t>
       </w:r>
     </w:p>
     <w:p>
@@ -448,7 +495,7 @@
         <w:rPr>
           <w:rFonts w:hint="eastAsia"/>
         </w:rPr>
-        <w:t>1-1-3. Your browser will automatically open the login page at `http://127.0.0.1:46001`.</w:t>
+        <w:t>1-2-4. The browser will automatically open the login page at `http://127.0.0.1:46001`.</w:t>
       </w:r>
     </w:p>
     <w:p>
@@ -470,7 +517,7 @@
         <w:rPr>
           <w:rFonts w:hint="eastAsia"/>
         </w:rPr>
-        <w:t>1-2. macOS (Apple Silicon, arm64)</w:t>
+        <w:t>1-3. Linux (x64 / arm64)</w:t>
       </w:r>
     </w:p>
     <w:p>
@@ -484,21 +531,40 @@
         <w:rPr>
           <w:rFonts w:hint="eastAsia"/>
         </w:rPr>
-        <w:t>1-2-1. Copy the entire `</w:t>
+        <w:t>1-3-1. Copy the entire `TakeTopDshTeam` folder to the target machine.</w:t>
+      </w:r>
+    </w:p>
+    <w:p>
+      <w:pPr>
+        <w:ind w:firstLineChars="200" w:firstLine="440"/>
+        <w:rPr>
+          <w:rFonts w:hint="eastAsia"/>
+        </w:rPr>
+      </w:pPr>
+      <w:r>
+        <w:rPr>
+          <w:rFonts w:hint="eastAsia"/>
+        </w:rPr>
+        <w:t>1-3-2. Open a terminal and navigate to the folder:</w:t>
+      </w:r>
+    </w:p>
+    <w:p>
+      <w:pPr>
+        <w:ind w:firstLineChars="200" w:firstLine="440"/>
+        <w:rPr>
+          <w:rFonts w:hint="eastAsia"/>
+        </w:rPr>
+      </w:pPr>
+      <w:r>
+        <w:t>bash cd /path/to/</w:t>
       </w:r>
       <w:proofErr w:type="spellStart"/>
       <w:r>
-        <w:rPr>
-          <w:rFonts w:hint="eastAsia"/>
-        </w:rPr>
         <w:t>TakeTopDshTeam</w:t>
       </w:r>
       <w:proofErr w:type="spellEnd"/>
       <w:r>
-        <w:rPr>
-          <w:rFonts w:hint="eastAsia"/>
-        </w:rPr>
-        <w:t>` folder to the target Mac.</w:t>
+        <w:t xml:space="preserve"> bash start.sh</w:t>
       </w:r>
     </w:p>
     <w:p>
@@ -512,7 +578,21 @@
         <w:rPr>
           <w:rFonts w:hint="eastAsia"/>
         </w:rPr>
-        <w:t>1-2-2. Open Terminal and navigate to the folder:</w:t>
+        <w:t xml:space="preserve">1-3-3. On first run, the built-in Node.js and `@deepseek-ai/dsh` dependencies are automatically extracted </w:t>
+      </w:r>
+      <w:proofErr w:type="gramStart"/>
+      <w:r>
+        <w:rPr>
+          <w:rFonts w:hint="eastAsia"/>
+        </w:rPr>
+        <w:t>— *</w:t>
+      </w:r>
+      <w:proofErr w:type="gramEnd"/>
+      <w:r>
+        <w:rPr>
+          <w:rFonts w:hint="eastAsia"/>
+        </w:rPr>
+        <w:t>*fully offline**, no additional download or compilation required.</w:t>
       </w:r>
     </w:p>
     <w:p>
@@ -523,15 +603,37 @@
         </w:rPr>
       </w:pPr>
       <w:r>
-        <w:t>bash cd /path/to/</w:t>
-      </w:r>
-      <w:proofErr w:type="spellStart"/>
-      <w:r>
-        <w:t>TakeTopDshTeam</w:t>
-      </w:r>
-      <w:proofErr w:type="spellEnd"/>
-      <w:r>
-        <w:t xml:space="preserve"> bash start.sh</w:t>
+        <w:rPr>
+          <w:rFonts w:hint="eastAsia"/>
+        </w:rPr>
+        <w:t xml:space="preserve">1-3-4. The browser will automatically open the login page at </w:t>
+      </w:r>
+      <w:r>
+        <w:rPr>
+          <w:rFonts w:hint="eastAsia"/>
+        </w:rPr>
+        <w:lastRenderedPageBreak/>
+        <w:t>`http://127.0.0.1:46001`.</w:t>
+      </w:r>
+    </w:p>
+    <w:p>
+      <w:pPr>
+        <w:rPr>
+          <w:rFonts w:hint="eastAsia"/>
+        </w:rPr>
+      </w:pPr>
+    </w:p>
+    <w:p>
+      <w:pPr>
+        <w:rPr>
+          <w:rFonts w:hint="eastAsia"/>
+        </w:rPr>
+      </w:pPr>
+      <w:r>
+        <w:rPr>
+          <w:rFonts w:hint="eastAsia"/>
+        </w:rPr>
+        <w:t>2. Platform Login</w:t>
       </w:r>
     </w:p>
     <w:p>
@@ -541,220 +643,11 @@
           <w:rFonts w:hint="eastAsia"/>
         </w:rPr>
       </w:pPr>
-    </w:p>
-    <w:p>
-      <w:pPr>
-        <w:ind w:firstLineChars="200" w:firstLine="440"/>
-        <w:rPr>
-          <w:rFonts w:hint="eastAsia"/>
-        </w:rPr>
-      </w:pPr>
-      <w:r>
-        <w:rPr>
-          <w:rFonts w:hint="eastAsia"/>
-        </w:rPr>
-        <w:t xml:space="preserve">1-2-3. On first run, the built-in Node.js and `@deepseek-ai/dsh` dependency are automatically extracted </w:t>
-      </w:r>
-      <w:proofErr w:type="gramStart"/>
-      <w:r>
-        <w:rPr>
-          <w:rFonts w:hint="eastAsia"/>
-        </w:rPr>
-        <w:t>— *</w:t>
-      </w:r>
-      <w:proofErr w:type="gramEnd"/>
-      <w:r>
-        <w:rPr>
-          <w:rFonts w:hint="eastAsia"/>
-        </w:rPr>
-        <w:t>*fully offline**, no extra downloads or compilation needed.</w:t>
-      </w:r>
-    </w:p>
-    <w:p>
-      <w:pPr>
-        <w:ind w:firstLineChars="200" w:firstLine="440"/>
-        <w:rPr>
-          <w:rFonts w:hint="eastAsia"/>
-        </w:rPr>
-      </w:pPr>
-      <w:r>
-        <w:rPr>
-          <w:rFonts w:hint="eastAsia"/>
-        </w:rPr>
-        <w:t>1-2-4. Your browser will automatically open the login page at `http://127.0.0.1:46001`.</w:t>
-      </w:r>
-    </w:p>
-    <w:p>
-      <w:pPr>
-        <w:ind w:firstLineChars="200" w:firstLine="440"/>
-        <w:rPr>
-          <w:rFonts w:hint="eastAsia"/>
-        </w:rPr>
-      </w:pPr>
-    </w:p>
-    <w:p>
-      <w:pPr>
-        <w:ind w:firstLineChars="200" w:firstLine="440"/>
-        <w:rPr>
-          <w:rFonts w:hint="eastAsia"/>
-        </w:rPr>
-      </w:pPr>
-      <w:r>
-        <w:rPr>
-          <w:rFonts w:hint="eastAsia"/>
-        </w:rPr>
-        <w:t>1-3. Linux (x64 / arm64)</w:t>
-      </w:r>
-    </w:p>
-    <w:p>
-      <w:pPr>
-        <w:ind w:firstLineChars="200" w:firstLine="440"/>
-        <w:rPr>
-          <w:rFonts w:hint="eastAsia"/>
-        </w:rPr>
-      </w:pPr>
-      <w:r>
-        <w:rPr>
-          <w:rFonts w:hint="eastAsia"/>
-        </w:rPr>
-        <w:t>1-3-1. Copy the entire `</w:t>
-      </w:r>
-      <w:proofErr w:type="spellStart"/>
-      <w:r>
-        <w:rPr>
-          <w:rFonts w:hint="eastAsia"/>
-        </w:rPr>
-        <w:t>TakeTopDshTeam</w:t>
-      </w:r>
-      <w:proofErr w:type="spellEnd"/>
-      <w:r>
-        <w:rPr>
-          <w:rFonts w:hint="eastAsia"/>
-        </w:rPr>
-        <w:t>` folder to the target machine.</w:t>
-      </w:r>
-    </w:p>
-    <w:p>
-      <w:pPr>
-        <w:ind w:firstLineChars="200" w:firstLine="440"/>
-        <w:rPr>
-          <w:rFonts w:hint="eastAsia"/>
-        </w:rPr>
-      </w:pPr>
-      <w:r>
-        <w:rPr>
-          <w:rFonts w:hint="eastAsia"/>
-        </w:rPr>
-        <w:t>1-3-2. Open Terminal and navigate to the folder:</w:t>
-      </w:r>
-    </w:p>
-    <w:p>
-      <w:pPr>
-        <w:ind w:firstLineChars="200" w:firstLine="440"/>
-        <w:rPr>
-          <w:rFonts w:hint="eastAsia"/>
-        </w:rPr>
-      </w:pPr>
-      <w:r>
-        <w:t>bash cd /path/to/</w:t>
-      </w:r>
-      <w:proofErr w:type="spellStart"/>
-      <w:r>
-        <w:t>TakeTopDshTeam</w:t>
-      </w:r>
-      <w:proofErr w:type="spellEnd"/>
-      <w:r>
-        <w:t xml:space="preserve"> bash start.sh</w:t>
-      </w:r>
-    </w:p>
-    <w:p>
-      <w:pPr>
-        <w:ind w:firstLineChars="200" w:firstLine="440"/>
-        <w:rPr>
-          <w:rFonts w:hint="eastAsia"/>
-        </w:rPr>
-      </w:pPr>
-      <w:r>
-        <w:rPr>
-          <w:rFonts w:hint="eastAsia"/>
-        </w:rPr>
-        <w:t xml:space="preserve">1-3-3. On first run, the built-in Node.js and `@deepseek-ai/dsh` dependency are automatically extracted </w:t>
-      </w:r>
-      <w:proofErr w:type="gramStart"/>
-      <w:r>
-        <w:rPr>
-          <w:rFonts w:hint="eastAsia"/>
-        </w:rPr>
-        <w:t>— *</w:t>
-      </w:r>
-      <w:proofErr w:type="gramEnd"/>
-      <w:r>
-        <w:rPr>
-          <w:rFonts w:hint="eastAsia"/>
-        </w:rPr>
-        <w:t>*fully offline**, no extra downloads or compilation needed.</w:t>
-      </w:r>
-    </w:p>
-    <w:p>
-      <w:pPr>
-        <w:ind w:firstLineChars="200" w:firstLine="440"/>
-        <w:rPr>
-          <w:rFonts w:hint="eastAsia"/>
-        </w:rPr>
-      </w:pPr>
-      <w:r>
-        <w:rPr>
-          <w:rFonts w:hint="eastAsia"/>
-        </w:rPr>
-        <w:t>1-3-4. Your browser will automatically open the login page at `http://127.0.0.1:46001`.</w:t>
-      </w:r>
-    </w:p>
-    <w:p>
-      <w:pPr>
-        <w:rPr>
-          <w:rFonts w:hint="eastAsia"/>
-        </w:rPr>
-      </w:pPr>
-    </w:p>
-    <w:p>
-      <w:pPr>
-        <w:rPr>
-          <w:rFonts w:hint="eastAsia"/>
-        </w:rPr>
-      </w:pPr>
-      <w:r>
-        <w:rPr>
-          <w:rFonts w:hint="eastAsia"/>
-        </w:rPr>
-        <w:t>2. Platform Login</w:t>
-      </w:r>
-    </w:p>
-    <w:p>
-      <w:pPr>
-        <w:ind w:firstLineChars="200" w:firstLine="440"/>
-        <w:rPr>
-          <w:rFonts w:hint="eastAsia"/>
-        </w:rPr>
-      </w:pPr>
-      <w:r>
-        <w:rPr>
-          <w:rFonts w:hint="eastAsia"/>
-        </w:rPr>
-        <w:t xml:space="preserve">After each restart, open the </w:t>
-      </w:r>
-      <w:proofErr w:type="spellStart"/>
-      <w:r>
-        <w:rPr>
-          <w:rFonts w:hint="eastAsia"/>
-        </w:rPr>
-        <w:t>TakeTopDshTeam</w:t>
-      </w:r>
-      <w:proofErr w:type="spellEnd"/>
-      <w:r>
-        <w:rPr>
-          <w:rFonts w:hint="eastAsia"/>
-        </w:rPr>
-        <w:t xml:space="preserve"> folder. You will see the two files below. Run the appropriate file for your system to open the login page:</w:t>
+      <w:r>
+        <w:rPr>
+          <w:rFonts w:hint="eastAsia"/>
+        </w:rPr>
+        <w:t>Each time you restart, open the TakeTopDshTeam folder and you will see the files below. Run the appropriate file for your system to open the login page:</w:t>
       </w:r>
     </w:p>
     <w:p>
@@ -768,7 +661,7 @@
           <w:noProof/>
         </w:rPr>
         <w:drawing>
-          <wp:inline distT="0" distB="0" distL="0" distR="0" wp14:anchorId="78E1C3EA" wp14:editId="5A32A688">
+          <wp:inline distT="0" distB="0" distL="0" distR="0" wp14:anchorId="78E1C3EA" wp14:editId="2078993A">
             <wp:extent cx="5274310" cy="465455"/>
             <wp:effectExtent l="0" t="0" r="2540" b="0"/>
             <wp:docPr id="286631104" name="图片 1"/>
@@ -914,72 +807,8 @@
         <w:rPr>
           <w:rFonts w:hint="eastAsia"/>
         </w:rPr>
-        <w:t xml:space="preserve">Enter username `admin` and password `12345678` to log in. After the first login, the </w:t>
-      </w:r>
-      <w:proofErr w:type="spellStart"/>
-      <w:r>
-        <w:rPr>
-          <w:rFonts w:hint="eastAsia"/>
-        </w:rPr>
-        <w:t>TakeTopDSH</w:t>
-      </w:r>
-      <w:proofErr w:type="spellEnd"/>
-      <w:r>
-        <w:rPr>
-          <w:rFonts w:hint="eastAsia"/>
-        </w:rPr>
-        <w:t xml:space="preserve"> Team backend service (</w:t>
-      </w:r>
-      <w:proofErr w:type="spellStart"/>
-      <w:r>
-        <w:rPr>
-          <w:rFonts w:hint="eastAsia"/>
-        </w:rPr>
-        <w:t>TakeTopDSHLauncher</w:t>
-      </w:r>
-      <w:proofErr w:type="spellEnd"/>
-      <w:r>
-        <w:rPr>
-          <w:rFonts w:hint="eastAsia"/>
-        </w:rPr>
-        <w:t xml:space="preserve">) will continue running in the background. </w:t>
-      </w:r>
-      <w:proofErr w:type="gramStart"/>
-      <w:r>
-        <w:rPr>
-          <w:rFonts w:hint="eastAsia"/>
-        </w:rPr>
-        <w:t>As long as</w:t>
-      </w:r>
-      <w:proofErr w:type="gramEnd"/>
-      <w:r>
-        <w:rPr>
-          <w:rFonts w:hint="eastAsia"/>
-        </w:rPr>
-        <w:t xml:space="preserve"> the computer has not </w:t>
-      </w:r>
-      <w:proofErr w:type="gramStart"/>
-      <w:r>
-        <w:rPr>
-          <w:rFonts w:hint="eastAsia"/>
-        </w:rPr>
-        <w:t>been restarted</w:t>
-      </w:r>
-      <w:proofErr w:type="gramEnd"/>
-      <w:r>
-        <w:rPr>
-          <w:rFonts w:hint="eastAsia"/>
-        </w:rPr>
-        <w:t>, simply open `http://127.0.0.1:46001` again in your browser to return to the login page. If the launcher has closed (e.g. after a restart), re-run the startup program above. http://127.0.0.1:46001</w:t>
-      </w:r>
-      <w:hyperlink r:id="rId11" w:history="1">
-        <w:r>
-          <w:rPr>
-            <w:rStyle w:val="af2"/>
-          </w:rPr>
-          <w:t>http://127.0.0.1:46001</w:t>
-        </w:r>
-      </w:hyperlink>
+        <w:t>Enter username `admin` and password `12345678` to log in. After the first login, the TakeTopDSH Team background service (TakeTopDSHLauncher) will keep running in the background. As long as you have not restarted the computer, simply open `http://127.0.0.1:46001` in your browser to return to the login page. If the launcher has been closed (e.g., after a restart), re-run the startup program above. http://127.0.0.1:46001</w:t>
+      </w:r>
     </w:p>
     <w:p>
       <w:pPr>
@@ -1012,21 +841,7 @@
         <w:rPr>
           <w:rFonts w:hint="eastAsia"/>
         </w:rPr>
-        <w:t xml:space="preserve">After an </w:t>
-      </w:r>
-      <w:proofErr w:type="gramStart"/>
-      <w:r>
-        <w:rPr>
-          <w:rFonts w:hint="eastAsia"/>
-        </w:rPr>
-        <w:t>admin user logs</w:t>
-      </w:r>
-      <w:proofErr w:type="gramEnd"/>
-      <w:r>
-        <w:rPr>
-          <w:rFonts w:hint="eastAsia"/>
-        </w:rPr>
-        <w:t xml:space="preserve"> in, the following page is displayed. This is the admin management page.</w:t>
+        <w:t>After logging in as an administrator, you will see the page below. This is the admin management page.</w:t>
       </w:r>
     </w:p>
     <w:p>
@@ -1058,7 +873,7 @@
                     </pic:cNvPicPr>
                   </pic:nvPicPr>
                   <pic:blipFill>
-                    <a:blip r:embed="rId12" cstate="print">
+                    <a:blip r:embed="rId11" cstate="print">
                       <a:extLst>
                         <a:ext uri="{28A0092B-C50C-407E-A947-70E740481C1C}">
                           <a14:useLocalDpi xmlns:a14="http://schemas.microsoft.com/office/drawing/2010/main" val="0"/>
@@ -1101,7 +916,7 @@
         <w:rPr>
           <w:rFonts w:hint="eastAsia"/>
         </w:rPr>
-        <w:t>You can: start/stop, open DSH, configure, manage instances, and change passwords. Key sections are explained below; the rest is self-explanatory.</w:t>
+        <w:t>You can: start/stop, open DSH, configure, manage instances, and change passwords. Key sections are described below; the rest is self-explanatory.</w:t>
       </w:r>
     </w:p>
     <w:p>
@@ -1135,7 +950,7 @@
           <w:noProof/>
         </w:rPr>
         <w:drawing>
-          <wp:inline distT="0" distB="0" distL="0" distR="0" wp14:anchorId="2044E27F" wp14:editId="78EA93BD">
+          <wp:inline distT="0" distB="0" distL="0" distR="0" wp14:anchorId="2044E27F" wp14:editId="2C7BB26C">
             <wp:extent cx="5274310" cy="2002155"/>
             <wp:effectExtent l="0" t="0" r="2540" b="0"/>
             <wp:docPr id="5370857" name="图片 5"/>
@@ -1152,7 +967,7 @@
                     </pic:cNvPicPr>
                   </pic:nvPicPr>
                   <pic:blipFill>
-                    <a:blip r:embed="rId13" cstate="print">
+                    <a:blip r:embed="rId12" cstate="print">
                       <a:extLst>
                         <a:ext uri="{28A0092B-C50C-407E-A947-70E740481C1C}">
                           <a14:useLocalDpi xmlns:a14="http://schemas.microsoft.com/office/drawing/2010/main" val="0"/>
@@ -1211,21 +1026,7 @@
         <w:rPr>
           <w:rFonts w:hint="eastAsia"/>
         </w:rPr>
-        <w:t xml:space="preserve">Setting the workspace path defines the platform's workspace directory. This directory can be located on any drive, but plan carefully and ensure sufficient capacity, as all data entered and files uploaded in </w:t>
-      </w:r>
-      <w:proofErr w:type="spellStart"/>
-      <w:r>
-        <w:rPr>
-          <w:rFonts w:hint="eastAsia"/>
-        </w:rPr>
-        <w:t>TakeTopDSH</w:t>
-      </w:r>
-      <w:proofErr w:type="spellEnd"/>
-      <w:r>
-        <w:rPr>
-          <w:rFonts w:hint="eastAsia"/>
-        </w:rPr>
-        <w:t xml:space="preserve"> Team are stored in this directory.</w:t>
+        <w:t>Setting the workspace path defines the platform's working directory. This directory can be located on any drive, but plan carefully and ensure sufficient capacity, as all data entered and files uploaded in TakeTopDSH Team are stored in this directory.</w:t>
       </w:r>
     </w:p>
     <w:p>
@@ -1264,16 +1065,8 @@
         <w:rPr>
           <w:rFonts w:hint="eastAsia"/>
         </w:rPr>
-        <w:t>If you also want to access the platform from an external network, you need to set the external URL. Assign a public IP to the server, then enter it here. For example, if the public IP is 188.88.88.88, set it to http://188.88.88.88:46000. If unsure, consult your network administrator to ensure correct configuration. http://188.88.88.88:46000</w:t>
-      </w:r>
-      <w:hyperlink r:id="rId14" w:history="1">
-        <w:r>
-          <w:rPr>
-            <w:rStyle w:val="af2"/>
-          </w:rPr>
-          <w:t>http://188.88.88.88:46000</w:t>
-        </w:r>
-      </w:hyperlink>
+        <w:t>If you want to access the platform from an external network, you need to set the external URL. Assign a public IP to the server, then enter it here. For example, if the public IP is 188.88.88.88, set it to http://188.88.88.88:46000. If unsure, consult your network administrator to ensure correct configuration. http://188.88.88.88:46000</w:t>
+      </w:r>
     </w:p>
     <w:p>
       <w:pPr>
@@ -1332,7 +1125,7 @@
                     </pic:cNvPicPr>
                   </pic:nvPicPr>
                   <pic:blipFill>
-                    <a:blip r:embed="rId15" cstate="print">
+                    <a:blip r:embed="rId13" cstate="print">
                       <a:extLst>
                         <a:ext uri="{28A0092B-C50C-407E-A947-70E740481C1C}">
                           <a14:useLocalDpi xmlns:a14="http://schemas.microsoft.com/office/drawing/2010/main" val="0"/>
@@ -1376,7 +1169,7 @@
         <w:rPr>
           <w:rFonts w:hint="eastAsia"/>
         </w:rPr>
-        <w:t>You can add member users here. Note that usernames should use English letters, not Chinese. Remember the password you set for each user, e.g. `12345678`. Members can change their own password after logging in. The member's workspace directory does not need to be set; it is automatically created as "main workspace directory + username".</w:t>
+        <w:t>You can add member users here. Note that usernames should use English letters, not Chinese characters. Remember the password you set for each user, for example `12345678`. Members can change their own password after logging in. Member workspace directories do not need to be configured — they are automatically generated based on "main workspace directory + username".</w:t>
       </w:r>
     </w:p>
     <w:p>
@@ -1405,6 +1198,59 @@
         </w:rPr>
         <w:t>Platform Update</w:t>
       </w:r>
+      <w:r>
+        <w:rPr>
+          <w:noProof/>
+        </w:rPr>
+        <w:drawing>
+          <wp:inline distT="0" distB="0" distL="0" distR="0" wp14:anchorId="75F62C23" wp14:editId="12F29BB1">
+            <wp:extent cx="5274310" cy="859790"/>
+            <wp:effectExtent l="0" t="0" r="2540" b="0"/>
+            <wp:docPr id="1864314631" name="图片 7"/>
+            <wp:cNvGraphicFramePr>
+              <a:graphicFrameLocks xmlns:a="http://schemas.openxmlformats.org/drawingml/2006/main" noChangeAspect="1"/>
+            </wp:cNvGraphicFramePr>
+            <a:graphic xmlns:a="http://schemas.openxmlformats.org/drawingml/2006/main">
+              <a:graphicData uri="http://schemas.openxmlformats.org/drawingml/2006/picture">
+                <pic:pic xmlns:pic="http://schemas.openxmlformats.org/drawingml/2006/picture">
+                  <pic:nvPicPr>
+                    <pic:cNvPr id="0" name="Picture 7"/>
+                    <pic:cNvPicPr>
+                      <a:picLocks noChangeAspect="1" noChangeArrowheads="1"/>
+                    </pic:cNvPicPr>
+                  </pic:nvPicPr>
+                  <pic:blipFill>
+                    <a:blip r:embed="rId14" cstate="print">
+                      <a:extLst>
+                        <a:ext uri="{28A0092B-C50C-407E-A947-70E740481C1C}">
+                          <a14:useLocalDpi xmlns:a14="http://schemas.microsoft.com/office/drawing/2010/main" val="0"/>
+                        </a:ext>
+                      </a:extLst>
+                    </a:blip>
+                    <a:srcRect/>
+                    <a:stretch>
+                      <a:fillRect/>
+                    </a:stretch>
+                  </pic:blipFill>
+                  <pic:spPr bwMode="auto">
+                    <a:xfrm>
+                      <a:off x="0" y="0"/>
+                      <a:ext cx="5274310" cy="859790"/>
+                    </a:xfrm>
+                    <a:prstGeom prst="rect">
+                      <a:avLst/>
+                    </a:prstGeom>
+                    <a:noFill/>
+                    <a:ln>
+                      <a:noFill/>
+                    </a:ln>
+                  </pic:spPr>
+                </pic:pic>
+              </a:graphicData>
+            </a:graphic>
+          </wp:inline>
+        </w:drawing>
+      </w:r>
     </w:p>
     <w:p>
       <w:pPr>
@@ -1418,21 +1264,7 @@
         <w:rPr>
           <w:rFonts w:hint="eastAsia"/>
         </w:rPr>
-        <w:t xml:space="preserve">Since </w:t>
-      </w:r>
-      <w:proofErr w:type="spellStart"/>
-      <w:r>
-        <w:rPr>
-          <w:rFonts w:hint="eastAsia"/>
-        </w:rPr>
-        <w:t>TakeTopDSH</w:t>
-      </w:r>
-      <w:proofErr w:type="spellEnd"/>
-      <w:r>
-        <w:rPr>
-          <w:rFonts w:hint="eastAsia"/>
-        </w:rPr>
-        <w:t xml:space="preserve"> Team is an AI collaboration platform built on DeepSeek Harness, when DeepSeek Harness releases a new version, you can click this button to upgrade and ensure you are using the latest features.</w:t>
+        <w:t>Since TakeTopDSH Team is built on DeepSeek Harness, when DeepSeek Harness releases a new version, you can click this button to upgrade and ensure you are using the latest DeepSeek Harness features.</w:t>
       </w:r>
     </w:p>
     <w:p>
@@ -1468,21 +1300,7 @@
         <w:rPr>
           <w:rFonts w:hint="eastAsia"/>
         </w:rPr>
-        <w:t xml:space="preserve">After completing setup on the admin page, click the **Open DSH** button in the </w:t>
-      </w:r>
-      <w:proofErr w:type="spellStart"/>
-      <w:r>
-        <w:rPr>
-          <w:rFonts w:hint="eastAsia"/>
-        </w:rPr>
-        <w:t>TakeTopDSH</w:t>
-      </w:r>
-      <w:proofErr w:type="spellEnd"/>
-      <w:r>
-        <w:rPr>
-          <w:rFonts w:hint="eastAsia"/>
-        </w:rPr>
-        <w:t xml:space="preserve"> Team launcher area to open the workbench page.</w:t>
+        <w:t>After completing the admin page settings, click the **Open DSH** button in the TakeTopDSH Team launcher area to open the workbench page.</w:t>
       </w:r>
     </w:p>
     <w:p>
@@ -1495,8 +1313,9 @@
         <w:rPr>
           <w:noProof/>
         </w:rPr>
+        <w:lastRenderedPageBreak/>
         <w:drawing>
-          <wp:inline distT="0" distB="0" distL="0" distR="0" wp14:anchorId="39F15B5B" wp14:editId="104D19FC">
+          <wp:inline distT="0" distB="0" distL="0" distR="0" wp14:anchorId="39F15B5B" wp14:editId="1F58CB4B">
             <wp:extent cx="5274310" cy="1233805"/>
             <wp:effectExtent l="0" t="0" r="2540" b="4445"/>
             <wp:docPr id="1833294711" name="图片 8"/>
@@ -1513,7 +1332,7 @@
                     </pic:cNvPicPr>
                   </pic:nvPicPr>
                   <pic:blipFill>
-                    <a:blip r:embed="rId16" cstate="print">
+                    <a:blip r:embed="rId15" cstate="print">
                       <a:extLst>
                         <a:ext uri="{28A0092B-C50C-407E-A947-70E740481C1C}">
                           <a14:useLocalDpi xmlns:a14="http://schemas.microsoft.com/office/drawing/2010/main" val="0"/>
@@ -1556,8 +1375,7 @@
         <w:rPr>
           <w:rFonts w:hint="eastAsia"/>
         </w:rPr>
-        <w:lastRenderedPageBreak/>
-        <w:t>The workbench page is shown below with a split layout: the left side is the file manager / My Tasks, and the right side is the DSH chat interface.</w:t>
+        <w:t>The workbench page is shown below, with a split view: the left side is the File Manager / My Tasks, and the right side is the DSH chat interface.</w:t>
       </w:r>
     </w:p>
     <w:p>
@@ -1588,7 +1406,7 @@
                     </pic:cNvPicPr>
                   </pic:nvPicPr>
                   <pic:blipFill>
-                    <a:blip r:embed="rId17" cstate="print">
+                    <a:blip r:embed="rId16" cstate="print">
                       <a:extLst>
                         <a:ext uri="{28A0092B-C50C-407E-A947-70E740481C1C}">
                           <a14:useLocalDpi xmlns:a14="http://schemas.microsoft.com/office/drawing/2010/main" val="0"/>
@@ -1644,21 +1462,7 @@
         <w:rPr>
           <w:rFonts w:hint="eastAsia"/>
         </w:rPr>
-        <w:t xml:space="preserve">Although </w:t>
-      </w:r>
-      <w:proofErr w:type="spellStart"/>
-      <w:r>
-        <w:rPr>
-          <w:rFonts w:hint="eastAsia"/>
-        </w:rPr>
-        <w:t>TakeTopDSH</w:t>
-      </w:r>
-      <w:proofErr w:type="spellEnd"/>
-      <w:r>
-        <w:rPr>
-          <w:rFonts w:hint="eastAsia"/>
-        </w:rPr>
-        <w:t xml:space="preserve"> Team is built on DeepSeek Harness, you can also connect to other LLMs such as OpenAI, Kimi, Claude, Qwen, and even local models.</w:t>
+        <w:t>Although TakeTopDSH Team is built on DeepSeek Harness, you can also connect to other LLMs such as OpenAI, Kimi, Claude, Qwen, and even local models.</w:t>
       </w:r>
     </w:p>
     <w:p>
@@ -1672,7 +1476,60 @@
         <w:rPr>
           <w:rFonts w:hint="eastAsia"/>
         </w:rPr>
-        <w:t>First, click the settings icon in the bottom-left corner of the right sidebar to open the settings page, as shown below.</w:t>
+        <w:t>First, click the settings icon in the lower-left corner of the right sidebar to open the settings page, as shown below.</w:t>
+      </w:r>
+      <w:r>
+        <w:rPr>
+          <w:noProof/>
+        </w:rPr>
+        <w:drawing>
+          <wp:inline distT="0" distB="0" distL="0" distR="0" wp14:anchorId="3AEA1A35" wp14:editId="57364C40">
+            <wp:extent cx="233362" cy="220397"/>
+            <wp:effectExtent l="0" t="0" r="0" b="8255"/>
+            <wp:docPr id="2071996774" name="图片 10"/>
+            <wp:cNvGraphicFramePr>
+              <a:graphicFrameLocks xmlns:a="http://schemas.openxmlformats.org/drawingml/2006/main" noChangeAspect="1"/>
+            </wp:cNvGraphicFramePr>
+            <a:graphic xmlns:a="http://schemas.openxmlformats.org/drawingml/2006/main">
+              <a:graphicData uri="http://schemas.openxmlformats.org/drawingml/2006/picture">
+                <pic:pic xmlns:pic="http://schemas.openxmlformats.org/drawingml/2006/picture">
+                  <pic:nvPicPr>
+                    <pic:cNvPr id="0" name="Picture 10"/>
+                    <pic:cNvPicPr>
+                      <a:picLocks noChangeAspect="1" noChangeArrowheads="1"/>
+                    </pic:cNvPicPr>
+                  </pic:nvPicPr>
+                  <pic:blipFill>
+                    <a:blip r:embed="rId17" cstate="print">
+                      <a:extLst>
+                        <a:ext uri="{28A0092B-C50C-407E-A947-70E740481C1C}">
+                          <a14:useLocalDpi xmlns:a14="http://schemas.microsoft.com/office/drawing/2010/main" val="0"/>
+                        </a:ext>
+                      </a:extLst>
+                    </a:blip>
+                    <a:srcRect/>
+                    <a:stretch>
+                      <a:fillRect/>
+                    </a:stretch>
+                  </pic:blipFill>
+                  <pic:spPr bwMode="auto">
+                    <a:xfrm flipV="1">
+                      <a:off x="0" y="0"/>
+                      <a:ext cx="241790" cy="228357"/>
+                    </a:xfrm>
+                    <a:prstGeom prst="rect">
+                      <a:avLst/>
+                    </a:prstGeom>
+                    <a:noFill/>
+                    <a:ln>
+                      <a:noFill/>
+                    </a:ln>
+                  </pic:spPr>
+                </pic:pic>
+              </a:graphicData>
+            </a:graphic>
+          </wp:inline>
+        </w:drawing>
       </w:r>
     </w:p>
     <w:p>
@@ -1686,6 +1543,7 @@
         <w:rPr>
           <w:noProof/>
         </w:rPr>
+        <w:lastRenderedPageBreak/>
         <w:drawing>
           <wp:inline distT="0" distB="0" distL="0" distR="0" wp14:anchorId="5255E8AA" wp14:editId="4E1A1C0E">
             <wp:extent cx="5274310" cy="3457575"/>
@@ -1747,81 +1605,17 @@
         <w:rPr>
           <w:rFonts w:hint="eastAsia"/>
         </w:rPr>
-        <w:lastRenderedPageBreak/>
-        <w:t xml:space="preserve">Click the Edit button, as shown below. You can select from the listed </w:t>
-      </w:r>
-      <w:proofErr w:type="gramStart"/>
-      <w:r>
-        <w:rPr>
-          <w:rFonts w:hint="eastAsia"/>
-        </w:rPr>
-        <w:t>models, or</w:t>
-      </w:r>
-      <w:proofErr w:type="gramEnd"/>
-      <w:r>
-        <w:rPr>
-          <w:rFonts w:hint="eastAsia"/>
-        </w:rPr>
-        <w:t xml:space="preserve"> click Add model to add a new one. After selecting, enter the API Key you obtained. For detailed setup instructions, refer to the website of the LLM you want to connect.</w:t>
-      </w:r>
-    </w:p>
-    <w:p>
-      <w:pPr>
-        <w:rPr>
-          <w:rFonts w:hint="eastAsia"/>
-        </w:rPr>
-      </w:pPr>
-      <w:r>
-        <w:rPr>
-          <w:rFonts w:hint="eastAsia"/>
-        </w:rPr>
-        <w:t>After configuring the LLM API Key, you can use DSH for AI conversations, as shown below.</w:t>
-      </w:r>
-    </w:p>
-    <w:p>
-      <w:pPr>
-        <w:rPr>
-          <w:rFonts w:hint="eastAsia"/>
-        </w:rPr>
-      </w:pPr>
-      <w:r>
-        <w:rPr>
-          <w:rFonts w:hint="eastAsia"/>
-        </w:rPr>
-        <w:t>4-2. File Manager</w:t>
-      </w:r>
-    </w:p>
-    <w:p>
-      <w:pPr>
-        <w:ind w:firstLineChars="200" w:firstLine="440"/>
-        <w:rPr>
-          <w:rFonts w:hint="eastAsia"/>
-          <w:b/>
-          <w:bCs/>
-        </w:rPr>
-      </w:pPr>
-      <w:r>
-        <w:rPr>
-          <w:rFonts w:hint="eastAsia"/>
-        </w:rPr>
-        <w:t>The first tab on the left sidebar of the workbench is the file manager, as shown below. It displays files in your workspace directory. You can only operate on files in this workspace directory. You can upload files to this directory (supports multi-select) and perform operations such as open, download, move, rename, and delete. You can also drag selected file names to the DSH input box on the right.</w:t>
-      </w:r>
-    </w:p>
-    <w:p>
-      <w:pPr>
-        <w:rPr>
-          <w:rFonts w:hint="eastAsia"/>
-        </w:rPr>
-      </w:pPr>
+        <w:t>Click the Edit button, as shown below. You can select from the listed models, or click Add model to add a new one. After selection, enter your API Key. For detailed setup instructions, refer to the official website of the LLM you want to connect.</w:t>
+      </w:r>
       <w:r>
         <w:rPr>
           <w:noProof/>
         </w:rPr>
         <w:drawing>
-          <wp:inline distT="0" distB="0" distL="0" distR="0" wp14:anchorId="125C93FC" wp14:editId="5ABA5705">
-            <wp:extent cx="5274310" cy="2929890"/>
-            <wp:effectExtent l="0" t="0" r="2540" b="3810"/>
-            <wp:docPr id="1716285029" name="图片 1"/>
+          <wp:inline distT="0" distB="0" distL="0" distR="0" wp14:anchorId="7AD44E72" wp14:editId="4164ABA8">
+            <wp:extent cx="5274310" cy="4333875"/>
+            <wp:effectExtent l="0" t="0" r="2540" b="9525"/>
+            <wp:docPr id="1433538245" name="图片 12"/>
             <wp:cNvGraphicFramePr>
               <a:graphicFrameLocks xmlns:a="http://schemas.openxmlformats.org/drawingml/2006/main" noChangeAspect="1"/>
             </wp:cNvGraphicFramePr>
@@ -1829,7 +1623,7 @@
               <a:graphicData uri="http://schemas.openxmlformats.org/drawingml/2006/picture">
                 <pic:pic xmlns:pic="http://schemas.openxmlformats.org/drawingml/2006/picture">
                   <pic:nvPicPr>
-                    <pic:cNvPr id="0" name="Picture 1"/>
+                    <pic:cNvPr id="0" name="Picture 12"/>
                     <pic:cNvPicPr>
                       <a:picLocks noChangeAspect="1" noChangeArrowheads="1"/>
                     </pic:cNvPicPr>
@@ -1850,7 +1644,7 @@
                   <pic:spPr bwMode="auto">
                     <a:xfrm>
                       <a:off x="0" y="0"/>
-                      <a:ext cx="5274310" cy="2929890"/>
+                      <a:ext cx="5275412" cy="4334781"/>
                     </a:xfrm>
                     <a:prstGeom prst="rect">
                       <a:avLst/>
@@ -1877,7 +1671,74 @@
         <w:rPr>
           <w:rFonts w:hint="eastAsia"/>
         </w:rPr>
-        <w:t>4-3. My Tasks</w:t>
+        <w:lastRenderedPageBreak/>
+        <w:t>After configuring the LLM API Key, you can use DSH for AI conversations, as shown below.</w:t>
+      </w:r>
+      <w:r>
+        <w:rPr>
+          <w:noProof/>
+        </w:rPr>
+        <w:drawing>
+          <wp:inline distT="0" distB="0" distL="0" distR="0" wp14:anchorId="637077FD" wp14:editId="72C8E07B">
+            <wp:extent cx="4842134" cy="3486150"/>
+            <wp:effectExtent l="0" t="0" r="0" b="0"/>
+            <wp:docPr id="2027276046" name="图片 13"/>
+            <wp:cNvGraphicFramePr>
+              <a:graphicFrameLocks xmlns:a="http://schemas.openxmlformats.org/drawingml/2006/main" noChangeAspect="1"/>
+            </wp:cNvGraphicFramePr>
+            <a:graphic xmlns:a="http://schemas.openxmlformats.org/drawingml/2006/main">
+              <a:graphicData uri="http://schemas.openxmlformats.org/drawingml/2006/picture">
+                <pic:pic xmlns:pic="http://schemas.openxmlformats.org/drawingml/2006/picture">
+                  <pic:nvPicPr>
+                    <pic:cNvPr id="0" name="Picture 13"/>
+                    <pic:cNvPicPr>
+                      <a:picLocks noChangeAspect="1" noChangeArrowheads="1"/>
+                    </pic:cNvPicPr>
+                  </pic:nvPicPr>
+                  <pic:blipFill>
+                    <a:blip r:embed="rId20" cstate="print">
+                      <a:extLst>
+                        <a:ext uri="{28A0092B-C50C-407E-A947-70E740481C1C}">
+                          <a14:useLocalDpi xmlns:a14="http://schemas.microsoft.com/office/drawing/2010/main" val="0"/>
+                        </a:ext>
+                      </a:extLst>
+                    </a:blip>
+                    <a:srcRect/>
+                    <a:stretch>
+                      <a:fillRect/>
+                    </a:stretch>
+                  </pic:blipFill>
+                  <pic:spPr bwMode="auto">
+                    <a:xfrm>
+                      <a:off x="0" y="0"/>
+                      <a:ext cx="4850108" cy="3491891"/>
+                    </a:xfrm>
+                    <a:prstGeom prst="rect">
+                      <a:avLst/>
+                    </a:prstGeom>
+                    <a:noFill/>
+                    <a:ln>
+                      <a:noFill/>
+                    </a:ln>
+                  </pic:spPr>
+                </pic:pic>
+              </a:graphicData>
+            </a:graphic>
+          </wp:inline>
+        </w:drawing>
+      </w:r>
+    </w:p>
+    <w:p>
+      <w:pPr>
+        <w:rPr>
+          <w:rFonts w:hint="eastAsia"/>
+        </w:rPr>
+      </w:pPr>
+      <w:r>
+        <w:rPr>
+          <w:rFonts w:hint="eastAsia"/>
+        </w:rPr>
+        <w:t>4-2. File Manager</w:t>
       </w:r>
     </w:p>
     <w:p>
@@ -1885,13 +1746,457 @@
         <w:ind w:firstLineChars="200" w:firstLine="440"/>
         <w:rPr>
           <w:rFonts w:hint="eastAsia"/>
-        </w:rPr>
-      </w:pPr>
-      <w:r>
-        <w:rPr>
-          <w:rFonts w:hint="eastAsia"/>
-        </w:rPr>
-        <w:t>Click the "My Tasks" tab, as shown below. It displays the task list assigned to you. Opening this page automatically widens the left pane to 70% for easier reading. The "No." column shows the task's hierarchical number (1, 1-1, 1-2-1...). Here you can: click a task name to preview it; drag a task name into the AI chat box to start processing; click "Continue Assign" to create follow-up (sub) tasks for other members (sub-tasks are added to that member's task list, and the parent task automatically expands after saving); click + in the sub-task column to inline-expand the task's sub-task tree (multi-level; no + if there are no sub-tasks); and use Edit / Delete (only available when you created the task and it has no sub-tasks). You can also click "Feedback" to fill in feedback, paste images, or use "Attach Files" to add attachments.</w:t>
+          <w:b/>
+          <w:bCs/>
+        </w:rPr>
+      </w:pPr>
+      <w:r>
+        <w:rPr>
+          <w:rFonts w:hint="eastAsia"/>
+        </w:rPr>
+        <w:t xml:space="preserve">The first tab in the workbench left sidebar is the File Manager, shown below. It displays files in your workspace directory. You can only operate on files within this workspace directory. You can upload files to this directory (supports multi-select), and perform operations such as open, download, move, rename, delete, compress, and decompress. </w:t>
+      </w:r>
+      <w:r>
+        <w:rPr>
+          <w:rFonts w:hint="eastAsia"/>
+          <w:b/>
+          <w:bCs/>
+        </w:rPr>
+        <w:t>You can also drag selected file names to the DSH input box on the right for AI to process</w:t>
+      </w:r>
+      <w:r>
+        <w:rPr>
+          <w:rFonts w:hint="eastAsia"/>
+        </w:rPr>
+        <w:t>. Leaders can upload project documents to each member's workspace directory for members to view and process!</w:t>
+      </w:r>
+    </w:p>
+    <w:p>
+      <w:pPr>
+        <w:rPr>
+          <w:rFonts w:hint="eastAsia"/>
+        </w:rPr>
+      </w:pPr>
+      <w:r>
+        <w:rPr>
+          <w:noProof/>
+        </w:rPr>
+        <w:lastRenderedPageBreak/>
+        <w:drawing>
+          <wp:inline distT="0" distB="0" distL="0" distR="0" wp14:anchorId="125C93FC" wp14:editId="7365F011">
+            <wp:extent cx="5512649" cy="3062288"/>
+            <wp:effectExtent l="0" t="0" r="0" b="5080"/>
+            <wp:docPr id="1716285029" name="图片 1"/>
+            <wp:cNvGraphicFramePr>
+              <a:graphicFrameLocks xmlns:a="http://schemas.openxmlformats.org/drawingml/2006/main" noChangeAspect="1"/>
+            </wp:cNvGraphicFramePr>
+            <a:graphic xmlns:a="http://schemas.openxmlformats.org/drawingml/2006/main">
+              <a:graphicData uri="http://schemas.openxmlformats.org/drawingml/2006/picture">
+                <pic:pic xmlns:pic="http://schemas.openxmlformats.org/drawingml/2006/picture">
+                  <pic:nvPicPr>
+                    <pic:cNvPr id="0" name="Picture 1"/>
+                    <pic:cNvPicPr>
+                      <a:picLocks noChangeAspect="1" noChangeArrowheads="1"/>
+                    </pic:cNvPicPr>
+                  </pic:nvPicPr>
+                  <pic:blipFill>
+                    <a:blip r:embed="rId21" cstate="print">
+                      <a:extLst>
+                        <a:ext uri="{28A0092B-C50C-407E-A947-70E740481C1C}">
+                          <a14:useLocalDpi xmlns:a14="http://schemas.microsoft.com/office/drawing/2010/main" val="0"/>
+                        </a:ext>
+                      </a:extLst>
+                    </a:blip>
+                    <a:srcRect/>
+                    <a:stretch>
+                      <a:fillRect/>
+                    </a:stretch>
+                  </pic:blipFill>
+                  <pic:spPr bwMode="auto">
+                    <a:xfrm>
+                      <a:off x="0" y="0"/>
+                      <a:ext cx="5521381" cy="3067139"/>
+                    </a:xfrm>
+                    <a:prstGeom prst="rect">
+                      <a:avLst/>
+                    </a:prstGeom>
+                    <a:noFill/>
+                    <a:ln>
+                      <a:noFill/>
+                    </a:ln>
+                  </pic:spPr>
+                </pic:pic>
+              </a:graphicData>
+            </a:graphic>
+          </wp:inline>
+        </w:drawing>
+      </w:r>
+    </w:p>
+    <w:p>
+      <w:pPr>
+        <w:rPr>
+          <w:rFonts w:hint="eastAsia"/>
+        </w:rPr>
+      </w:pPr>
+      <w:r>
+        <w:rPr>
+          <w:rFonts w:hint="eastAsia"/>
+        </w:rPr>
+        <w:t>4-3. Task Assignment</w:t>
+      </w:r>
+    </w:p>
+    <w:p>
+      <w:pPr>
+        <w:ind w:firstLineChars="200" w:firstLine="440"/>
+        <w:rPr>
+          <w:rFonts w:hint="eastAsia"/>
+        </w:rPr>
+      </w:pPr>
+      <w:r>
+        <w:rPr>
+          <w:rFonts w:hint="eastAsia"/>
+        </w:rPr>
+        <w:t>Click the "Task Assignment" button in the top right corner of the page to open the task assignment page, as shown below.</w:t>
+      </w:r>
+    </w:p>
+    <w:p>
+      <w:pPr>
+        <w:rPr>
+          <w:rFonts w:hint="eastAsia"/>
+        </w:rPr>
+      </w:pPr>
+      <w:r>
+        <w:rPr>
+          <w:noProof/>
+        </w:rPr>
+        <w:drawing>
+          <wp:inline distT="0" distB="0" distL="0" distR="0" wp14:anchorId="20DC17E1" wp14:editId="40691401">
+            <wp:extent cx="5274310" cy="2947035"/>
+            <wp:effectExtent l="0" t="0" r="2540" b="5715"/>
+            <wp:docPr id="1455692505" name="图片 1"/>
+            <wp:cNvGraphicFramePr>
+              <a:graphicFrameLocks xmlns:a="http://schemas.openxmlformats.org/drawingml/2006/main" noChangeAspect="1"/>
+            </wp:cNvGraphicFramePr>
+            <a:graphic xmlns:a="http://schemas.openxmlformats.org/drawingml/2006/main">
+              <a:graphicData uri="http://schemas.openxmlformats.org/drawingml/2006/picture">
+                <pic:pic xmlns:pic="http://schemas.openxmlformats.org/drawingml/2006/picture">
+                  <pic:nvPicPr>
+                    <pic:cNvPr id="0" name="Picture 1"/>
+                    <pic:cNvPicPr>
+                      <a:picLocks noChangeAspect="1" noChangeArrowheads="1"/>
+                    </pic:cNvPicPr>
+                  </pic:nvPicPr>
+                  <pic:blipFill>
+                    <a:blip r:embed="rId22" cstate="print">
+                      <a:extLst>
+                        <a:ext uri="{28A0092B-C50C-407E-A947-70E740481C1C}">
+                          <a14:useLocalDpi xmlns:a14="http://schemas.microsoft.com/office/drawing/2010/main" val="0"/>
+                        </a:ext>
+                      </a:extLst>
+                    </a:blip>
+                    <a:srcRect/>
+                    <a:stretch>
+                      <a:fillRect/>
+                    </a:stretch>
+                  </pic:blipFill>
+                  <pic:spPr bwMode="auto">
+                    <a:xfrm>
+                      <a:off x="0" y="0"/>
+                      <a:ext cx="5274310" cy="2947035"/>
+                    </a:xfrm>
+                    <a:prstGeom prst="rect">
+                      <a:avLst/>
+                    </a:prstGeom>
+                    <a:noFill/>
+                    <a:ln>
+                      <a:noFill/>
+                    </a:ln>
+                  </pic:spPr>
+                </pic:pic>
+              </a:graphicData>
+            </a:graphic>
+          </wp:inline>
+        </w:drawing>
+      </w:r>
+    </w:p>
+    <w:p>
+      <w:pPr>
+        <w:ind w:firstLineChars="200" w:firstLine="440"/>
+        <w:rPr>
+          <w:rFonts w:hint="eastAsia"/>
+        </w:rPr>
+      </w:pPr>
+      <w:r>
+        <w:rPr>
+          <w:rFonts w:hint="eastAsia"/>
+        </w:rPr>
+        <w:t xml:space="preserve">It displays all tasks you have created. The member list on the left is optional (for filtering). Click the "Add Task" button to open the dialog, and select an assignee from the "Assignee" dropdown. The "Type" field contains a text box, a dropdown, and a + button: you can select an existing type, or enter a new type and click + to add (types are remembered). You can also change the assignee when editing a task; after saving, the task moves to the new assignee's task list. Each task row has a + column to inline-expand its subtasks; each subtask stores its parent task's unique ID (UID), and the "No." </w:t>
+      </w:r>
+      <w:r>
+        <w:rPr>
+          <w:rFonts w:hint="eastAsia"/>
+        </w:rPr>
+        <w:lastRenderedPageBreak/>
+        <w:t>column displays the hierarchical number (1, 1-1, 1-2-1...). Tasks without subtasks do not show a +.</w:t>
+      </w:r>
+    </w:p>
+    <w:p>
+      <w:pPr>
+        <w:rPr>
+          <w:rFonts w:hint="eastAsia"/>
+        </w:rPr>
+      </w:pPr>
+      <w:r>
+        <w:rPr>
+          <w:noProof/>
+        </w:rPr>
+        <w:drawing>
+          <wp:inline distT="0" distB="0" distL="0" distR="0" wp14:anchorId="08833A71" wp14:editId="2D65BD12">
+            <wp:extent cx="5274310" cy="2877185"/>
+            <wp:effectExtent l="0" t="0" r="2540" b="0"/>
+            <wp:docPr id="1378213470" name="图片 4"/>
+            <wp:cNvGraphicFramePr>
+              <a:graphicFrameLocks xmlns:a="http://schemas.openxmlformats.org/drawingml/2006/main" noChangeAspect="1"/>
+            </wp:cNvGraphicFramePr>
+            <a:graphic xmlns:a="http://schemas.openxmlformats.org/drawingml/2006/main">
+              <a:graphicData uri="http://schemas.openxmlformats.org/drawingml/2006/picture">
+                <pic:pic xmlns:pic="http://schemas.openxmlformats.org/drawingml/2006/picture">
+                  <pic:nvPicPr>
+                    <pic:cNvPr id="0" name="Picture 4"/>
+                    <pic:cNvPicPr>
+                      <a:picLocks noChangeAspect="1" noChangeArrowheads="1"/>
+                    </pic:cNvPicPr>
+                  </pic:nvPicPr>
+                  <pic:blipFill>
+                    <a:blip r:embed="rId23" cstate="print">
+                      <a:extLst>
+                        <a:ext uri="{28A0092B-C50C-407E-A947-70E740481C1C}">
+                          <a14:useLocalDpi xmlns:a14="http://schemas.microsoft.com/office/drawing/2010/main" val="0"/>
+                        </a:ext>
+                      </a:extLst>
+                    </a:blip>
+                    <a:srcRect/>
+                    <a:stretch>
+                      <a:fillRect/>
+                    </a:stretch>
+                  </pic:blipFill>
+                  <pic:spPr bwMode="auto">
+                    <a:xfrm>
+                      <a:off x="0" y="0"/>
+                      <a:ext cx="5274310" cy="2877185"/>
+                    </a:xfrm>
+                    <a:prstGeom prst="rect">
+                      <a:avLst/>
+                    </a:prstGeom>
+                    <a:noFill/>
+                    <a:ln>
+                      <a:noFill/>
+                    </a:ln>
+                  </pic:spPr>
+                </pic:pic>
+              </a:graphicData>
+            </a:graphic>
+          </wp:inline>
+        </w:drawing>
+      </w:r>
+    </w:p>
+    <w:p>
+      <w:pPr>
+        <w:rPr>
+          <w:rFonts w:hint="eastAsia"/>
+          <w:i/>
+          <w:sz w:val="18"/>
+        </w:rPr>
+      </w:pPr>
+      <w:r>
+        <w:rPr>
+          <w:i/>
+          <w:sz w:val="18"/>
+        </w:rPr>
+        <w:t>Task Assignment — use the "+" column to inline-expand task subtasks.</w:t>
+      </w:r>
+    </w:p>
+    <w:p>
+      <w:pPr>
+        <w:rPr>
+          <w:rFonts w:hint="eastAsia"/>
+        </w:rPr>
+      </w:pPr>
+      <w:r>
+        <w:rPr>
+          <w:noProof/>
+        </w:rPr>
+        <w:drawing>
+          <wp:inline distT="0" distB="0" distL="0" distR="0" wp14:anchorId="331321F9" wp14:editId="000B1D69">
+            <wp:extent cx="5274310" cy="2828290"/>
+            <wp:effectExtent l="0" t="0" r="2540" b="0"/>
+            <wp:docPr id="407402020" name="图片 5"/>
+            <wp:cNvGraphicFramePr>
+              <a:graphicFrameLocks xmlns:a="http://schemas.openxmlformats.org/drawingml/2006/main" noChangeAspect="1"/>
+            </wp:cNvGraphicFramePr>
+            <a:graphic xmlns:a="http://schemas.openxmlformats.org/drawingml/2006/main">
+              <a:graphicData uri="http://schemas.openxmlformats.org/drawingml/2006/picture">
+                <pic:pic xmlns:pic="http://schemas.openxmlformats.org/drawingml/2006/picture">
+                  <pic:nvPicPr>
+                    <pic:cNvPr id="0" name="Picture 5"/>
+                    <pic:cNvPicPr>
+                      <a:picLocks noChangeAspect="1" noChangeArrowheads="1"/>
+                    </pic:cNvPicPr>
+                  </pic:nvPicPr>
+                  <pic:blipFill>
+                    <a:blip r:embed="rId24" cstate="print">
+                      <a:extLst>
+                        <a:ext uri="{28A0092B-C50C-407E-A947-70E740481C1C}">
+                          <a14:useLocalDpi xmlns:a14="http://schemas.microsoft.com/office/drawing/2010/main" val="0"/>
+                        </a:ext>
+                      </a:extLst>
+                    </a:blip>
+                    <a:srcRect/>
+                    <a:stretch>
+                      <a:fillRect/>
+                    </a:stretch>
+                  </pic:blipFill>
+                  <pic:spPr bwMode="auto">
+                    <a:xfrm>
+                      <a:off x="0" y="0"/>
+                      <a:ext cx="5274310" cy="2828290"/>
+                    </a:xfrm>
+                    <a:prstGeom prst="rect">
+                      <a:avLst/>
+                    </a:prstGeom>
+                    <a:noFill/>
+                    <a:ln>
+                      <a:noFill/>
+                    </a:ln>
+                  </pic:spPr>
+                </pic:pic>
+              </a:graphicData>
+            </a:graphic>
+          </wp:inline>
+        </w:drawing>
+      </w:r>
+    </w:p>
+    <w:p>
+      <w:pPr>
+        <w:ind w:firstLineChars="200" w:firstLine="440"/>
+        <w:rPr>
+          <w:rFonts w:hint="eastAsia"/>
+        </w:rPr>
+      </w:pPr>
+      <w:r>
+        <w:rPr>
+          <w:rFonts w:hint="eastAsia"/>
+        </w:rPr>
+        <w:t>You can also click the "Feedback" button in the task list to evaluate how the member completed the task, filling in your requirements and comments, as shown below. The operation is the same as above.</w:t>
+      </w:r>
+    </w:p>
+    <w:p>
+      <w:pPr>
+        <w:rPr>
+          <w:rFonts w:hint="eastAsia"/>
+        </w:rPr>
+      </w:pPr>
+      <w:r>
+        <w:rPr>
+          <w:noProof/>
+        </w:rPr>
+        <w:lastRenderedPageBreak/>
+        <w:drawing>
+          <wp:inline distT="0" distB="0" distL="0" distR="0" wp14:anchorId="4573F15A" wp14:editId="0BFEE9FC">
+            <wp:extent cx="5274310" cy="2880995"/>
+            <wp:effectExtent l="0" t="0" r="2540" b="0"/>
+            <wp:docPr id="359621443" name="图片 6"/>
+            <wp:cNvGraphicFramePr>
+              <a:graphicFrameLocks xmlns:a="http://schemas.openxmlformats.org/drawingml/2006/main" noChangeAspect="1"/>
+            </wp:cNvGraphicFramePr>
+            <a:graphic xmlns:a="http://schemas.openxmlformats.org/drawingml/2006/main">
+              <a:graphicData uri="http://schemas.openxmlformats.org/drawingml/2006/picture">
+                <pic:pic xmlns:pic="http://schemas.openxmlformats.org/drawingml/2006/picture">
+                  <pic:nvPicPr>
+                    <pic:cNvPr id="0" name="Picture 6"/>
+                    <pic:cNvPicPr>
+                      <a:picLocks noChangeAspect="1" noChangeArrowheads="1"/>
+                    </pic:cNvPicPr>
+                  </pic:nvPicPr>
+                  <pic:blipFill>
+                    <a:blip r:embed="rId25" cstate="print">
+                      <a:extLst>
+                        <a:ext uri="{28A0092B-C50C-407E-A947-70E740481C1C}">
+                          <a14:useLocalDpi xmlns:a14="http://schemas.microsoft.com/office/drawing/2010/main" val="0"/>
+                        </a:ext>
+                      </a:extLst>
+                    </a:blip>
+                    <a:srcRect/>
+                    <a:stretch>
+                      <a:fillRect/>
+                    </a:stretch>
+                  </pic:blipFill>
+                  <pic:spPr bwMode="auto">
+                    <a:xfrm>
+                      <a:off x="0" y="0"/>
+                      <a:ext cx="5274310" cy="2880995"/>
+                    </a:xfrm>
+                    <a:prstGeom prst="rect">
+                      <a:avLst/>
+                    </a:prstGeom>
+                    <a:noFill/>
+                    <a:ln>
+                      <a:noFill/>
+                    </a:ln>
+                  </pic:spPr>
+                </pic:pic>
+              </a:graphicData>
+            </a:graphic>
+          </wp:inline>
+        </w:drawing>
+      </w:r>
+    </w:p>
+    <w:p>
+      <w:pPr>
+        <w:rPr>
+          <w:rFonts w:hint="eastAsia"/>
+        </w:rPr>
+      </w:pPr>
+    </w:p>
+    <w:p>
+      <w:pPr>
+        <w:rPr>
+          <w:rFonts w:hint="eastAsia"/>
+        </w:rPr>
+      </w:pPr>
+      <w:r>
+        <w:rPr>
+          <w:rFonts w:hint="eastAsia"/>
+        </w:rPr>
+        <w:t>4-4. My Tasks</w:t>
+      </w:r>
+    </w:p>
+    <w:p>
+      <w:pPr>
+        <w:ind w:firstLineChars="200" w:firstLine="440"/>
+        <w:rPr>
+          <w:rFonts w:hint="eastAsia"/>
+        </w:rPr>
+      </w:pPr>
+      <w:r>
+        <w:rPr>
+          <w:rFonts w:hint="eastAsia"/>
+        </w:rPr>
+        <w:t xml:space="preserve">Click the "My Tasks" tab, as shown below. It displays the list of tasks assigned to you. Opening this page automatically widens the left pane to 70% for easier reading. The "No." column shows the task's hierarchical number (1, 1-1, 1-2-1...). </w:t>
+      </w:r>
+      <w:r>
+        <w:rPr>
+          <w:rFonts w:hint="eastAsia"/>
+          <w:b/>
+          <w:bCs/>
+        </w:rPr>
+        <w:t>Here you can: click a task name to preview the task; drag the task name or its attachments into the AI chat box for AI to process</w:t>
+      </w:r>
+      <w:r>
+        <w:rPr>
+          <w:rFonts w:hint="eastAsia"/>
+        </w:rPr>
+        <w:t>; click "Continue Assignment" to create follow-up (sub) tasks for other members (subtasks are added to that member's task list, and the parent task auto-expands after saving); click the + in the subtask column to inline-expand the task's subtask tree (multi-level; no + if no subtasks); and use Edit / Delete (available only if you created the task and it has no subtasks). You can also click "Feedback" to fill in feedback, paste images, or use "Attach File" to add attachments. Leaders can assign tasks to members, and members can also assign tasks to each other!</w:t>
       </w:r>
     </w:p>
     <w:p>
@@ -1923,7 +2228,7 @@
                     </pic:cNvPicPr>
                   </pic:nvPicPr>
                   <pic:blipFill>
-                    <a:blip r:embed="rId20" cstate="print">
+                    <a:blip r:embed="rId26" cstate="print">
                       <a:extLst>
                         <a:ext uri="{28A0092B-C50C-407E-A947-70E740481C1C}">
                           <a14:useLocalDpi xmlns:a14="http://schemas.microsoft.com/office/drawing/2010/main" val="0"/>
@@ -1981,7 +2286,7 @@
                     <pic:cNvPicPr/>
                   </pic:nvPicPr>
                   <pic:blipFill>
-                    <a:blip r:embed="rId21"/>
+                    <a:blip r:embed="rId27"/>
                     <a:stretch>
                       <a:fillRect/>
                     </a:stretch>
@@ -2031,7 +2336,7 @@
                     </pic:cNvPicPr>
                   </pic:nvPicPr>
                   <pic:blipFill>
-                    <a:blip r:embed="rId22" cstate="print">
+                    <a:blip r:embed="rId28" cstate="print">
                       <a:extLst>
                         <a:ext uri="{28A0092B-C50C-407E-A947-70E740481C1C}">
                           <a14:useLocalDpi xmlns:a14="http://schemas.microsoft.com/office/drawing/2010/main" val="0"/>
@@ -2095,11 +2400,12 @@
           <w:lang w:val="x-none" w:eastAsia="x-none" w:bidi="x-none"/>
           <w14:ligatures w14:val="none"/>
         </w:rPr>
-        <w:t>My Tasks — Continue Assign, sub-task tree, and Edit / Delete.</w:t>
-      </w:r>
-    </w:p>
-    <w:p>
-      <w:pPr>
+        <w:t>My Tasks — continue assignment, subtask tree, and edit / delete.</w:t>
+      </w:r>
+    </w:p>
+    <w:p>
+      <w:pPr>
+        <w:ind w:leftChars="-35" w:left="143" w:hangingChars="100" w:hanging="220"/>
         <w:rPr>
           <w:rFonts w:hint="eastAsia"/>
         </w:rPr>
@@ -2108,94 +2414,159 @@
         <w:rPr>
           <w:noProof/>
         </w:rPr>
-        <w:t>Task feedback: the input box above supports text and pasted images. Click the "Attach Files" button below to upload attachments.</w:t>
-      </w:r>
-    </w:p>
-    <w:p>
-      <w:pPr>
-        <w:rPr>
-          <w:rFonts w:hint="eastAsia"/>
-        </w:rPr>
-      </w:pPr>
-      <w:r>
-        <w:rPr>
-          <w:rFonts w:hint="eastAsia"/>
-        </w:rPr>
-        <w:t>4-4. Task Assignment</w:t>
-      </w:r>
-    </w:p>
-    <w:p>
-      <w:pPr>
-        <w:ind w:firstLineChars="200" w:firstLine="440"/>
-        <w:rPr>
-          <w:rFonts w:hint="eastAsia"/>
-        </w:rPr>
-      </w:pPr>
-      <w:r>
-        <w:rPr>
-          <w:rFonts w:hint="eastAsia"/>
-        </w:rPr>
-        <w:t>Click the "Task Assignment" button in the upper-right corner of the page to open the task assignment page, as shown below.</w:t>
-      </w:r>
-    </w:p>
-    <w:p>
-      <w:pPr>
-        <w:ind w:firstLineChars="200" w:firstLine="440"/>
-        <w:rPr>
-          <w:rFonts w:hint="eastAsia"/>
-        </w:rPr>
-      </w:pPr>
-      <w:r>
-        <w:rPr>
-          <w:rFonts w:hint="eastAsia"/>
-        </w:rPr>
-        <w:t xml:space="preserve">It displays all tasks you have created. The member list on the left is optional (for filtering). Click the "Add Task" button to open the </w:t>
-      </w:r>
-      <w:proofErr w:type="gramStart"/>
-      <w:r>
-        <w:rPr>
-          <w:rFonts w:hint="eastAsia"/>
-        </w:rPr>
-        <w:t>dialog, and</w:t>
-      </w:r>
-      <w:proofErr w:type="gramEnd"/>
-      <w:r>
-        <w:rPr>
-          <w:rFonts w:hint="eastAsia"/>
-        </w:rPr>
-        <w:t xml:space="preserve"> select the assignee from the "Assignee" dropdown. The "Type" field contains a text box, a dropdown, and a + button: you can select an existing </w:t>
-      </w:r>
-      <w:proofErr w:type="gramStart"/>
-      <w:r>
-        <w:rPr>
-          <w:rFonts w:hint="eastAsia"/>
-        </w:rPr>
-        <w:t>type, or</w:t>
-      </w:r>
-      <w:proofErr w:type="gramEnd"/>
-      <w:r>
-        <w:rPr>
-          <w:rFonts w:hint="eastAsia"/>
-        </w:rPr>
-        <w:t xml:space="preserve"> enter a new type and click + to add it (types are remembered). You can also change the assignee when editing a task; after saving, the task moves to the new assignee's task list. Each task row has a + column to inline-expand its sub-tasks; each sub-task stores its parent task's unique ID (UID), and the "No." column shows the hierarchical number (1, 1-1, 1-2-1...). Tasks without sub-tasks do not show +.</w:t>
-      </w:r>
-    </w:p>
-    <w:p>
-      <w:pPr>
-        <w:rPr>
-          <w:rFonts w:hint="eastAsia"/>
-        </w:rPr>
-      </w:pPr>
+        <mc:AlternateContent>
+          <mc:Choice Requires="wps">
+            <w:drawing>
+              <wp:anchor distT="0" distB="0" distL="114300" distR="114300" simplePos="0" relativeHeight="251661312" behindDoc="0" locked="0" layoutInCell="1" allowOverlap="1" wp14:anchorId="21B274A6" wp14:editId="19FC4C3C">
+                <wp:simplePos x="0" y="0"/>
+                <wp:positionH relativeFrom="column">
+                  <wp:posOffset>2967038</wp:posOffset>
+                </wp:positionH>
+                <wp:positionV relativeFrom="paragraph">
+                  <wp:posOffset>1663064</wp:posOffset>
+                </wp:positionV>
+                <wp:extent cx="1390650" cy="371475"/>
+                <wp:effectExtent l="0" t="57150" r="0" b="28575"/>
+                <wp:wrapNone/>
+                <wp:docPr id="1330970187" name="直接箭头连接符 1"/>
+                <wp:cNvGraphicFramePr/>
+                <a:graphic xmlns:a="http://schemas.openxmlformats.org/drawingml/2006/main">
+                  <a:graphicData uri="http://schemas.microsoft.com/office/word/2010/wordprocessingShape">
+                    <wps:wsp>
+                      <wps:cNvCnPr/>
+                      <wps:spPr>
+                        <a:xfrm flipV="1">
+                          <a:off x="0" y="0"/>
+                          <a:ext cx="1390650" cy="371475"/>
+                        </a:xfrm>
+                        <a:prstGeom prst="straightConnector1">
+                          <a:avLst/>
+                        </a:prstGeom>
+                        <a:ln>
+                          <a:solidFill>
+                            <a:srgbClr val="EE0000"/>
+                          </a:solidFill>
+                          <a:tailEnd type="triangle"/>
+                        </a:ln>
+                      </wps:spPr>
+                      <wps:style>
+                        <a:lnRef idx="2">
+                          <a:schemeClr val="accent1"/>
+                        </a:lnRef>
+                        <a:fillRef idx="0">
+                          <a:schemeClr val="accent1"/>
+                        </a:fillRef>
+                        <a:effectRef idx="1">
+                          <a:schemeClr val="accent1"/>
+                        </a:effectRef>
+                        <a:fontRef idx="minor">
+                          <a:schemeClr val="tx1"/>
+                        </a:fontRef>
+                      </wps:style>
+                      <wps:bodyPr/>
+                    </wps:wsp>
+                  </a:graphicData>
+                </a:graphic>
+                <wp14:sizeRelH relativeFrom="margin">
+                  <wp14:pctWidth>0</wp14:pctWidth>
+                </wp14:sizeRelH>
+                <wp14:sizeRelV relativeFrom="margin">
+                  <wp14:pctHeight>0</wp14:pctHeight>
+                </wp14:sizeRelV>
+              </wp:anchor>
+            </w:drawing>
+          </mc:Choice>
+          <mc:Fallback>
+            <w:pict>
+              <v:shapetype w14:anchorId="41DBE679" id="_x0000_t32" coordsize="21600,21600" o:spt="32" o:oned="t" path="m,l21600,21600e" filled="f">
+                <v:path arrowok="t" fillok="f" o:connecttype="none"/>
+                <o:lock v:ext="edit" shapetype="t"/>
+              </v:shapetype>
+              <v:shape id="直接箭头连接符 1" o:spid="_x0000_s1026" type="#_x0000_t32" style="position:absolute;margin-left:233.65pt;margin-top:130.95pt;width:109.5pt;height:29.25pt;flip:y;z-index:251661312;visibility:visible;mso-wrap-style:square;mso-width-percent:0;mso-height-percent:0;mso-wrap-distance-left:9pt;mso-wrap-distance-top:0;mso-wrap-distance-right:9pt;mso-wrap-distance-bottom:0;mso-position-horizontal:absolute;mso-position-horizontal-relative:text;mso-position-vertical:absolute;mso-position-vertical-relative:text;mso-width-percent:0;mso-height-percent:0;mso-width-relative:margin;mso-height-relative:margin" o:gfxdata="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" strokecolor="#e00" strokeweight="1.5pt">
+                <v:stroke endarrow="block" joinstyle="miter"/>
+              </v:shape>
+            </w:pict>
+          </mc:Fallback>
+        </mc:AlternateContent>
+      </w:r>
       <w:r>
         <w:rPr>
           <w:noProof/>
         </w:rPr>
-        <w:lastRenderedPageBreak/>
+        <mc:AlternateContent>
+          <mc:Choice Requires="wps">
+            <w:drawing>
+              <wp:anchor distT="0" distB="0" distL="114300" distR="114300" simplePos="0" relativeHeight="251659264" behindDoc="0" locked="0" layoutInCell="1" allowOverlap="1" wp14:anchorId="76766D05" wp14:editId="6FAB9331">
+                <wp:simplePos x="0" y="0"/>
+                <wp:positionH relativeFrom="column">
+                  <wp:posOffset>1190625</wp:posOffset>
+                </wp:positionH>
+                <wp:positionV relativeFrom="paragraph">
+                  <wp:posOffset>1586865</wp:posOffset>
+                </wp:positionV>
+                <wp:extent cx="3028950" cy="409575"/>
+                <wp:effectExtent l="0" t="57150" r="19050" b="28575"/>
+                <wp:wrapNone/>
+                <wp:docPr id="870446151" name="直接箭头连接符 1"/>
+                <wp:cNvGraphicFramePr/>
+                <a:graphic xmlns:a="http://schemas.openxmlformats.org/drawingml/2006/main">
+                  <a:graphicData uri="http://schemas.microsoft.com/office/word/2010/wordprocessingShape">
+                    <wps:wsp>
+                      <wps:cNvCnPr/>
+                      <wps:spPr>
+                        <a:xfrm flipV="1">
+                          <a:off x="0" y="0"/>
+                          <a:ext cx="3028950" cy="409575"/>
+                        </a:xfrm>
+                        <a:prstGeom prst="straightConnector1">
+                          <a:avLst/>
+                        </a:prstGeom>
+                        <a:ln>
+                          <a:solidFill>
+                            <a:srgbClr val="EE0000"/>
+                          </a:solidFill>
+                          <a:tailEnd type="triangle"/>
+                        </a:ln>
+                      </wps:spPr>
+                      <wps:style>
+                        <a:lnRef idx="2">
+                          <a:schemeClr val="accent1"/>
+                        </a:lnRef>
+                        <a:fillRef idx="0">
+                          <a:schemeClr val="accent1"/>
+                        </a:fillRef>
+                        <a:effectRef idx="1">
+                          <a:schemeClr val="accent1"/>
+                        </a:effectRef>
+                        <a:fontRef idx="minor">
+                          <a:schemeClr val="tx1"/>
+                        </a:fontRef>
+                      </wps:style>
+                      <wps:bodyPr/>
+                    </wps:wsp>
+                  </a:graphicData>
+                </a:graphic>
+              </wp:anchor>
+            </w:drawing>
+          </mc:Choice>
+          <mc:Fallback>
+            <w:pict>
+              <v:shape w14:anchorId="265CE590" id="直接箭头连接符 1" o:spid="_x0000_s1026" type="#_x0000_t32" style="position:absolute;margin-left:93.75pt;margin-top:124.95pt;width:238.5pt;height:32.25pt;flip:y;z-index:251659264;visibility:visible;mso-wrap-style:square;mso-wrap-distance-left:9pt;mso-wrap-distance-top:0;mso-wrap-distance-right:9pt;mso-wrap-distance-bottom:0;mso-position-horizontal:absolute;mso-position-horizontal-relative:text;mso-position-vertical:absolute;mso-position-vertical-relative:text" o:gfxdata="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" strokecolor="#e00" strokeweight="1.5pt">
+                <v:stroke endarrow="block" joinstyle="miter"/>
+              </v:shape>
+            </w:pict>
+          </mc:Fallback>
+        </mc:AlternateContent>
+      </w:r>
+      <w:r>
+        <w:rPr>
+          <w:noProof/>
+        </w:rPr>
         <w:drawing>
-          <wp:inline distT="0" distB="0" distL="0" distR="0" wp14:anchorId="087D58B5" wp14:editId="60ED07E1">
-            <wp:extent cx="5274310" cy="2854325"/>
-            <wp:effectExtent l="0" t="0" r="2540" b="3175"/>
-            <wp:docPr id="525698246" name="图片 17"/>
+          <wp:inline distT="0" distB="0" distL="0" distR="0" wp14:anchorId="6885D9AA" wp14:editId="0584CC89">
+            <wp:extent cx="5274310" cy="2878455"/>
+            <wp:effectExtent l="0" t="0" r="2540" b="0"/>
+            <wp:docPr id="1190872939" name="图片 3"/>
             <wp:cNvGraphicFramePr>
               <a:graphicFrameLocks xmlns:a="http://schemas.openxmlformats.org/drawingml/2006/main" noChangeAspect="1"/>
             </wp:cNvGraphicFramePr>
@@ -2203,13 +2574,13 @@
               <a:graphicData uri="http://schemas.openxmlformats.org/drawingml/2006/picture">
                 <pic:pic xmlns:pic="http://schemas.openxmlformats.org/drawingml/2006/picture">
                   <pic:nvPicPr>
-                    <pic:cNvPr id="0" name="Picture 17"/>
+                    <pic:cNvPr id="0" name="Picture 3"/>
                     <pic:cNvPicPr>
                       <a:picLocks noChangeAspect="1" noChangeArrowheads="1"/>
                     </pic:cNvPicPr>
                   </pic:nvPicPr>
                   <pic:blipFill>
-                    <a:blip r:embed="rId23" cstate="print">
+                    <a:blip r:embed="rId29" cstate="print">
                       <a:extLst>
                         <a:ext uri="{28A0092B-C50C-407E-A947-70E740481C1C}">
                           <a14:useLocalDpi xmlns:a14="http://schemas.microsoft.com/office/drawing/2010/main" val="0"/>
@@ -2224,7 +2595,7 @@
                   <pic:spPr bwMode="auto">
                     <a:xfrm>
                       <a:off x="0" y="0"/>
-                      <a:ext cx="5274310" cy="2854325"/>
+                      <a:ext cx="5274310" cy="2878455"/>
                     </a:xfrm>
                     <a:prstGeom prst="rect">
                       <a:avLst/>
@@ -2243,139 +2614,83 @@
     </w:p>
     <w:p>
       <w:pPr>
-        <w:rPr>
-          <w:rFonts w:hint="eastAsia"/>
-        </w:rPr>
-      </w:pPr>
-      <w:r>
-        <w:rPr>
-          <w:noProof/>
-        </w:rPr>
-        <w:drawing>
-          <wp:inline distT="0" distB="0" distL="0" distR="0" wp14:anchorId="0A771FE0" wp14:editId="6A06240B">
-            <wp:extent cx="5274310" cy="2877185"/>
-            <wp:effectExtent l="0" t="0" r="2540" b="0"/>
-            <wp:docPr id="1378213470" name="图片 4"/>
-            <wp:cNvGraphicFramePr>
-              <a:graphicFrameLocks xmlns:a="http://schemas.openxmlformats.org/drawingml/2006/main" noChangeAspect="1"/>
-            </wp:cNvGraphicFramePr>
-            <a:graphic xmlns:a="http://schemas.openxmlformats.org/drawingml/2006/main">
-              <a:graphicData uri="http://schemas.openxmlformats.org/drawingml/2006/picture">
-                <pic:pic xmlns:pic="http://schemas.openxmlformats.org/drawingml/2006/picture">
-                  <pic:nvPicPr>
-                    <pic:cNvPr id="0" name="Picture 4"/>
-                    <pic:cNvPicPr>
-                      <a:picLocks noChangeAspect="1" noChangeArrowheads="1"/>
-                    </pic:cNvPicPr>
-                  </pic:nvPicPr>
-                  <pic:blipFill>
-                    <a:blip r:embed="rId24" cstate="print">
-                      <a:extLst>
-                        <a:ext uri="{28A0092B-C50C-407E-A947-70E740481C1C}">
-                          <a14:useLocalDpi xmlns:a14="http://schemas.microsoft.com/office/drawing/2010/main" val="0"/>
-                        </a:ext>
-                      </a:extLst>
-                    </a:blip>
-                    <a:srcRect/>
-                    <a:stretch>
-                      <a:fillRect/>
-                    </a:stretch>
-                  </pic:blipFill>
-                  <pic:spPr bwMode="auto">
-                    <a:xfrm>
-                      <a:off x="0" y="0"/>
-                      <a:ext cx="5274310" cy="2877185"/>
-                    </a:xfrm>
-                    <a:prstGeom prst="rect">
-                      <a:avLst/>
-                    </a:prstGeom>
-                    <a:noFill/>
-                    <a:ln>
-                      <a:noFill/>
-                    </a:ln>
-                  </pic:spPr>
-                </pic:pic>
-              </a:graphicData>
-            </a:graphic>
-          </wp:inline>
-        </w:drawing>
-      </w:r>
-    </w:p>
-    <w:p>
-      <w:pPr>
-        <w:rPr>
-          <w:rFonts w:hint="eastAsia"/>
-          <w:i/>
-          <w:sz w:val="18"/>
-        </w:rPr>
-      </w:pPr>
-      <w:r>
-        <w:rPr>
-          <w:i/>
-          <w:sz w:val="18"/>
-        </w:rPr>
-        <w:t>Task Assignment — Use the "+" column to inline-expand task sub-tasks.</w:t>
-      </w:r>
-    </w:p>
-    <w:p>
-      <w:pPr>
-        <w:rPr>
-          <w:rFonts w:hint="eastAsia"/>
-        </w:rPr>
-      </w:pPr>
-      <w:r>
-        <w:rPr>
-          <w:noProof/>
+        <w:ind w:firstLineChars="200" w:firstLine="440"/>
+        <w:rPr>
+          <w:rFonts w:hint="eastAsia"/>
+          <w:b/>
+          <w:bCs/>
+        </w:rPr>
+      </w:pPr>
+      <w:r>
+        <w:rPr>
+          <w:rFonts w:hint="eastAsia"/>
+        </w:rPr>
+        <w:t xml:space="preserve">Task Feedback: the input box above supports text and pasted images. Click the "Attach File" button below to upload attachments. </w:t>
+      </w:r>
+      <w:r>
+        <w:rPr>
+          <w:rFonts w:hint="eastAsia"/>
+          <w:b/>
+          <w:bCs/>
+        </w:rPr>
+        <w:t>You can also drag the feedback description and related documents into the DSH chat box on the right for AI to process.</w:t>
+      </w:r>
+      <w:r>
+        <w:rPr>
+          <w:rFonts w:hint="eastAsia"/>
+          <w:b/>
+          <w:bCs/>
+        </w:rPr>
+        <w:t>！</w:t>
+      </w:r>
+    </w:p>
+    <w:p>
+      <w:pPr>
+        <w:ind w:firstLineChars="200" w:firstLine="440"/>
+        <w:rPr>
+          <w:rFonts w:hint="eastAsia"/>
+        </w:rPr>
+      </w:pPr>
+      <w:r>
+        <w:rPr>
+          <w:rFonts w:hint="eastAsia"/>
+        </w:rPr>
+        <w:t>Of course, beyond software development tasks, you can do other work too, such as editing PPT files, drafting contracts, media processing, engineering design, etc. You can also complete tasks assigned to you by others here.</w:t>
+      </w:r>
+    </w:p>
+    <w:p>
+      <w:pPr>
+        <w:rPr>
+          <w:rFonts w:hint="eastAsia"/>
+        </w:rPr>
+      </w:pPr>
+    </w:p>
+    <w:p>
+      <w:pPr>
+        <w:rPr>
+          <w:rFonts w:hint="eastAsia"/>
+        </w:rPr>
+      </w:pPr>
+      <w:r>
+        <w:rPr>
+          <w:rFonts w:hint="eastAsia"/>
+        </w:rPr>
+        <w:t>5. Other Member Operations</w:t>
+      </w:r>
+    </w:p>
+    <w:p>
+      <w:pPr>
+        <w:ind w:firstLineChars="200" w:firstLine="440"/>
+        <w:rPr>
+          <w:rFonts w:hint="eastAsia"/>
+        </w:rPr>
+      </w:pPr>
+      <w:r>
+        <w:rPr>
+          <w:rFonts w:hint="eastAsia"/>
         </w:rPr>
         <w:lastRenderedPageBreak/>
-        <w:drawing>
-          <wp:inline distT="0" distB="0" distL="0" distR="0" wp14:anchorId="494AB8AD" wp14:editId="3637CDC7">
-            <wp:extent cx="5274310" cy="2828290"/>
-            <wp:effectExtent l="0" t="0" r="2540" b="0"/>
-            <wp:docPr id="407402020" name="图片 5"/>
-            <wp:cNvGraphicFramePr>
-              <a:graphicFrameLocks xmlns:a="http://schemas.openxmlformats.org/drawingml/2006/main" noChangeAspect="1"/>
-            </wp:cNvGraphicFramePr>
-            <a:graphic xmlns:a="http://schemas.openxmlformats.org/drawingml/2006/main">
-              <a:graphicData uri="http://schemas.openxmlformats.org/drawingml/2006/picture">
-                <pic:pic xmlns:pic="http://schemas.openxmlformats.org/drawingml/2006/picture">
-                  <pic:nvPicPr>
-                    <pic:cNvPr id="0" name="Picture 5"/>
-                    <pic:cNvPicPr>
-                      <a:picLocks noChangeAspect="1" noChangeArrowheads="1"/>
-                    </pic:cNvPicPr>
-                  </pic:nvPicPr>
-                  <pic:blipFill>
-                    <a:blip r:embed="rId25" cstate="print">
-                      <a:extLst>
-                        <a:ext uri="{28A0092B-C50C-407E-A947-70E740481C1C}">
-                          <a14:useLocalDpi xmlns:a14="http://schemas.microsoft.com/office/drawing/2010/main" val="0"/>
-                        </a:ext>
-                      </a:extLst>
-                    </a:blip>
-                    <a:srcRect/>
-                    <a:stretch>
-                      <a:fillRect/>
-                    </a:stretch>
-                  </pic:blipFill>
-                  <pic:spPr bwMode="auto">
-                    <a:xfrm>
-                      <a:off x="0" y="0"/>
-                      <a:ext cx="5274310" cy="2828290"/>
-                    </a:xfrm>
-                    <a:prstGeom prst="rect">
-                      <a:avLst/>
-                    </a:prstGeom>
-                    <a:noFill/>
-                    <a:ln>
-                      <a:noFill/>
-                    </a:ln>
-                  </pic:spPr>
-                </pic:pic>
-              </a:graphicData>
-            </a:graphic>
-          </wp:inline>
-        </w:drawing>
+        <w:t>Members added by the administrator on the admin page (e.g., ericliu added earlier) can also log in from the login page and access that member's admin page, as shown below. This admin page is simpler than the admin's page.</w:t>
       </w:r>
     </w:p>
     <w:p>
@@ -2389,163 +2704,7 @@
         <w:rPr>
           <w:rFonts w:hint="eastAsia"/>
         </w:rPr>
-        <w:t>You can also click the "Feedback" button in the task list to evaluate how the member completed the task, and fill in your requirements and comments, as shown below. The operation is the same as above.</w:t>
-      </w:r>
-    </w:p>
-    <w:p>
-      <w:pPr>
-        <w:rPr>
-          <w:rFonts w:hint="eastAsia"/>
-        </w:rPr>
-      </w:pPr>
-      <w:r>
-        <w:rPr>
-          <w:noProof/>
-        </w:rPr>
-        <w:drawing>
-          <wp:inline distT="0" distB="0" distL="0" distR="0" wp14:anchorId="74DE7371" wp14:editId="5893D7ED">
-            <wp:extent cx="5274310" cy="2880995"/>
-            <wp:effectExtent l="0" t="0" r="2540" b="0"/>
-            <wp:docPr id="359621443" name="图片 6"/>
-            <wp:cNvGraphicFramePr>
-              <a:graphicFrameLocks xmlns:a="http://schemas.openxmlformats.org/drawingml/2006/main" noChangeAspect="1"/>
-            </wp:cNvGraphicFramePr>
-            <a:graphic xmlns:a="http://schemas.openxmlformats.org/drawingml/2006/main">
-              <a:graphicData uri="http://schemas.openxmlformats.org/drawingml/2006/picture">
-                <pic:pic xmlns:pic="http://schemas.openxmlformats.org/drawingml/2006/picture">
-                  <pic:nvPicPr>
-                    <pic:cNvPr id="0" name="Picture 6"/>
-                    <pic:cNvPicPr>
-                      <a:picLocks noChangeAspect="1" noChangeArrowheads="1"/>
-                    </pic:cNvPicPr>
-                  </pic:nvPicPr>
-                  <pic:blipFill>
-                    <a:blip r:embed="rId26" cstate="print">
-                      <a:extLst>
-                        <a:ext uri="{28A0092B-C50C-407E-A947-70E740481C1C}">
-                          <a14:useLocalDpi xmlns:a14="http://schemas.microsoft.com/office/drawing/2010/main" val="0"/>
-                        </a:ext>
-                      </a:extLst>
-                    </a:blip>
-                    <a:srcRect/>
-                    <a:stretch>
-                      <a:fillRect/>
-                    </a:stretch>
-                  </pic:blipFill>
-                  <pic:spPr bwMode="auto">
-                    <a:xfrm>
-                      <a:off x="0" y="0"/>
-                      <a:ext cx="5274310" cy="2880995"/>
-                    </a:xfrm>
-                    <a:prstGeom prst="rect">
-                      <a:avLst/>
-                    </a:prstGeom>
-                    <a:noFill/>
-                    <a:ln>
-                      <a:noFill/>
-                    </a:ln>
-                  </pic:spPr>
-                </pic:pic>
-              </a:graphicData>
-            </a:graphic>
-          </wp:inline>
-        </w:drawing>
-      </w:r>
-    </w:p>
-    <w:p>
-      <w:pPr>
-        <w:rPr>
-          <w:rFonts w:hint="eastAsia"/>
-        </w:rPr>
-      </w:pPr>
-    </w:p>
-    <w:p>
-      <w:pPr>
-        <w:rPr>
-          <w:rFonts w:hint="eastAsia"/>
-        </w:rPr>
-      </w:pPr>
-      <w:r>
-        <w:rPr>
-          <w:rFonts w:hint="eastAsia"/>
-        </w:rPr>
-        <w:t>5. Other Member Operations</w:t>
-      </w:r>
-    </w:p>
-    <w:p>
-      <w:pPr>
-        <w:ind w:firstLineChars="200" w:firstLine="440"/>
-        <w:rPr>
-          <w:rFonts w:hint="eastAsia"/>
-        </w:rPr>
-      </w:pPr>
-      <w:r>
-        <w:rPr>
-          <w:rFonts w:hint="eastAsia"/>
-        </w:rPr>
-        <w:t xml:space="preserve">Members added by the admin on the admin page (e.g. </w:t>
-      </w:r>
-      <w:proofErr w:type="spellStart"/>
-      <w:r>
-        <w:rPr>
-          <w:rFonts w:hint="eastAsia"/>
-        </w:rPr>
-        <w:t>ericliu</w:t>
-      </w:r>
-      <w:proofErr w:type="spellEnd"/>
-      <w:r>
-        <w:rPr>
-          <w:rFonts w:hint="eastAsia"/>
-        </w:rPr>
-        <w:t xml:space="preserve"> added earlier) can also log in from the login page and access that member's management page, as shown below. It is simpler than the admin (admin) page.</w:t>
-      </w:r>
-    </w:p>
-    <w:p>
-      <w:pPr>
-        <w:rPr>
-          <w:rFonts w:hint="eastAsia"/>
-        </w:rPr>
-      </w:pPr>
-      <w:r>
-        <w:rPr>
-          <w:rFonts w:hint="eastAsia"/>
-        </w:rPr>
-        <w:t xml:space="preserve">On this page, you can click the "Start" button to start the DSH service. The first startup may be slow; after it starts, you can open that member's DSH page, as shown below. </w:t>
-      </w:r>
-      <w:r>
-        <w:rPr>
-          <w:rFonts w:hint="eastAsia"/>
-        </w:rPr>
-        <w:lastRenderedPageBreak/>
-        <w:t xml:space="preserve">The operation is the same as the </w:t>
-      </w:r>
-      <w:proofErr w:type="gramStart"/>
-      <w:r>
-        <w:rPr>
-          <w:rFonts w:hint="eastAsia"/>
-        </w:rPr>
-        <w:t>admin, but</w:t>
-      </w:r>
-      <w:proofErr w:type="gramEnd"/>
-      <w:r>
-        <w:rPr>
-          <w:rFonts w:hint="eastAsia"/>
-        </w:rPr>
-        <w:t xml:space="preserve"> </w:t>
-      </w:r>
-      <w:proofErr w:type="gramStart"/>
-      <w:r>
-        <w:rPr>
-          <w:rFonts w:hint="eastAsia"/>
-        </w:rPr>
-        <w:t>note:</w:t>
-      </w:r>
-      <w:proofErr w:type="gramEnd"/>
-      <w:r>
-        <w:rPr>
-          <w:rFonts w:hint="eastAsia"/>
-        </w:rPr>
-        <w:t xml:space="preserve"> members can only operate within their own file workspace and cannot see files in other workspaces.</w:t>
+        <w:t>On this page, you can click the "Start" button to start the DSH service. The first startup may be slow; once started, you can open that member's DSH page, as shown below. Operations are the same as the administrator, but note: members can only operate within their own file workspace and cannot see files in other workspaces.</w:t>
       </w:r>
     </w:p>
     <w:p>
@@ -2576,7 +2735,7 @@
                     </pic:cNvPicPr>
                   </pic:nvPicPr>
                   <pic:blipFill>
-                    <a:blip r:embed="rId27" cstate="print">
+                    <a:blip r:embed="rId30" cstate="print">
                       <a:extLst>
                         <a:ext uri="{28A0092B-C50C-407E-A947-70E740481C1C}">
                           <a14:useLocalDpi xmlns:a14="http://schemas.microsoft.com/office/drawing/2010/main" val="0"/>
@@ -2624,117 +2783,10 @@
       <w:r>
         <w:rPr>
           <w:rFonts w:hint="eastAsia"/>
-        </w:rPr>
-        <w:t>6. DSH Operations</w:t>
-      </w:r>
-    </w:p>
-    <w:p>
-      <w:pPr>
-        <w:ind w:firstLineChars="200" w:firstLine="440"/>
-        <w:rPr>
-          <w:rFonts w:hint="eastAsia"/>
-        </w:rPr>
-      </w:pPr>
-      <w:r>
-        <w:rPr>
-          <w:rFonts w:hint="eastAsia"/>
-        </w:rPr>
-        <w:t>After familiarizing yourself with the above page functions, you can use this AI Harness to work. For example, to modify a code file in the workspace directory, you can directly enter your desired modification instructions in the Harness input box, as shown below, then click the submit arrow button; it will call the connected LLM to complete the work.</w:t>
-      </w:r>
-    </w:p>
-    <w:p>
-      <w:pPr>
-        <w:rPr>
-          <w:rFonts w:hint="eastAsia"/>
-        </w:rPr>
-      </w:pPr>
-      <w:r>
-        <w:rPr>
-          <w:noProof/>
-        </w:rPr>
-        <w:drawing>
-          <wp:inline distT="0" distB="0" distL="0" distR="0" wp14:anchorId="0B0BCD44" wp14:editId="415BA301">
-            <wp:extent cx="5274310" cy="2416810"/>
-            <wp:effectExtent l="0" t="0" r="2540" b="2540"/>
-            <wp:docPr id="1793014627" name="图片 25"/>
-            <wp:cNvGraphicFramePr>
-              <a:graphicFrameLocks xmlns:a="http://schemas.openxmlformats.org/drawingml/2006/main" noChangeAspect="1"/>
-            </wp:cNvGraphicFramePr>
-            <a:graphic xmlns:a="http://schemas.openxmlformats.org/drawingml/2006/main">
-              <a:graphicData uri="http://schemas.openxmlformats.org/drawingml/2006/picture">
-                <pic:pic xmlns:pic="http://schemas.openxmlformats.org/drawingml/2006/picture">
-                  <pic:nvPicPr>
-                    <pic:cNvPr id="0" name="Picture 25"/>
-                    <pic:cNvPicPr>
-                      <a:picLocks noChangeAspect="1" noChangeArrowheads="1"/>
-                    </pic:cNvPicPr>
-                  </pic:nvPicPr>
-                  <pic:blipFill>
-                    <a:blip r:embed="rId28" cstate="print">
-                      <a:extLst>
-                        <a:ext uri="{28A0092B-C50C-407E-A947-70E740481C1C}">
-                          <a14:useLocalDpi xmlns:a14="http://schemas.microsoft.com/office/drawing/2010/main" val="0"/>
-                        </a:ext>
-                      </a:extLst>
-                    </a:blip>
-                    <a:srcRect/>
-                    <a:stretch>
-                      <a:fillRect/>
-                    </a:stretch>
-                  </pic:blipFill>
-                  <pic:spPr bwMode="auto">
-                    <a:xfrm>
-                      <a:off x="0" y="0"/>
-                      <a:ext cx="5274310" cy="2416810"/>
-                    </a:xfrm>
-                    <a:prstGeom prst="rect">
-                      <a:avLst/>
-                    </a:prstGeom>
-                    <a:noFill/>
-                    <a:ln>
-                      <a:noFill/>
-                    </a:ln>
-                  </pic:spPr>
-                </pic:pic>
-              </a:graphicData>
-            </a:graphic>
-          </wp:inline>
-        </w:drawing>
-      </w:r>
-    </w:p>
-    <w:p>
-      <w:pPr>
-        <w:ind w:firstLineChars="200" w:firstLine="440"/>
-        <w:rPr>
-          <w:rFonts w:hint="eastAsia"/>
-        </w:rPr>
-      </w:pPr>
-      <w:r>
-        <w:rPr>
-          <w:rFonts w:hint="eastAsia"/>
-        </w:rPr>
-        <w:t xml:space="preserve">Of course, beyond software development, you can do other work such as modifying PPT files, drafting contracts, media processing, and engineering design, or </w:t>
-      </w:r>
-      <w:r>
-        <w:rPr>
-          <w:rFonts w:hint="eastAsia"/>
-        </w:rPr>
-        <w:lastRenderedPageBreak/>
-        <w:t>complete tasks assigned to you by others here.</w:t>
-      </w:r>
-    </w:p>
-    <w:p>
-      <w:pPr>
-        <w:rPr>
-          <w:rFonts w:hint="eastAsia"/>
-        </w:rPr>
-      </w:pPr>
-      <w:r>
-        <w:rPr>
           <w:b/>
           <w:sz w:val="28"/>
         </w:rPr>
-        <w:t>7. Language</w:t>
+        <w:t>6. Language</w:t>
       </w:r>
     </w:p>
     <w:p>
@@ -2756,10 +2808,11 @@
       </w:pPr>
       <w:r>
         <w:rPr>
+          <w:rFonts w:hint="eastAsia"/>
           <w:b/>
           <w:sz w:val="28"/>
         </w:rPr>
-        <w:t>8. Platform Support</w:t>
+        <w:t>7. Platform Support</w:t>
       </w:r>
     </w:p>
     <w:p>
@@ -2775,17 +2828,11 @@
       </w:r>
       <w:proofErr w:type="spellEnd"/>
       <w:r>
-        <w:t xml:space="preserve"> is cross-platform: a single installation package covers Windows, macOS, and Linux, with fully offline installation — no compilation required, no extra downloads on the target machine.</w:t>
-      </w:r>
-      <w:r>
-        <w:rPr>
-          <w:rFonts w:hint="eastAsia"/>
-        </w:rPr>
-        <w:t xml:space="preserve"> </w:t>
+        <w:t xml:space="preserve"> is cross-platform: a single installer covers Windows, macOS, and Linux, with fully offline installation — no compilation required, no additional downloads on the target machine.</w:t>
       </w:r>
     </w:p>
     <w:sectPr>
-      <w:footerReference w:type="default" r:id="rId29"/>
+      <w:footerReference w:type="default" r:id="rId31"/>
       <w:pgSz w:w="11906" w:h="16838"/>
       <w:pgMar w:top="1440" w:right="1800" w:bottom="1440" w:left="1800" w:header="851" w:footer="992" w:gutter="0"/>
       <w:cols w:space="425"/>

--- a/Guide/USER_GUIDE_English.docx
+++ b/Guide/USER_GUIDE_English.docx
@@ -13,7 +13,6 @@
           <w:szCs w:val="36"/>
         </w:rPr>
       </w:pPr>
-      <w:proofErr w:type="spellStart"/>
       <w:r>
         <w:rPr>
           <w:rFonts w:hint="eastAsia"/>
@@ -22,18 +21,7 @@
           <w:sz w:val="36"/>
           <w:szCs w:val="36"/>
         </w:rPr>
-        <w:t>TakeTopDSH</w:t>
-      </w:r>
-      <w:proofErr w:type="spellEnd"/>
-      <w:r>
-        <w:rPr>
-          <w:rFonts w:hint="eastAsia"/>
-          <w:b/>
-          <w:bCs/>
-          <w:sz w:val="36"/>
-          <w:szCs w:val="36"/>
-        </w:rPr>
-        <w:t xml:space="preserve"> Team</w:t>
+        <w:t>TakeTopDSH Team</w:t>
       </w:r>
     </w:p>
     <w:p>
@@ -279,34 +267,12 @@
           <w:rFonts w:hint="eastAsia"/>
         </w:rPr>
       </w:pPr>
-      <w:proofErr w:type="spellStart"/>
       <w:r>
         <w:rPr>
           <w:rFonts w:hint="eastAsia"/>
         </w:rPr>
         <w:lastRenderedPageBreak/>
-        <w:t>TakeTopDSH</w:t>
-      </w:r>
-      <w:proofErr w:type="spellEnd"/>
-      <w:r>
-        <w:rPr>
-          <w:rFonts w:hint="eastAsia"/>
-        </w:rPr>
-        <w:t xml:space="preserve"> Team is a portable, copy-and-run application. Steps: copy the `</w:t>
-      </w:r>
-      <w:proofErr w:type="spellStart"/>
-      <w:r>
-        <w:rPr>
-          <w:rFonts w:hint="eastAsia"/>
-        </w:rPr>
-        <w:t>TakeTopDshTeam</w:t>
-      </w:r>
-      <w:proofErr w:type="spellEnd"/>
-      <w:r>
-        <w:rPr>
-          <w:rFonts w:hint="eastAsia"/>
-        </w:rPr>
-        <w:t>` folder to the target machine → double-click `start.bat` on Windows, or run `bash start.sh` on macOS/Linux → open `http://127.0.0.1:46001` in your browser → click **"Open DSH"** to start. See details below:</w:t>
+        <w:t>TakeTopDSH Team is a portable, copy-and-run application. Steps: copy the `TakeTopDshTeam` folder to the target machine → double-click `start.bat` on Windows, or run `bash start.sh` on macOS/Linux → open `http://127.0.0.1:46001` in your browser → click **"Open DSH"** to start. See details below:</w:t>
       </w:r>
     </w:p>
     <w:p>
@@ -348,21 +314,7 @@
         <w:rPr>
           <w:rFonts w:hint="eastAsia"/>
         </w:rPr>
-        <w:t>1-1-2. Double-click **`start.bat`*</w:t>
-      </w:r>
-      <w:proofErr w:type="gramStart"/>
-      <w:r>
-        <w:rPr>
-          <w:rFonts w:hint="eastAsia"/>
-        </w:rPr>
-        <w:t>* (</w:t>
-      </w:r>
-      <w:proofErr w:type="gramEnd"/>
-      <w:r>
-        <w:rPr>
-          <w:rFonts w:hint="eastAsia"/>
-        </w:rPr>
-        <w:t>if the port is occupied, right-click → Run as administrator).</w:t>
+        <w:t>1-1-2. Double-click **`start.bat`** (if the port is occupied, right-click → Run as administrator).</w:t>
       </w:r>
     </w:p>
     <w:p>
@@ -437,15 +389,7 @@
         </w:rPr>
       </w:pPr>
       <w:r>
-        <w:t>bash cd /path/to/</w:t>
-      </w:r>
-      <w:proofErr w:type="spellStart"/>
-      <w:r>
-        <w:t>TakeTopDshTeam</w:t>
-      </w:r>
-      <w:proofErr w:type="spellEnd"/>
-      <w:r>
-        <w:t xml:space="preserve"> bash start.sh</w:t>
+        <w:t>bash cd /path/to/TakeTopDshTeam bash start.sh</w:t>
       </w:r>
     </w:p>
     <w:p>
@@ -467,21 +411,7 @@
         <w:rPr>
           <w:rFonts w:hint="eastAsia"/>
         </w:rPr>
-        <w:t xml:space="preserve">1-2-3. On first run, the built-in Node.js and `@deepseek-ai/dsh` dependencies are automatically extracted </w:t>
-      </w:r>
-      <w:proofErr w:type="gramStart"/>
-      <w:r>
-        <w:rPr>
-          <w:rFonts w:hint="eastAsia"/>
-        </w:rPr>
-        <w:t>— *</w:t>
-      </w:r>
-      <w:proofErr w:type="gramEnd"/>
-      <w:r>
-        <w:rPr>
-          <w:rFonts w:hint="eastAsia"/>
-        </w:rPr>
-        <w:t>*fully offline**, no additional download or compilation required.</w:t>
+        <w:t>1-2-3. On first run, the built-in Node.js and `@deepseek-ai/dsh` dependencies are automatically extracted — **fully offline**, no additional download or compilation required.</w:t>
       </w:r>
     </w:p>
     <w:p>
@@ -556,15 +486,7 @@
         </w:rPr>
       </w:pPr>
       <w:r>
-        <w:t>bash cd /path/to/</w:t>
-      </w:r>
-      <w:proofErr w:type="spellStart"/>
-      <w:r>
-        <w:t>TakeTopDshTeam</w:t>
-      </w:r>
-      <w:proofErr w:type="spellEnd"/>
-      <w:r>
-        <w:t xml:space="preserve"> bash start.sh</w:t>
+        <w:t>bash cd /path/to/TakeTopDshTeam bash start.sh</w:t>
       </w:r>
     </w:p>
     <w:p>
@@ -578,21 +500,7 @@
         <w:rPr>
           <w:rFonts w:hint="eastAsia"/>
         </w:rPr>
-        <w:t xml:space="preserve">1-3-3. On first run, the built-in Node.js and `@deepseek-ai/dsh` dependencies are automatically extracted </w:t>
-      </w:r>
-      <w:proofErr w:type="gramStart"/>
-      <w:r>
-        <w:rPr>
-          <w:rFonts w:hint="eastAsia"/>
-        </w:rPr>
-        <w:t>— *</w:t>
-      </w:r>
-      <w:proofErr w:type="gramEnd"/>
-      <w:r>
-        <w:rPr>
-          <w:rFonts w:hint="eastAsia"/>
-        </w:rPr>
-        <w:t>*fully offline**, no additional download or compilation required.</w:t>
+        <w:t>1-3-3. On first run, the built-in Node.js and `@deepseek-ai/dsh` dependencies are automatically extracted — **fully offline**, no additional download or compilation required.</w:t>
       </w:r>
     </w:p>
     <w:p>
@@ -661,7 +569,7 @@
           <w:noProof/>
         </w:rPr>
         <w:drawing>
-          <wp:inline distT="0" distB="0" distL="0" distR="0" wp14:anchorId="78E1C3EA" wp14:editId="2078993A">
+          <wp:inline distT="0" distB="0" distL="0" distR="0" wp14:anchorId="78E1C3EA" wp14:editId="552A38A1">
             <wp:extent cx="5274310" cy="465455"/>
             <wp:effectExtent l="0" t="0" r="2540" b="0"/>
             <wp:docPr id="286631104" name="图片 1"/>
@@ -950,7 +858,7 @@
           <w:noProof/>
         </w:rPr>
         <w:drawing>
-          <wp:inline distT="0" distB="0" distL="0" distR="0" wp14:anchorId="2044E27F" wp14:editId="2C7BB26C">
+          <wp:inline distT="0" distB="0" distL="0" distR="0" wp14:anchorId="2044E27F" wp14:editId="3C8854CE">
             <wp:extent cx="5274310" cy="2002155"/>
             <wp:effectExtent l="0" t="0" r="2540" b="0"/>
             <wp:docPr id="5370857" name="图片 5"/>
@@ -1315,7 +1223,7 @@
         </w:rPr>
         <w:lastRenderedPageBreak/>
         <w:drawing>
-          <wp:inline distT="0" distB="0" distL="0" distR="0" wp14:anchorId="39F15B5B" wp14:editId="1F58CB4B">
+          <wp:inline distT="0" distB="0" distL="0" distR="0" wp14:anchorId="39F15B5B" wp14:editId="5A6DACBA">
             <wp:extent cx="5274310" cy="1233805"/>
             <wp:effectExtent l="0" t="0" r="2540" b="4445"/>
             <wp:docPr id="1833294711" name="图片 8"/>
@@ -1679,7 +1587,7 @@
           <w:noProof/>
         </w:rPr>
         <w:drawing>
-          <wp:inline distT="0" distB="0" distL="0" distR="0" wp14:anchorId="637077FD" wp14:editId="72C8E07B">
+          <wp:inline distT="0" distB="0" distL="0" distR="0" wp14:anchorId="637077FD" wp14:editId="36BBB724">
             <wp:extent cx="4842134" cy="3486150"/>
             <wp:effectExtent l="0" t="0" r="0" b="0"/>
             <wp:docPr id="2027276046" name="图片 13"/>
@@ -2410,163 +2318,68 @@
           <w:rFonts w:hint="eastAsia"/>
         </w:rPr>
       </w:pPr>
+    </w:p>
+    <w:p>
+      <w:pPr>
+        <w:ind w:firstLineChars="200" w:firstLine="440"/>
+        <w:rPr>
+          <w:rFonts w:hint="eastAsia"/>
+          <w:b/>
+          <w:bCs/>
+        </w:rPr>
+      </w:pPr>
+      <w:r>
+        <w:rPr>
+          <w:rFonts w:hint="eastAsia"/>
+        </w:rPr>
+        <w:t xml:space="preserve">Task Feedback: the input box above supports text and pasted images. Click the "Attach File" button below to upload attachments. </w:t>
+      </w:r>
+      <w:r>
+        <w:rPr>
+          <w:rFonts w:hint="eastAsia"/>
+          <w:b/>
+          <w:bCs/>
+        </w:rPr>
+        <w:t>You can also drag the feedback description and related documents into the DSH chat box on the right for AI to process.</w:t>
+      </w:r>
+      <w:r>
+        <w:rPr>
+          <w:rFonts w:hint="eastAsia"/>
+          <w:b/>
+          <w:bCs/>
+        </w:rPr>
+        <w:t>！</w:t>
+      </w:r>
+    </w:p>
+    <w:p>
+      <w:pPr>
+        <w:ind w:firstLineChars="200" w:firstLine="440"/>
+        <w:rPr>
+          <w:rFonts w:hint="eastAsia"/>
+        </w:rPr>
+      </w:pPr>
+      <w:r>
+        <w:rPr>
+          <w:rFonts w:hint="eastAsia"/>
+        </w:rPr>
+        <w:t>Of course, beyond software development tasks, you can do other work too, such as editing PPT files, drafting contracts, media processing, engineering design, etc. You can also complete tasks assigned to you by others here.</w:t>
+      </w:r>
+    </w:p>
+    <w:p>
+      <w:pPr>
+        <w:rPr>
+          <w:rFonts w:hint="eastAsia"/>
+        </w:rPr>
+      </w:pPr>
       <w:r>
         <w:rPr>
           <w:noProof/>
         </w:rPr>
-        <mc:AlternateContent>
-          <mc:Choice Requires="wps">
-            <w:drawing>
-              <wp:anchor distT="0" distB="0" distL="114300" distR="114300" simplePos="0" relativeHeight="251661312" behindDoc="0" locked="0" layoutInCell="1" allowOverlap="1" wp14:anchorId="21B274A6" wp14:editId="19FC4C3C">
-                <wp:simplePos x="0" y="0"/>
-                <wp:positionH relativeFrom="column">
-                  <wp:posOffset>2967038</wp:posOffset>
-                </wp:positionH>
-                <wp:positionV relativeFrom="paragraph">
-                  <wp:posOffset>1663064</wp:posOffset>
-                </wp:positionV>
-                <wp:extent cx="1390650" cy="371475"/>
-                <wp:effectExtent l="0" t="57150" r="0" b="28575"/>
-                <wp:wrapNone/>
-                <wp:docPr id="1330970187" name="直接箭头连接符 1"/>
-                <wp:cNvGraphicFramePr/>
-                <a:graphic xmlns:a="http://schemas.openxmlformats.org/drawingml/2006/main">
-                  <a:graphicData uri="http://schemas.microsoft.com/office/word/2010/wordprocessingShape">
-                    <wps:wsp>
-                      <wps:cNvCnPr/>
-                      <wps:spPr>
-                        <a:xfrm flipV="1">
-                          <a:off x="0" y="0"/>
-                          <a:ext cx="1390650" cy="371475"/>
-                        </a:xfrm>
-                        <a:prstGeom prst="straightConnector1">
-                          <a:avLst/>
-                        </a:prstGeom>
-                        <a:ln>
-                          <a:solidFill>
-                            <a:srgbClr val="EE0000"/>
-                          </a:solidFill>
-                          <a:tailEnd type="triangle"/>
-                        </a:ln>
-                      </wps:spPr>
-                      <wps:style>
-                        <a:lnRef idx="2">
-                          <a:schemeClr val="accent1"/>
-                        </a:lnRef>
-                        <a:fillRef idx="0">
-                          <a:schemeClr val="accent1"/>
-                        </a:fillRef>
-                        <a:effectRef idx="1">
-                          <a:schemeClr val="accent1"/>
-                        </a:effectRef>
-                        <a:fontRef idx="minor">
-                          <a:schemeClr val="tx1"/>
-                        </a:fontRef>
-                      </wps:style>
-                      <wps:bodyPr/>
-                    </wps:wsp>
-                  </a:graphicData>
-                </a:graphic>
-                <wp14:sizeRelH relativeFrom="margin">
-                  <wp14:pctWidth>0</wp14:pctWidth>
-                </wp14:sizeRelH>
-                <wp14:sizeRelV relativeFrom="margin">
-                  <wp14:pctHeight>0</wp14:pctHeight>
-                </wp14:sizeRelV>
-              </wp:anchor>
-            </w:drawing>
-          </mc:Choice>
-          <mc:Fallback>
-            <w:pict>
-              <v:shapetype w14:anchorId="41DBE679" id="_x0000_t32" coordsize="21600,21600" o:spt="32" o:oned="t" path="m,l21600,21600e" filled="f">
-                <v:path arrowok="t" fillok="f" o:connecttype="none"/>
-                <o:lock v:ext="edit" shapetype="t"/>
-              </v:shapetype>
-              <v:shape id="直接箭头连接符 1" o:spid="_x0000_s1026" type="#_x0000_t32" style="position:absolute;margin-left:233.65pt;margin-top:130.95pt;width:109.5pt;height:29.25pt;flip:y;z-index:251661312;visibility:visible;mso-wrap-style:square;mso-width-percent:0;mso-height-percent:0;mso-wrap-distance-left:9pt;mso-wrap-distance-top:0;mso-wrap-distance-right:9pt;mso-wrap-distance-bottom:0;mso-position-horizontal:absolute;mso-position-horizontal-relative:text;mso-position-vertical:absolute;mso-position-vertical-relative:text;mso-width-percent:0;mso-height-percent:0;mso-width-relative:margin;mso-height-relative:margin" o:gfxdata="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" strokecolor="#e00" strokeweight="1.5pt">
-                <v:stroke endarrow="block" joinstyle="miter"/>
-              </v:shape>
-            </w:pict>
-          </mc:Fallback>
-        </mc:AlternateContent>
-      </w:r>
-      <w:r>
-        <w:rPr>
-          <w:noProof/>
-        </w:rPr>
-        <mc:AlternateContent>
-          <mc:Choice Requires="wps">
-            <w:drawing>
-              <wp:anchor distT="0" distB="0" distL="114300" distR="114300" simplePos="0" relativeHeight="251659264" behindDoc="0" locked="0" layoutInCell="1" allowOverlap="1" wp14:anchorId="76766D05" wp14:editId="6FAB9331">
-                <wp:simplePos x="0" y="0"/>
-                <wp:positionH relativeFrom="column">
-                  <wp:posOffset>1190625</wp:posOffset>
-                </wp:positionH>
-                <wp:positionV relativeFrom="paragraph">
-                  <wp:posOffset>1586865</wp:posOffset>
-                </wp:positionV>
-                <wp:extent cx="3028950" cy="409575"/>
-                <wp:effectExtent l="0" t="57150" r="19050" b="28575"/>
-                <wp:wrapNone/>
-                <wp:docPr id="870446151" name="直接箭头连接符 1"/>
-                <wp:cNvGraphicFramePr/>
-                <a:graphic xmlns:a="http://schemas.openxmlformats.org/drawingml/2006/main">
-                  <a:graphicData uri="http://schemas.microsoft.com/office/word/2010/wordprocessingShape">
-                    <wps:wsp>
-                      <wps:cNvCnPr/>
-                      <wps:spPr>
-                        <a:xfrm flipV="1">
-                          <a:off x="0" y="0"/>
-                          <a:ext cx="3028950" cy="409575"/>
-                        </a:xfrm>
-                        <a:prstGeom prst="straightConnector1">
-                          <a:avLst/>
-                        </a:prstGeom>
-                        <a:ln>
-                          <a:solidFill>
-                            <a:srgbClr val="EE0000"/>
-                          </a:solidFill>
-                          <a:tailEnd type="triangle"/>
-                        </a:ln>
-                      </wps:spPr>
-                      <wps:style>
-                        <a:lnRef idx="2">
-                          <a:schemeClr val="accent1"/>
-                        </a:lnRef>
-                        <a:fillRef idx="0">
-                          <a:schemeClr val="accent1"/>
-                        </a:fillRef>
-                        <a:effectRef idx="1">
-                          <a:schemeClr val="accent1"/>
-                        </a:effectRef>
-                        <a:fontRef idx="minor">
-                          <a:schemeClr val="tx1"/>
-                        </a:fontRef>
-                      </wps:style>
-                      <wps:bodyPr/>
-                    </wps:wsp>
-                  </a:graphicData>
-                </a:graphic>
-              </wp:anchor>
-            </w:drawing>
-          </mc:Choice>
-          <mc:Fallback>
-            <w:pict>
-              <v:shape w14:anchorId="265CE590" id="直接箭头连接符 1" o:spid="_x0000_s1026" type="#_x0000_t32" style="position:absolute;margin-left:93.75pt;margin-top:124.95pt;width:238.5pt;height:32.25pt;flip:y;z-index:251659264;visibility:visible;mso-wrap-style:square;mso-wrap-distance-left:9pt;mso-wrap-distance-top:0;mso-wrap-distance-right:9pt;mso-wrap-distance-bottom:0;mso-position-horizontal:absolute;mso-position-horizontal-relative:text;mso-position-vertical:absolute;mso-position-vertical-relative:text" o:gfxdata="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" strokecolor="#e00" strokeweight="1.5pt">
-                <v:stroke endarrow="block" joinstyle="miter"/>
-              </v:shape>
-            </w:pict>
-          </mc:Fallback>
-        </mc:AlternateContent>
-      </w:r>
-      <w:r>
-        <w:rPr>
-          <w:noProof/>
-        </w:rPr>
         <w:drawing>
-          <wp:inline distT="0" distB="0" distL="0" distR="0" wp14:anchorId="6885D9AA" wp14:editId="0584CC89">
-            <wp:extent cx="5274310" cy="2878455"/>
-            <wp:effectExtent l="0" t="0" r="2540" b="0"/>
-            <wp:docPr id="1190872939" name="图片 3"/>
+          <wp:inline distT="0" distB="0" distL="0" distR="0" wp14:anchorId="2A5332D3" wp14:editId="70C45347">
+            <wp:extent cx="5274310" cy="2893060"/>
+            <wp:effectExtent l="0" t="0" r="2540" b="2540"/>
+            <wp:docPr id="191951820" name="图片 3"/>
             <wp:cNvGraphicFramePr>
               <a:graphicFrameLocks xmlns:a="http://schemas.openxmlformats.org/drawingml/2006/main" noChangeAspect="1"/>
             </wp:cNvGraphicFramePr>
@@ -2574,7 +2387,7 @@
               <a:graphicData uri="http://schemas.openxmlformats.org/drawingml/2006/picture">
                 <pic:pic xmlns:pic="http://schemas.openxmlformats.org/drawingml/2006/picture">
                   <pic:nvPicPr>
-                    <pic:cNvPr id="0" name="Picture 3"/>
+                    <pic:cNvPr id="0" name="Picture 1"/>
                     <pic:cNvPicPr>
                       <a:picLocks noChangeAspect="1" noChangeArrowheads="1"/>
                     </pic:cNvPicPr>
@@ -2595,7 +2408,7 @@
                   <pic:spPr bwMode="auto">
                     <a:xfrm>
                       <a:off x="0" y="0"/>
-                      <a:ext cx="5274310" cy="2878455"/>
+                      <a:ext cx="5274310" cy="2893060"/>
                     </a:xfrm>
                     <a:prstGeom prst="rect">
                       <a:avLst/>
@@ -2611,59 +2424,6 @@
           </wp:inline>
         </w:drawing>
       </w:r>
-    </w:p>
-    <w:p>
-      <w:pPr>
-        <w:ind w:firstLineChars="200" w:firstLine="440"/>
-        <w:rPr>
-          <w:rFonts w:hint="eastAsia"/>
-          <w:b/>
-          <w:bCs/>
-        </w:rPr>
-      </w:pPr>
-      <w:r>
-        <w:rPr>
-          <w:rFonts w:hint="eastAsia"/>
-        </w:rPr>
-        <w:t xml:space="preserve">Task Feedback: the input box above supports text and pasted images. Click the "Attach File" button below to upload attachments. </w:t>
-      </w:r>
-      <w:r>
-        <w:rPr>
-          <w:rFonts w:hint="eastAsia"/>
-          <w:b/>
-          <w:bCs/>
-        </w:rPr>
-        <w:t>You can also drag the feedback description and related documents into the DSH chat box on the right for AI to process.</w:t>
-      </w:r>
-      <w:r>
-        <w:rPr>
-          <w:rFonts w:hint="eastAsia"/>
-          <w:b/>
-          <w:bCs/>
-        </w:rPr>
-        <w:t>！</w:t>
-      </w:r>
-    </w:p>
-    <w:p>
-      <w:pPr>
-        <w:ind w:firstLineChars="200" w:firstLine="440"/>
-        <w:rPr>
-          <w:rFonts w:hint="eastAsia"/>
-        </w:rPr>
-      </w:pPr>
-      <w:r>
-        <w:rPr>
-          <w:rFonts w:hint="eastAsia"/>
-        </w:rPr>
-        <w:t>Of course, beyond software development tasks, you can do other work too, such as editing PPT files, drafting contracts, media processing, engineering design, etc. You can also complete tasks assigned to you by others here.</w:t>
-      </w:r>
-    </w:p>
-    <w:p>
-      <w:pPr>
-        <w:rPr>
-          <w:rFonts w:hint="eastAsia"/>
-        </w:rPr>
-      </w:pPr>
     </w:p>
     <w:p>
       <w:pPr>
@@ -2822,13 +2582,8 @@
           <w:rFonts w:hint="eastAsia"/>
         </w:rPr>
       </w:pPr>
-      <w:proofErr w:type="spellStart"/>
-      <w:r>
-        <w:t>TakeTopDSHTeam</w:t>
-      </w:r>
-      <w:proofErr w:type="spellEnd"/>
-      <w:r>
-        <w:t xml:space="preserve"> is cross-platform: a single installer covers Windows, macOS, and Linux, with fully offline installation — no compilation required, no additional downloads on the target machine.</w:t>
+      <w:r>
+        <w:t>TakeTopDSHTeam is cross-platform: a single installer covers Windows, macOS, and Linux, with fully offline installation — no compilation required, no additional downloads on the target machine.</w:t>
       </w:r>
     </w:p>
     <w:sectPr>

--- a/Guide/USER_GUIDE_English.docx
+++ b/Guide/USER_GUIDE_English.docx
@@ -13,6 +13,7 @@
           <w:szCs w:val="36"/>
         </w:rPr>
       </w:pPr>
+      <w:proofErr w:type="spellStart"/>
       <w:r>
         <w:rPr>
           <w:rFonts w:hint="eastAsia"/>
@@ -21,7 +22,18 @@
           <w:sz w:val="36"/>
           <w:szCs w:val="36"/>
         </w:rPr>
-        <w:t>TakeTopDSH Team</w:t>
+        <w:t>TakeTopDSH</w:t>
+      </w:r>
+      <w:proofErr w:type="spellEnd"/>
+      <w:r>
+        <w:rPr>
+          <w:rFonts w:hint="eastAsia"/>
+          <w:b/>
+          <w:bCs/>
+          <w:sz w:val="36"/>
+          <w:szCs w:val="36"/>
+        </w:rPr>
+        <w:t xml:space="preserve"> Team</w:t>
       </w:r>
     </w:p>
     <w:p>
@@ -267,12 +279,34 @@
           <w:rFonts w:hint="eastAsia"/>
         </w:rPr>
       </w:pPr>
+      <w:proofErr w:type="spellStart"/>
       <w:r>
         <w:rPr>
           <w:rFonts w:hint="eastAsia"/>
         </w:rPr>
         <w:lastRenderedPageBreak/>
-        <w:t>TakeTopDSH Team is a portable, copy-and-run application. Steps: copy the `TakeTopDshTeam` folder to the target machine → double-click `start.bat` on Windows, or run `bash start.sh` on macOS/Linux → open `http://127.0.0.1:46001` in your browser → click **"Open DSH"** to start. See details below:</w:t>
+        <w:t>TakeTopDSH</w:t>
+      </w:r>
+      <w:proofErr w:type="spellEnd"/>
+      <w:r>
+        <w:rPr>
+          <w:rFonts w:hint="eastAsia"/>
+        </w:rPr>
+        <w:t xml:space="preserve"> Team is a portable, copy-and-run application. Steps: copy the `</w:t>
+      </w:r>
+      <w:proofErr w:type="spellStart"/>
+      <w:r>
+        <w:rPr>
+          <w:rFonts w:hint="eastAsia"/>
+        </w:rPr>
+        <w:t>TakeTopDshTeam</w:t>
+      </w:r>
+      <w:proofErr w:type="spellEnd"/>
+      <w:r>
+        <w:rPr>
+          <w:rFonts w:hint="eastAsia"/>
+        </w:rPr>
+        <w:t>` folder to the target machine → double-click `start.bat` on Windows, or run `bash start.sh` on macOS/Linux → open `http://127.0.0.1:46001` in your browser → click **"Open DSH"** to start. See details below:</w:t>
       </w:r>
     </w:p>
     <w:p>
@@ -300,7 +334,21 @@
         <w:rPr>
           <w:rFonts w:hint="eastAsia"/>
         </w:rPr>
-        <w:t>1-1-1. Copy the entire `TakeTopDshTeam` folder to the target computer.</w:t>
+        <w:t>1-1-1. Copy the entire `</w:t>
+      </w:r>
+      <w:proofErr w:type="spellStart"/>
+      <w:r>
+        <w:rPr>
+          <w:rFonts w:hint="eastAsia"/>
+        </w:rPr>
+        <w:t>TakeTopDshTeam</w:t>
+      </w:r>
+      <w:proofErr w:type="spellEnd"/>
+      <w:r>
+        <w:rPr>
+          <w:rFonts w:hint="eastAsia"/>
+        </w:rPr>
+        <w:t>` folder to the target computer.</w:t>
       </w:r>
     </w:p>
     <w:p>
@@ -314,7 +362,21 @@
         <w:rPr>
           <w:rFonts w:hint="eastAsia"/>
         </w:rPr>
-        <w:t>1-1-2. Double-click **`start.bat`** (if the port is occupied, right-click → Run as administrator).</w:t>
+        <w:t>1-1-2. Double-click **`start.bat`*</w:t>
+      </w:r>
+      <w:proofErr w:type="gramStart"/>
+      <w:r>
+        <w:rPr>
+          <w:rFonts w:hint="eastAsia"/>
+        </w:rPr>
+        <w:t>* (</w:t>
+      </w:r>
+      <w:proofErr w:type="gramEnd"/>
+      <w:r>
+        <w:rPr>
+          <w:rFonts w:hint="eastAsia"/>
+        </w:rPr>
+        <w:t>if the port is occupied, right-click → Run as administrator).</w:t>
       </w:r>
     </w:p>
     <w:p>
@@ -364,7 +426,21 @@
         <w:rPr>
           <w:rFonts w:hint="eastAsia"/>
         </w:rPr>
-        <w:t>1-2-1. Copy the entire `TakeTopDshTeam` folder to the target Mac.</w:t>
+        <w:t>1-2-1. Copy the entire `</w:t>
+      </w:r>
+      <w:proofErr w:type="spellStart"/>
+      <w:r>
+        <w:rPr>
+          <w:rFonts w:hint="eastAsia"/>
+        </w:rPr>
+        <w:t>TakeTopDshTeam</w:t>
+      </w:r>
+      <w:proofErr w:type="spellEnd"/>
+      <w:r>
+        <w:rPr>
+          <w:rFonts w:hint="eastAsia"/>
+        </w:rPr>
+        <w:t>` folder to the target Mac.</w:t>
       </w:r>
     </w:p>
     <w:p>
@@ -389,7 +465,15 @@
         </w:rPr>
       </w:pPr>
       <w:r>
-        <w:t>bash cd /path/to/TakeTopDshTeam bash start.sh</w:t>
+        <w:t>bash cd /path/to/</w:t>
+      </w:r>
+      <w:proofErr w:type="spellStart"/>
+      <w:r>
+        <w:t>TakeTopDshTeam</w:t>
+      </w:r>
+      <w:proofErr w:type="spellEnd"/>
+      <w:r>
+        <w:t xml:space="preserve"> bash start.sh</w:t>
       </w:r>
     </w:p>
     <w:p>
@@ -411,7 +495,21 @@
         <w:rPr>
           <w:rFonts w:hint="eastAsia"/>
         </w:rPr>
-        <w:t>1-2-3. On first run, the built-in Node.js and `@deepseek-ai/dsh` dependencies are automatically extracted — **fully offline**, no additional download or compilation required.</w:t>
+        <w:t xml:space="preserve">1-2-3. On first run, the built-in Node.js and `@deepseek-ai/dsh` dependencies are automatically extracted </w:t>
+      </w:r>
+      <w:proofErr w:type="gramStart"/>
+      <w:r>
+        <w:rPr>
+          <w:rFonts w:hint="eastAsia"/>
+        </w:rPr>
+        <w:t>— *</w:t>
+      </w:r>
+      <w:proofErr w:type="gramEnd"/>
+      <w:r>
+        <w:rPr>
+          <w:rFonts w:hint="eastAsia"/>
+        </w:rPr>
+        <w:t>*fully offline**, no additional download or compilation required.</w:t>
       </w:r>
     </w:p>
     <w:p>
@@ -461,7 +559,21 @@
         <w:rPr>
           <w:rFonts w:hint="eastAsia"/>
         </w:rPr>
-        <w:t>1-3-1. Copy the entire `TakeTopDshTeam` folder to the target machine.</w:t>
+        <w:t>1-3-1. Copy the entire `</w:t>
+      </w:r>
+      <w:proofErr w:type="spellStart"/>
+      <w:r>
+        <w:rPr>
+          <w:rFonts w:hint="eastAsia"/>
+        </w:rPr>
+        <w:t>TakeTopDshTeam</w:t>
+      </w:r>
+      <w:proofErr w:type="spellEnd"/>
+      <w:r>
+        <w:rPr>
+          <w:rFonts w:hint="eastAsia"/>
+        </w:rPr>
+        <w:t>` folder to the target machine.</w:t>
       </w:r>
     </w:p>
     <w:p>
@@ -486,7 +598,15 @@
         </w:rPr>
       </w:pPr>
       <w:r>
-        <w:t>bash cd /path/to/TakeTopDshTeam bash start.sh</w:t>
+        <w:t>bash cd /path/to/</w:t>
+      </w:r>
+      <w:proofErr w:type="spellStart"/>
+      <w:r>
+        <w:t>TakeTopDshTeam</w:t>
+      </w:r>
+      <w:proofErr w:type="spellEnd"/>
+      <w:r>
+        <w:t xml:space="preserve"> bash start.sh</w:t>
       </w:r>
     </w:p>
     <w:p>
@@ -500,7 +620,21 @@
         <w:rPr>
           <w:rFonts w:hint="eastAsia"/>
         </w:rPr>
-        <w:t>1-3-3. On first run, the built-in Node.js and `@deepseek-ai/dsh` dependencies are automatically extracted — **fully offline**, no additional download or compilation required.</w:t>
+        <w:t xml:space="preserve">1-3-3. On first run, the built-in Node.js and `@deepseek-ai/dsh` dependencies are automatically extracted </w:t>
+      </w:r>
+      <w:proofErr w:type="gramStart"/>
+      <w:r>
+        <w:rPr>
+          <w:rFonts w:hint="eastAsia"/>
+        </w:rPr>
+        <w:t>— *</w:t>
+      </w:r>
+      <w:proofErr w:type="gramEnd"/>
+      <w:r>
+        <w:rPr>
+          <w:rFonts w:hint="eastAsia"/>
+        </w:rPr>
+        <w:t>*fully offline**, no additional download or compilation required.</w:t>
       </w:r>
     </w:p>
     <w:p>
@@ -555,7 +689,21 @@
         <w:rPr>
           <w:rFonts w:hint="eastAsia"/>
         </w:rPr>
-        <w:t>Each time you restart, open the TakeTopDshTeam folder and you will see the files below. Run the appropriate file for your system to open the login page:</w:t>
+        <w:t xml:space="preserve">Each time you restart, open the </w:t>
+      </w:r>
+      <w:proofErr w:type="spellStart"/>
+      <w:r>
+        <w:rPr>
+          <w:rFonts w:hint="eastAsia"/>
+        </w:rPr>
+        <w:t>TakeTopDshTeam</w:t>
+      </w:r>
+      <w:proofErr w:type="spellEnd"/>
+      <w:r>
+        <w:rPr>
+          <w:rFonts w:hint="eastAsia"/>
+        </w:rPr>
+        <w:t xml:space="preserve"> folder and you will see the files below. Run the appropriate file for your system to open the login page:</w:t>
       </w:r>
     </w:p>
     <w:p>
@@ -569,7 +717,7 @@
           <w:noProof/>
         </w:rPr>
         <w:drawing>
-          <wp:inline distT="0" distB="0" distL="0" distR="0" wp14:anchorId="78E1C3EA" wp14:editId="552A38A1">
+          <wp:inline distT="0" distB="0" distL="0" distR="0" wp14:anchorId="78E1C3EA" wp14:editId="44F54CBA">
             <wp:extent cx="5274310" cy="465455"/>
             <wp:effectExtent l="0" t="0" r="2540" b="0"/>
             <wp:docPr id="286631104" name="图片 1"/>
@@ -715,7 +863,49 @@
         <w:rPr>
           <w:rFonts w:hint="eastAsia"/>
         </w:rPr>
-        <w:t>Enter username `admin` and password `12345678` to log in. After the first login, the TakeTopDSH Team background service (TakeTopDSHLauncher) will keep running in the background. As long as you have not restarted the computer, simply open `http://127.0.0.1:46001` in your browser to return to the login page. If the launcher has been closed (e.g., after a restart), re-run the startup program above. http://127.0.0.1:46001</w:t>
+        <w:t xml:space="preserve">Enter username `admin` and password `12345678` to log in. After the first login, the </w:t>
+      </w:r>
+      <w:proofErr w:type="spellStart"/>
+      <w:r>
+        <w:rPr>
+          <w:rFonts w:hint="eastAsia"/>
+        </w:rPr>
+        <w:t>TakeTopDSH</w:t>
+      </w:r>
+      <w:proofErr w:type="spellEnd"/>
+      <w:r>
+        <w:rPr>
+          <w:rFonts w:hint="eastAsia"/>
+        </w:rPr>
+        <w:t xml:space="preserve"> Team background service (</w:t>
+      </w:r>
+      <w:proofErr w:type="spellStart"/>
+      <w:r>
+        <w:rPr>
+          <w:rFonts w:hint="eastAsia"/>
+        </w:rPr>
+        <w:t>TakeTopDSHLauncher</w:t>
+      </w:r>
+      <w:proofErr w:type="spellEnd"/>
+      <w:r>
+        <w:rPr>
+          <w:rFonts w:hint="eastAsia"/>
+        </w:rPr>
+        <w:t xml:space="preserve">) will keep running in the background. </w:t>
+      </w:r>
+      <w:proofErr w:type="gramStart"/>
+      <w:r>
+        <w:rPr>
+          <w:rFonts w:hint="eastAsia"/>
+        </w:rPr>
+        <w:t>As long as</w:t>
+      </w:r>
+      <w:proofErr w:type="gramEnd"/>
+      <w:r>
+        <w:rPr>
+          <w:rFonts w:hint="eastAsia"/>
+        </w:rPr>
+        <w:t xml:space="preserve"> you have not restarted the computer, simply open `http://127.0.0.1:46001` in your browser to return to the login page. If the launcher has been closed (e.g., after a restart), re-run the startup program above. http://127.0.0.1:46001</w:t>
       </w:r>
     </w:p>
     <w:p>
@@ -858,7 +1048,7 @@
           <w:noProof/>
         </w:rPr>
         <w:drawing>
-          <wp:inline distT="0" distB="0" distL="0" distR="0" wp14:anchorId="2044E27F" wp14:editId="3C8854CE">
+          <wp:inline distT="0" distB="0" distL="0" distR="0" wp14:anchorId="2044E27F" wp14:editId="783FDC59">
             <wp:extent cx="5274310" cy="2002155"/>
             <wp:effectExtent l="0" t="0" r="2540" b="0"/>
             <wp:docPr id="5370857" name="图片 5"/>
@@ -934,7 +1124,21 @@
         <w:rPr>
           <w:rFonts w:hint="eastAsia"/>
         </w:rPr>
-        <w:t>Setting the workspace path defines the platform's working directory. This directory can be located on any drive, but plan carefully and ensure sufficient capacity, as all data entered and files uploaded in TakeTopDSH Team are stored in this directory.</w:t>
+        <w:t xml:space="preserve">Setting the workspace path defines the platform's working directory. This directory can be located on any drive, but plan carefully and ensure sufficient capacity, as all data entered and files uploaded in </w:t>
+      </w:r>
+      <w:proofErr w:type="spellStart"/>
+      <w:r>
+        <w:rPr>
+          <w:rFonts w:hint="eastAsia"/>
+        </w:rPr>
+        <w:t>TakeTopDSH</w:t>
+      </w:r>
+      <w:proofErr w:type="spellEnd"/>
+      <w:r>
+        <w:rPr>
+          <w:rFonts w:hint="eastAsia"/>
+        </w:rPr>
+        <w:t xml:space="preserve"> Team are stored in this directory.</w:t>
       </w:r>
     </w:p>
     <w:p>
@@ -1172,7 +1376,21 @@
         <w:rPr>
           <w:rFonts w:hint="eastAsia"/>
         </w:rPr>
-        <w:t>Since TakeTopDSH Team is built on DeepSeek Harness, when DeepSeek Harness releases a new version, you can click this button to upgrade and ensure you are using the latest DeepSeek Harness features.</w:t>
+        <w:t xml:space="preserve">Since </w:t>
+      </w:r>
+      <w:proofErr w:type="spellStart"/>
+      <w:r>
+        <w:rPr>
+          <w:rFonts w:hint="eastAsia"/>
+        </w:rPr>
+        <w:t>TakeTopDSH</w:t>
+      </w:r>
+      <w:proofErr w:type="spellEnd"/>
+      <w:r>
+        <w:rPr>
+          <w:rFonts w:hint="eastAsia"/>
+        </w:rPr>
+        <w:t xml:space="preserve"> Team is built on DeepSeek Harness, when DeepSeek Harness releases a new version, you can click this button to upgrade and ensure you are using the latest DeepSeek Harness features.</w:t>
       </w:r>
     </w:p>
     <w:p>
@@ -1208,7 +1426,21 @@
         <w:rPr>
           <w:rFonts w:hint="eastAsia"/>
         </w:rPr>
-        <w:t>After completing the admin page settings, click the **Open DSH** button in the TakeTopDSH Team launcher area to open the workbench page.</w:t>
+        <w:t xml:space="preserve">After completing the admin page settings, click the **Open DSH** button in the </w:t>
+      </w:r>
+      <w:proofErr w:type="spellStart"/>
+      <w:r>
+        <w:rPr>
+          <w:rFonts w:hint="eastAsia"/>
+        </w:rPr>
+        <w:t>TakeTopDSH</w:t>
+      </w:r>
+      <w:proofErr w:type="spellEnd"/>
+      <w:r>
+        <w:rPr>
+          <w:rFonts w:hint="eastAsia"/>
+        </w:rPr>
+        <w:t xml:space="preserve"> Team launcher area to open the workbench page.</w:t>
       </w:r>
     </w:p>
     <w:p>
@@ -1223,7 +1455,7 @@
         </w:rPr>
         <w:lastRenderedPageBreak/>
         <w:drawing>
-          <wp:inline distT="0" distB="0" distL="0" distR="0" wp14:anchorId="39F15B5B" wp14:editId="5A6DACBA">
+          <wp:inline distT="0" distB="0" distL="0" distR="0" wp14:anchorId="39F15B5B" wp14:editId="10431316">
             <wp:extent cx="5274310" cy="1233805"/>
             <wp:effectExtent l="0" t="0" r="2540" b="4445"/>
             <wp:docPr id="1833294711" name="图片 8"/>
@@ -1370,7 +1602,21 @@
         <w:rPr>
           <w:rFonts w:hint="eastAsia"/>
         </w:rPr>
-        <w:t>Although TakeTopDSH Team is built on DeepSeek Harness, you can also connect to other LLMs such as OpenAI, Kimi, Claude, Qwen, and even local models.</w:t>
+        <w:t xml:space="preserve">Although </w:t>
+      </w:r>
+      <w:proofErr w:type="spellStart"/>
+      <w:r>
+        <w:rPr>
+          <w:rFonts w:hint="eastAsia"/>
+        </w:rPr>
+        <w:t>TakeTopDSH</w:t>
+      </w:r>
+      <w:proofErr w:type="spellEnd"/>
+      <w:r>
+        <w:rPr>
+          <w:rFonts w:hint="eastAsia"/>
+        </w:rPr>
+        <w:t xml:space="preserve"> Team is built on DeepSeek Harness, you can also connect to other LLMs such as OpenAI, Kimi, Claude, Qwen, and even local models.</w:t>
       </w:r>
     </w:p>
     <w:p>
@@ -1513,7 +1759,21 @@
         <w:rPr>
           <w:rFonts w:hint="eastAsia"/>
         </w:rPr>
-        <w:t>Click the Edit button, as shown below. You can select from the listed models, or click Add model to add a new one. After selection, enter your API Key. For detailed setup instructions, refer to the official website of the LLM you want to connect.</w:t>
+        <w:t xml:space="preserve">Click the Edit button, as shown below. You can select from the listed </w:t>
+      </w:r>
+      <w:proofErr w:type="gramStart"/>
+      <w:r>
+        <w:rPr>
+          <w:rFonts w:hint="eastAsia"/>
+        </w:rPr>
+        <w:t>models, or</w:t>
+      </w:r>
+      <w:proofErr w:type="gramEnd"/>
+      <w:r>
+        <w:rPr>
+          <w:rFonts w:hint="eastAsia"/>
+        </w:rPr>
+        <w:t xml:space="preserve"> click Add model to add a new one. After selection, enter your API Key. For detailed setup instructions, refer to the official website of the LLM you want to connect.</w:t>
       </w:r>
       <w:r>
         <w:rPr>
@@ -1587,7 +1847,7 @@
           <w:noProof/>
         </w:rPr>
         <w:drawing>
-          <wp:inline distT="0" distB="0" distL="0" distR="0" wp14:anchorId="637077FD" wp14:editId="36BBB724">
+          <wp:inline distT="0" distB="0" distL="0" distR="0" wp14:anchorId="637077FD" wp14:editId="538AD610">
             <wp:extent cx="4842134" cy="3486150"/>
             <wp:effectExtent l="0" t="0" r="0" b="0"/>
             <wp:docPr id="2027276046" name="图片 13"/>
@@ -1838,7 +2098,35 @@
         <w:rPr>
           <w:rFonts w:hint="eastAsia"/>
         </w:rPr>
-        <w:t xml:space="preserve">It displays all tasks you have created. The member list on the left is optional (for filtering). Click the "Add Task" button to open the dialog, and select an assignee from the "Assignee" dropdown. The "Type" field contains a text box, a dropdown, and a + button: you can select an existing type, or enter a new type and click + to add (types are remembered). You can also change the assignee when editing a task; after saving, the task moves to the new assignee's task list. Each task row has a + column to inline-expand its subtasks; each subtask stores its parent task's unique ID (UID), and the "No." </w:t>
+        <w:t xml:space="preserve">It displays all tasks you have created. The member list on the left is optional (for filtering). Click the "Add Task" button to open the </w:t>
+      </w:r>
+      <w:proofErr w:type="gramStart"/>
+      <w:r>
+        <w:rPr>
+          <w:rFonts w:hint="eastAsia"/>
+        </w:rPr>
+        <w:t>dialog, and</w:t>
+      </w:r>
+      <w:proofErr w:type="gramEnd"/>
+      <w:r>
+        <w:rPr>
+          <w:rFonts w:hint="eastAsia"/>
+        </w:rPr>
+        <w:t xml:space="preserve"> select an assignee from the "Assignee" dropdown. The "Type" field contains a text box, a dropdown, and a + button: you can select an existing </w:t>
+      </w:r>
+      <w:proofErr w:type="gramStart"/>
+      <w:r>
+        <w:rPr>
+          <w:rFonts w:hint="eastAsia"/>
+        </w:rPr>
+        <w:t>type, or</w:t>
+      </w:r>
+      <w:proofErr w:type="gramEnd"/>
+      <w:r>
+        <w:rPr>
+          <w:rFonts w:hint="eastAsia"/>
+        </w:rPr>
+        <w:t xml:space="preserve"> enter a new type and click + to add (types are remembered). You can also change the assignee when editing a task; after saving, the task moves to the new assignee's task list. Each task row has a + column to inline-expand its subtasks; each subtask stores its parent task's unique ID (UID), and the "No." </w:t>
       </w:r>
       <w:r>
         <w:rPr>
@@ -2450,7 +2738,21 @@
           <w:rFonts w:hint="eastAsia"/>
         </w:rPr>
         <w:lastRenderedPageBreak/>
-        <w:t>Members added by the administrator on the admin page (e.g., ericliu added earlier) can also log in from the login page and access that member's admin page, as shown below. This admin page is simpler than the admin's page.</w:t>
+        <w:t xml:space="preserve">Members added by the administrator on the admin page (e.g., </w:t>
+      </w:r>
+      <w:proofErr w:type="spellStart"/>
+      <w:r>
+        <w:rPr>
+          <w:rFonts w:hint="eastAsia"/>
+        </w:rPr>
+        <w:t>ericliu</w:t>
+      </w:r>
+      <w:proofErr w:type="spellEnd"/>
+      <w:r>
+        <w:rPr>
+          <w:rFonts w:hint="eastAsia"/>
+        </w:rPr>
+        <w:t xml:space="preserve"> added earlier) can also log in from the login page and access that member's admin page, as shown below. This admin page is simpler than the admin's page.</w:t>
       </w:r>
     </w:p>
     <w:p>
@@ -2464,7 +2766,35 @@
         <w:rPr>
           <w:rFonts w:hint="eastAsia"/>
         </w:rPr>
-        <w:t>On this page, you can click the "Start" button to start the DSH service. The first startup may be slow; once started, you can open that member's DSH page, as shown below. Operations are the same as the administrator, but note: members can only operate within their own file workspace and cannot see files in other workspaces.</w:t>
+        <w:t xml:space="preserve">On this page, you can click the "Start" button to start the DSH service. The first startup may be slow; once started, you can open that member's DSH page, as shown below. Operations are the same as the </w:t>
+      </w:r>
+      <w:proofErr w:type="gramStart"/>
+      <w:r>
+        <w:rPr>
+          <w:rFonts w:hint="eastAsia"/>
+        </w:rPr>
+        <w:t>administrator, but</w:t>
+      </w:r>
+      <w:proofErr w:type="gramEnd"/>
+      <w:r>
+        <w:rPr>
+          <w:rFonts w:hint="eastAsia"/>
+        </w:rPr>
+        <w:t xml:space="preserve"> </w:t>
+      </w:r>
+      <w:proofErr w:type="gramStart"/>
+      <w:r>
+        <w:rPr>
+          <w:rFonts w:hint="eastAsia"/>
+        </w:rPr>
+        <w:t>note:</w:t>
+      </w:r>
+      <w:proofErr w:type="gramEnd"/>
+      <w:r>
+        <w:rPr>
+          <w:rFonts w:hint="eastAsia"/>
+        </w:rPr>
+        <w:t xml:space="preserve"> members can only operate within their own file workspace and cannot see files in other workspaces.</w:t>
       </w:r>
     </w:p>
     <w:p>
@@ -2582,9 +2912,136 @@
           <w:rFonts w:hint="eastAsia"/>
         </w:rPr>
       </w:pPr>
-      <w:r>
-        <w:t>TakeTopDSHTeam is cross-platform: a single installer covers Windows, macOS, and Linux, with fully offline installation — no compilation required, no additional downloads on the target machine.</w:t>
-      </w:r>
+      <w:proofErr w:type="spellStart"/>
+      <w:r>
+        <w:t>TakeTopDSHTeam</w:t>
+      </w:r>
+      <w:proofErr w:type="spellEnd"/>
+      <w:r>
+        <w:t xml:space="preserve"> is cross-platform: a single installer covers Windows, macOS, and Linux, with fully offline installation — no compilation required, no additional downloads on the target machine.</w:t>
+      </w:r>
+    </w:p>
+    <w:p>
+      <w:pPr>
+        <w:rPr>
+          <w:rFonts w:hint="eastAsia"/>
+        </w:rPr>
+      </w:pPr>
+    </w:p>
+    <w:p>
+      <w:pPr>
+        <w:rPr>
+          <w:rFonts w:hint="eastAsia"/>
+        </w:rPr>
+      </w:pPr>
+      <w:r>
+        <w:rPr>
+          <w:b/>
+          <w:sz w:val="28"/>
+        </w:rPr>
+        <w:t>8. Enterprise Edition (paid)</w:t>
+      </w:r>
+    </w:p>
+    <w:p>
+      <w:pPr>
+        <w:rPr>
+          <w:rFonts w:hint="eastAsia"/>
+        </w:rPr>
+      </w:pPr>
+      <w:r>
+        <w:t xml:space="preserve">The content above describes the features and how to use them of the Standard edition, </w:t>
+      </w:r>
+      <w:r>
+        <w:lastRenderedPageBreak/>
+        <w:t>which is MIT-licensed and free. For teams that need stronger governance we offer a paid Enterprise edition that adds:</w:t>
+      </w:r>
+    </w:p>
+    <w:p>
+      <w:pPr>
+        <w:rPr>
+          <w:rFonts w:hint="eastAsia"/>
+        </w:rPr>
+      </w:pPr>
+      <w:r>
+        <w:rPr>
+          <w:b/>
+        </w:rPr>
+        <w:t>🧮 Per-member token control</w:t>
+      </w:r>
+      <w:r>
+        <w:t xml:space="preserve"> — see and control each member's token usage.</w:t>
+      </w:r>
+    </w:p>
+    <w:p>
+      <w:pPr>
+        <w:rPr>
+          <w:rFonts w:hint="eastAsia"/>
+        </w:rPr>
+      </w:pPr>
+      <w:r>
+        <w:rPr>
+          <w:b/>
+        </w:rPr>
+        <w:t>🏛️ Hierarchical (pyramid) member management</w:t>
+      </w:r>
+      <w:r>
+        <w:t xml:space="preserve"> — a normal member can create and manage sub-members' work; each sub-member can, in turn, create further sub-members and manage their work, forming a pyramid-style management structure.</w:t>
+      </w:r>
+    </w:p>
+    <w:p>
+      <w:pPr>
+        <w:rPr>
+          <w:rFonts w:hint="eastAsia"/>
+        </w:rPr>
+      </w:pPr>
+      <w:r>
+        <w:rPr>
+          <w:b/>
+        </w:rPr>
+        <w:t>📱 Mobile APP pages</w:t>
+      </w:r>
+      <w:r>
+        <w:t xml:space="preserve"> — built-in touch-optimized mobile interface; access the workbench, file manager and AI chat anytime, anywhere from a phone or other mobile device.</w:t>
+      </w:r>
+    </w:p>
+    <w:p>
+      <w:pPr>
+        <w:rPr>
+          <w:rFonts w:hint="eastAsia"/>
+        </w:rPr>
+      </w:pPr>
+      <w:r>
+        <w:rPr>
+          <w:b/>
+        </w:rPr>
+        <w:t>💬 Instant chat</w:t>
+      </w:r>
+      <w:r>
+        <w:t xml:space="preserve"> — 1:1 and group chat; send messages straight from the file manager or task manager into the chat box, and from a chat record straight into the AI conversation box!</w:t>
+      </w:r>
+    </w:p>
+    <w:p>
+      <w:pPr>
+        <w:rPr>
+          <w:rFonts w:hint="eastAsia"/>
+        </w:rPr>
+      </w:pPr>
+      <w:r>
+        <w:rPr>
+          <w:b/>
+        </w:rPr>
+        <w:t>🛠️ Support</w:t>
+      </w:r>
+      <w:r>
+        <w:t xml:space="preserve"> — during the paid period we provide uninterrupted service and quickly help resolve any usage issues.</w:t>
+      </w:r>
+    </w:p>
+    <w:p>
+      <w:pPr>
+        <w:rPr>
+          <w:rFonts w:hint="eastAsia"/>
+        </w:rPr>
+      </w:pPr>
     </w:p>
     <w:sectPr>
       <w:footerReference w:type="default" r:id="rId31"/>

--- a/Guide/USER_GUIDE_English.docx
+++ b/Guide/USER_GUIDE_English.docx
@@ -154,6 +154,16 @@
       </w:pPr>
       <w:r>
         <w:t>- 7. Platform Support</w:t>
+      </w:r>
+    </w:p>
+    <w:p>
+      <w:pPr>
+        <w:rPr>
+          <w:rFonts w:hint="eastAsia"/>
+        </w:rPr>
+      </w:pPr>
+      <w:r>
+        <w:t>- 8. Enterprise Edition (paid)</w:t>
       </w:r>
     </w:p>
     <w:p>
@@ -3017,7 +3027,7 @@
         <w:t>💬 Instant chat</w:t>
       </w:r>
       <w:r>
-        <w:t xml:space="preserve"> — 1:1 and group chat; send messages straight from the file manager or task manager into the chat box, and from a chat record straight into the AI conversation box!</w:t>
+        <w:t xml:space="preserve"> — 1:1 and group chat, fully connected with the file manager, task manager and AI chat — communication without limits!</w:t>
       </w:r>
     </w:p>
     <w:p>

--- a/Guide/USER_GUIDE_English.docx
+++ b/Guide/USER_GUIDE_English.docx
@@ -3011,7 +3011,8 @@
         <w:t>📱 Mobile APP pages</w:t>
       </w:r>
       <w:r>
-        <w:t xml:space="preserve"> — built-in touch-optimized mobile interface; access the workbench, file manager and AI chat anytime, anywhere from a phone or other mobile device.</w:t>
+        <w:rPr/>
+        <w:t xml:space="preserve"> — built-in touch-optimized mobile interface; access the workbench and get all kinds of work done anytime, anywhere from a phone or other mobile device.</w:t>
       </w:r>
     </w:p>
     <w:p>
@@ -3027,6 +3028,7 @@
         <w:t>💬 Instant chat</w:t>
       </w:r>
       <w:r>
+        <w:rPr/>
         <w:t xml:space="preserve"> — 1:1 and group chat, fully connected with the file manager, task manager and AI chat — communication without limits!</w:t>
       </w:r>
     </w:p>

--- a/Guide/USER_GUIDE_English.docx
+++ b/Guide/USER_GUIDE_English.docx
@@ -13,7 +13,6 @@
           <w:szCs w:val="36"/>
         </w:rPr>
       </w:pPr>
-      <w:proofErr w:type="spellStart"/>
       <w:r>
         <w:rPr>
           <w:rFonts w:hint="eastAsia"/>
@@ -22,18 +21,7 @@
           <w:sz w:val="36"/>
           <w:szCs w:val="36"/>
         </w:rPr>
-        <w:t>TakeTopDSH</w:t>
-      </w:r>
-      <w:proofErr w:type="spellEnd"/>
-      <w:r>
-        <w:rPr>
-          <w:rFonts w:hint="eastAsia"/>
-          <w:b/>
-          <w:bCs/>
-          <w:sz w:val="36"/>
-          <w:szCs w:val="36"/>
-        </w:rPr>
-        <w:t xml:space="preserve"> Team</w:t>
+        <w:t>TakeTopDSH Team</w:t>
       </w:r>
     </w:p>
     <w:p>
@@ -232,6 +220,7 @@
         <w:rPr>
           <w:noProof/>
         </w:rPr>
+        <w:lastRenderedPageBreak/>
         <w:drawing>
           <wp:inline distT="0" distB="0" distL="0" distR="0" wp14:anchorId="0647FF98" wp14:editId="627EAD68">
             <wp:extent cx="4986338" cy="2447290"/>
@@ -289,34 +278,11 @@
           <w:rFonts w:hint="eastAsia"/>
         </w:rPr>
       </w:pPr>
-      <w:proofErr w:type="spellStart"/>
-      <w:r>
-        <w:rPr>
-          <w:rFonts w:hint="eastAsia"/>
-        </w:rPr>
-        <w:lastRenderedPageBreak/>
-        <w:t>TakeTopDSH</w:t>
-      </w:r>
-      <w:proofErr w:type="spellEnd"/>
-      <w:r>
-        <w:rPr>
-          <w:rFonts w:hint="eastAsia"/>
-        </w:rPr>
-        <w:t xml:space="preserve"> Team is a portable, copy-and-run application. Steps: copy the `</w:t>
-      </w:r>
-      <w:proofErr w:type="spellStart"/>
-      <w:r>
-        <w:rPr>
-          <w:rFonts w:hint="eastAsia"/>
-        </w:rPr>
-        <w:t>TakeTopDshTeam</w:t>
-      </w:r>
-      <w:proofErr w:type="spellEnd"/>
-      <w:r>
-        <w:rPr>
-          <w:rFonts w:hint="eastAsia"/>
-        </w:rPr>
-        <w:t>` folder to the target machine → double-click `start.bat` on Windows, or run `bash start.sh` on macOS/Linux → open `http://127.0.0.1:46001` in your browser → click **"Open DSH"** to start. See details below:</w:t>
+      <w:r>
+        <w:rPr>
+          <w:rFonts w:hint="eastAsia"/>
+        </w:rPr>
+        <w:t>TakeTopDSH Team is a portable, copy-and-run application. Steps: copy the `TakeTopDshTeam` folder to the target machine → double-click `start.bat` on Windows, or run `bash start.sh` on macOS/Linux → open `http://127.0.0.1:46001` in your browser → click **"Open DSH"** to start. See details below:</w:t>
       </w:r>
     </w:p>
     <w:p>
@@ -344,21 +310,7 @@
         <w:rPr>
           <w:rFonts w:hint="eastAsia"/>
         </w:rPr>
-        <w:t>1-1-1. Copy the entire `</w:t>
-      </w:r>
-      <w:proofErr w:type="spellStart"/>
-      <w:r>
-        <w:rPr>
-          <w:rFonts w:hint="eastAsia"/>
-        </w:rPr>
-        <w:t>TakeTopDshTeam</w:t>
-      </w:r>
-      <w:proofErr w:type="spellEnd"/>
-      <w:r>
-        <w:rPr>
-          <w:rFonts w:hint="eastAsia"/>
-        </w:rPr>
-        <w:t>` folder to the target computer.</w:t>
+        <w:t>1-1-1. Copy the entire `TakeTopDshTeam` folder to the target computer.</w:t>
       </w:r>
     </w:p>
     <w:p>
@@ -372,21 +324,7 @@
         <w:rPr>
           <w:rFonts w:hint="eastAsia"/>
         </w:rPr>
-        <w:t>1-1-2. Double-click **`start.bat`*</w:t>
-      </w:r>
-      <w:proofErr w:type="gramStart"/>
-      <w:r>
-        <w:rPr>
-          <w:rFonts w:hint="eastAsia"/>
-        </w:rPr>
-        <w:t>* (</w:t>
-      </w:r>
-      <w:proofErr w:type="gramEnd"/>
-      <w:r>
-        <w:rPr>
-          <w:rFonts w:hint="eastAsia"/>
-        </w:rPr>
-        <w:t>if the port is occupied, right-click → Run as administrator).</w:t>
+        <w:t>1-1-2. Double-click **`start.bat`** (if the port is occupied, right-click → Run as administrator).</w:t>
       </w:r>
     </w:p>
     <w:p>
@@ -436,21 +374,7 @@
         <w:rPr>
           <w:rFonts w:hint="eastAsia"/>
         </w:rPr>
-        <w:t>1-2-1. Copy the entire `</w:t>
-      </w:r>
-      <w:proofErr w:type="spellStart"/>
-      <w:r>
-        <w:rPr>
-          <w:rFonts w:hint="eastAsia"/>
-        </w:rPr>
-        <w:t>TakeTopDshTeam</w:t>
-      </w:r>
-      <w:proofErr w:type="spellEnd"/>
-      <w:r>
-        <w:rPr>
-          <w:rFonts w:hint="eastAsia"/>
-        </w:rPr>
-        <w:t>` folder to the target Mac.</w:t>
+        <w:t>1-2-1. Copy the entire `TakeTopDshTeam` folder to the target Mac.</w:t>
       </w:r>
     </w:p>
     <w:p>
@@ -475,15 +399,7 @@
         </w:rPr>
       </w:pPr>
       <w:r>
-        <w:t>bash cd /path/to/</w:t>
-      </w:r>
-      <w:proofErr w:type="spellStart"/>
-      <w:r>
-        <w:t>TakeTopDshTeam</w:t>
-      </w:r>
-      <w:proofErr w:type="spellEnd"/>
-      <w:r>
-        <w:t xml:space="preserve"> bash start.sh</w:t>
+        <w:t>bash cd /path/to/TakeTopDshTeam bash start.sh</w:t>
       </w:r>
     </w:p>
     <w:p>
@@ -505,21 +421,7 @@
         <w:rPr>
           <w:rFonts w:hint="eastAsia"/>
         </w:rPr>
-        <w:t xml:space="preserve">1-2-3. On first run, the built-in Node.js and `@deepseek-ai/dsh` dependencies are automatically extracted </w:t>
-      </w:r>
-      <w:proofErr w:type="gramStart"/>
-      <w:r>
-        <w:rPr>
-          <w:rFonts w:hint="eastAsia"/>
-        </w:rPr>
-        <w:t>— *</w:t>
-      </w:r>
-      <w:proofErr w:type="gramEnd"/>
-      <w:r>
-        <w:rPr>
-          <w:rFonts w:hint="eastAsia"/>
-        </w:rPr>
-        <w:t>*fully offline**, no additional download or compilation required.</w:t>
+        <w:t>1-2-3. On first run, the built-in Node.js and `@deepseek-ai/dsh` dependencies are automatically extracted — **fully offline**, no additional download or compilation required.</w:t>
       </w:r>
     </w:p>
     <w:p>
@@ -569,21 +471,7 @@
         <w:rPr>
           <w:rFonts w:hint="eastAsia"/>
         </w:rPr>
-        <w:t>1-3-1. Copy the entire `</w:t>
-      </w:r>
-      <w:proofErr w:type="spellStart"/>
-      <w:r>
-        <w:rPr>
-          <w:rFonts w:hint="eastAsia"/>
-        </w:rPr>
-        <w:t>TakeTopDshTeam</w:t>
-      </w:r>
-      <w:proofErr w:type="spellEnd"/>
-      <w:r>
-        <w:rPr>
-          <w:rFonts w:hint="eastAsia"/>
-        </w:rPr>
-        <w:t>` folder to the target machine.</w:t>
+        <w:t>1-3-1. Copy the entire `TakeTopDshTeam` folder to the target machine.</w:t>
       </w:r>
     </w:p>
     <w:p>
@@ -608,15 +496,7 @@
         </w:rPr>
       </w:pPr>
       <w:r>
-        <w:t>bash cd /path/to/</w:t>
-      </w:r>
-      <w:proofErr w:type="spellStart"/>
-      <w:r>
-        <w:t>TakeTopDshTeam</w:t>
-      </w:r>
-      <w:proofErr w:type="spellEnd"/>
-      <w:r>
-        <w:t xml:space="preserve"> bash start.sh</w:t>
+        <w:t>bash cd /path/to/TakeTopDshTeam bash start.sh</w:t>
       </w:r>
     </w:p>
     <w:p>
@@ -630,21 +510,7 @@
         <w:rPr>
           <w:rFonts w:hint="eastAsia"/>
         </w:rPr>
-        <w:t xml:space="preserve">1-3-3. On first run, the built-in Node.js and `@deepseek-ai/dsh` dependencies are automatically extracted </w:t>
-      </w:r>
-      <w:proofErr w:type="gramStart"/>
-      <w:r>
-        <w:rPr>
-          <w:rFonts w:hint="eastAsia"/>
-        </w:rPr>
-        <w:t>— *</w:t>
-      </w:r>
-      <w:proofErr w:type="gramEnd"/>
-      <w:r>
-        <w:rPr>
-          <w:rFonts w:hint="eastAsia"/>
-        </w:rPr>
-        <w:t>*fully offline**, no additional download or compilation required.</w:t>
+        <w:t>1-3-3. On first run, the built-in Node.js and `@deepseek-ai/dsh` dependencies are automatically extracted — **fully offline**, no additional download or compilation required.</w:t>
       </w:r>
     </w:p>
     <w:p>
@@ -658,14 +524,7 @@
         <w:rPr>
           <w:rFonts w:hint="eastAsia"/>
         </w:rPr>
-        <w:t xml:space="preserve">1-3-4. The browser will automatically open the login page at </w:t>
-      </w:r>
-      <w:r>
-        <w:rPr>
-          <w:rFonts w:hint="eastAsia"/>
-        </w:rPr>
-        <w:lastRenderedPageBreak/>
-        <w:t>`http://127.0.0.1:46001`.</w:t>
+        <w:t>1-3-4. The browser will automatically open the login page at `http://127.0.0.1:46001`.</w:t>
       </w:r>
     </w:p>
     <w:p>
@@ -699,21 +558,7 @@
         <w:rPr>
           <w:rFonts w:hint="eastAsia"/>
         </w:rPr>
-        <w:t xml:space="preserve">Each time you restart, open the </w:t>
-      </w:r>
-      <w:proofErr w:type="spellStart"/>
-      <w:r>
-        <w:rPr>
-          <w:rFonts w:hint="eastAsia"/>
-        </w:rPr>
-        <w:t>TakeTopDshTeam</w:t>
-      </w:r>
-      <w:proofErr w:type="spellEnd"/>
-      <w:r>
-        <w:rPr>
-          <w:rFonts w:hint="eastAsia"/>
-        </w:rPr>
-        <w:t xml:space="preserve"> folder and you will see the files below. Run the appropriate file for your system to open the login page:</w:t>
+        <w:t>Each time you restart, open the TakeTopDshTeam folder and you will see the files below. Run the appropriate file for your system to open the login page:</w:t>
       </w:r>
     </w:p>
     <w:p>
@@ -727,7 +572,7 @@
           <w:noProof/>
         </w:rPr>
         <w:drawing>
-          <wp:inline distT="0" distB="0" distL="0" distR="0" wp14:anchorId="78E1C3EA" wp14:editId="44F54CBA">
+          <wp:inline distT="0" distB="0" distL="0" distR="0" wp14:anchorId="78E1C3EA" wp14:editId="748C973D">
             <wp:extent cx="5274310" cy="465455"/>
             <wp:effectExtent l="0" t="0" r="2540" b="0"/>
             <wp:docPr id="286631104" name="图片 1"/>
@@ -873,49 +718,8 @@
         <w:rPr>
           <w:rFonts w:hint="eastAsia"/>
         </w:rPr>
-        <w:t xml:space="preserve">Enter username `admin` and password `12345678` to log in. After the first login, the </w:t>
-      </w:r>
-      <w:proofErr w:type="spellStart"/>
-      <w:r>
-        <w:rPr>
-          <w:rFonts w:hint="eastAsia"/>
-        </w:rPr>
-        <w:t>TakeTopDSH</w:t>
-      </w:r>
-      <w:proofErr w:type="spellEnd"/>
-      <w:r>
-        <w:rPr>
-          <w:rFonts w:hint="eastAsia"/>
-        </w:rPr>
-        <w:t xml:space="preserve"> Team background service (</w:t>
-      </w:r>
-      <w:proofErr w:type="spellStart"/>
-      <w:r>
-        <w:rPr>
-          <w:rFonts w:hint="eastAsia"/>
-        </w:rPr>
-        <w:t>TakeTopDSHLauncher</w:t>
-      </w:r>
-      <w:proofErr w:type="spellEnd"/>
-      <w:r>
-        <w:rPr>
-          <w:rFonts w:hint="eastAsia"/>
-        </w:rPr>
-        <w:t xml:space="preserve">) will keep running in the background. </w:t>
-      </w:r>
-      <w:proofErr w:type="gramStart"/>
-      <w:r>
-        <w:rPr>
-          <w:rFonts w:hint="eastAsia"/>
-        </w:rPr>
-        <w:t>As long as</w:t>
-      </w:r>
-      <w:proofErr w:type="gramEnd"/>
-      <w:r>
-        <w:rPr>
-          <w:rFonts w:hint="eastAsia"/>
-        </w:rPr>
-        <w:t xml:space="preserve"> you have not restarted the computer, simply open `http://127.0.0.1:46001` in your browser to return to the login page. If the launcher has been closed (e.g., after a restart), re-run the startup program above. http://127.0.0.1:46001</w:t>
+        <w:lastRenderedPageBreak/>
+        <w:t>Enter username `admin` and password `12345678` to log in. After the first login, the TakeTopDSH Team background service (TakeTopDSHLauncher) will keep running in the background. As long as you have not restarted the computer, simply open `http://127.0.0.1:46001` in your browser to return to the login page. If the launcher has been closed (e.g., after a restart), re-run the startup program above. http://127.0.0.1:46001</w:t>
       </w:r>
     </w:p>
     <w:p>
@@ -962,7 +766,6 @@
         <w:rPr>
           <w:noProof/>
         </w:rPr>
-        <w:lastRenderedPageBreak/>
         <w:drawing>
           <wp:inline distT="0" distB="0" distL="0" distR="0" wp14:anchorId="7E0129FA" wp14:editId="7B267ECF">
             <wp:extent cx="5274310" cy="4516755"/>
@@ -1057,8 +860,9 @@
         <w:rPr>
           <w:noProof/>
         </w:rPr>
+        <w:lastRenderedPageBreak/>
         <w:drawing>
-          <wp:inline distT="0" distB="0" distL="0" distR="0" wp14:anchorId="2044E27F" wp14:editId="783FDC59">
+          <wp:inline distT="0" distB="0" distL="0" distR="0" wp14:anchorId="2044E27F" wp14:editId="55673C99">
             <wp:extent cx="5274310" cy="2002155"/>
             <wp:effectExtent l="0" t="0" r="2540" b="0"/>
             <wp:docPr id="5370857" name="图片 5"/>
@@ -1134,21 +938,7 @@
         <w:rPr>
           <w:rFonts w:hint="eastAsia"/>
         </w:rPr>
-        <w:t xml:space="preserve">Setting the workspace path defines the platform's working directory. This directory can be located on any drive, but plan carefully and ensure sufficient capacity, as all data entered and files uploaded in </w:t>
-      </w:r>
-      <w:proofErr w:type="spellStart"/>
-      <w:r>
-        <w:rPr>
-          <w:rFonts w:hint="eastAsia"/>
-        </w:rPr>
-        <w:t>TakeTopDSH</w:t>
-      </w:r>
-      <w:proofErr w:type="spellEnd"/>
-      <w:r>
-        <w:rPr>
-          <w:rFonts w:hint="eastAsia"/>
-        </w:rPr>
-        <w:t xml:space="preserve"> Team are stored in this directory.</w:t>
+        <w:t>Setting the workspace path defines the platform's working directory. This directory can be located on any drive, but plan carefully and ensure sufficient capacity, as all data entered and files uploaded in TakeTopDSH Team are stored in this directory.</w:t>
       </w:r>
     </w:p>
     <w:p>
@@ -1324,6 +1114,7 @@
         <w:rPr>
           <w:noProof/>
         </w:rPr>
+        <w:lastRenderedPageBreak/>
         <w:drawing>
           <wp:inline distT="0" distB="0" distL="0" distR="0" wp14:anchorId="75F62C23" wp14:editId="12F29BB1">
             <wp:extent cx="5274310" cy="859790"/>
@@ -1386,21 +1177,7 @@
         <w:rPr>
           <w:rFonts w:hint="eastAsia"/>
         </w:rPr>
-        <w:t xml:space="preserve">Since </w:t>
-      </w:r>
-      <w:proofErr w:type="spellStart"/>
-      <w:r>
-        <w:rPr>
-          <w:rFonts w:hint="eastAsia"/>
-        </w:rPr>
-        <w:t>TakeTopDSH</w:t>
-      </w:r>
-      <w:proofErr w:type="spellEnd"/>
-      <w:r>
-        <w:rPr>
-          <w:rFonts w:hint="eastAsia"/>
-        </w:rPr>
-        <w:t xml:space="preserve"> Team is built on DeepSeek Harness, when DeepSeek Harness releases a new version, you can click this button to upgrade and ensure you are using the latest DeepSeek Harness features.</w:t>
+        <w:t>Since TakeTopDSH Team is built on DeepSeek Harness, when DeepSeek Harness releases a new version, you can click this button to upgrade and ensure you are using the latest DeepSeek Harness features.</w:t>
       </w:r>
     </w:p>
     <w:p>
@@ -1436,21 +1213,7 @@
         <w:rPr>
           <w:rFonts w:hint="eastAsia"/>
         </w:rPr>
-        <w:t xml:space="preserve">After completing the admin page settings, click the **Open DSH** button in the </w:t>
-      </w:r>
-      <w:proofErr w:type="spellStart"/>
-      <w:r>
-        <w:rPr>
-          <w:rFonts w:hint="eastAsia"/>
-        </w:rPr>
-        <w:t>TakeTopDSH</w:t>
-      </w:r>
-      <w:proofErr w:type="spellEnd"/>
-      <w:r>
-        <w:rPr>
-          <w:rFonts w:hint="eastAsia"/>
-        </w:rPr>
-        <w:t xml:space="preserve"> Team launcher area to open the workbench page.</w:t>
+        <w:t>After completing the admin page settings, click the **Open DSH** button in the TakeTopDSH Team launcher area to open the workbench page.</w:t>
       </w:r>
     </w:p>
     <w:p>
@@ -1463,9 +1226,8 @@
         <w:rPr>
           <w:noProof/>
         </w:rPr>
-        <w:lastRenderedPageBreak/>
         <w:drawing>
-          <wp:inline distT="0" distB="0" distL="0" distR="0" wp14:anchorId="39F15B5B" wp14:editId="10431316">
+          <wp:inline distT="0" distB="0" distL="0" distR="0" wp14:anchorId="39F15B5B" wp14:editId="0C7A9307">
             <wp:extent cx="5274310" cy="1233805"/>
             <wp:effectExtent l="0" t="0" r="2540" b="4445"/>
             <wp:docPr id="1833294711" name="图片 8"/>
@@ -1612,21 +1374,7 @@
         <w:rPr>
           <w:rFonts w:hint="eastAsia"/>
         </w:rPr>
-        <w:t xml:space="preserve">Although </w:t>
-      </w:r>
-      <w:proofErr w:type="spellStart"/>
-      <w:r>
-        <w:rPr>
-          <w:rFonts w:hint="eastAsia"/>
-        </w:rPr>
-        <w:t>TakeTopDSH</w:t>
-      </w:r>
-      <w:proofErr w:type="spellEnd"/>
-      <w:r>
-        <w:rPr>
-          <w:rFonts w:hint="eastAsia"/>
-        </w:rPr>
-        <w:t xml:space="preserve"> Team is built on DeepSeek Harness, you can also connect to other LLMs such as OpenAI, Kimi, Claude, Qwen, and even local models.</w:t>
+        <w:t>Although TakeTopDSH Team is built on DeepSeek Harness, you can also connect to other LLMs such as OpenAI, Kimi, Claude, Qwen, and even local models.</w:t>
       </w:r>
     </w:p>
     <w:p>
@@ -1640,6 +1388,7 @@
         <w:rPr>
           <w:rFonts w:hint="eastAsia"/>
         </w:rPr>
+        <w:lastRenderedPageBreak/>
         <w:t>First, click the settings icon in the lower-left corner of the right sidebar to open the settings page, as shown below.</w:t>
       </w:r>
       <w:r>
@@ -1707,7 +1456,6 @@
         <w:rPr>
           <w:noProof/>
         </w:rPr>
-        <w:lastRenderedPageBreak/>
         <w:drawing>
           <wp:inline distT="0" distB="0" distL="0" distR="0" wp14:anchorId="5255E8AA" wp14:editId="4E1A1C0E">
             <wp:extent cx="5274310" cy="3457575"/>
@@ -1769,26 +1517,13 @@
         <w:rPr>
           <w:rFonts w:hint="eastAsia"/>
         </w:rPr>
-        <w:t xml:space="preserve">Click the Edit button, as shown below. You can select from the listed </w:t>
-      </w:r>
-      <w:proofErr w:type="gramStart"/>
-      <w:r>
-        <w:rPr>
-          <w:rFonts w:hint="eastAsia"/>
-        </w:rPr>
-        <w:t>models, or</w:t>
-      </w:r>
-      <w:proofErr w:type="gramEnd"/>
-      <w:r>
-        <w:rPr>
-          <w:rFonts w:hint="eastAsia"/>
-        </w:rPr>
-        <w:t xml:space="preserve"> click Add model to add a new one. After selection, enter your API Key. For detailed setup instructions, refer to the official website of the LLM you want to connect.</w:t>
+        <w:t>Click the Edit button, as shown below. You can select from the listed models, or click Add model to add a new one. After selection, enter your API Key. For detailed setup instructions, refer to the official website of the LLM you want to connect.</w:t>
       </w:r>
       <w:r>
         <w:rPr>
           <w:noProof/>
         </w:rPr>
+        <w:lastRenderedPageBreak/>
         <w:drawing>
           <wp:inline distT="0" distB="0" distL="0" distR="0" wp14:anchorId="7AD44E72" wp14:editId="4164ABA8">
             <wp:extent cx="5274310" cy="4333875"/>
@@ -1849,7 +1584,6 @@
         <w:rPr>
           <w:rFonts w:hint="eastAsia"/>
         </w:rPr>
-        <w:lastRenderedPageBreak/>
         <w:t>After configuring the LLM API Key, you can use DSH for AI conversations, as shown below.</w:t>
       </w:r>
       <w:r>
@@ -1857,7 +1591,7 @@
           <w:noProof/>
         </w:rPr>
         <w:drawing>
-          <wp:inline distT="0" distB="0" distL="0" distR="0" wp14:anchorId="637077FD" wp14:editId="538AD610">
+          <wp:inline distT="0" distB="0" distL="0" distR="0" wp14:anchorId="637077FD" wp14:editId="4E396F95">
             <wp:extent cx="4842134" cy="3486150"/>
             <wp:effectExtent l="0" t="0" r="0" b="0"/>
             <wp:docPr id="2027276046" name="图片 13"/>
@@ -1932,6 +1666,7 @@
         <w:rPr>
           <w:rFonts w:hint="eastAsia"/>
         </w:rPr>
+        <w:lastRenderedPageBreak/>
         <w:t xml:space="preserve">The first tab in the workbench left sidebar is the File Manager, shown below. It displays files in your workspace directory. You can only operate on files within this workspace directory. You can upload files to this directory (supports multi-select), and perform operations such as open, download, move, rename, delete, compress, and decompress. </w:t>
       </w:r>
       <w:r>
@@ -1959,7 +1694,6 @@
         <w:rPr>
           <w:noProof/>
         </w:rPr>
-        <w:lastRenderedPageBreak/>
         <w:drawing>
           <wp:inline distT="0" distB="0" distL="0" distR="0" wp14:anchorId="125C93FC" wp14:editId="7365F011">
             <wp:extent cx="5512649" cy="3062288"/>
@@ -2108,42 +1842,8 @@
         <w:rPr>
           <w:rFonts w:hint="eastAsia"/>
         </w:rPr>
-        <w:t xml:space="preserve">It displays all tasks you have created. The member list on the left is optional (for filtering). Click the "Add Task" button to open the </w:t>
-      </w:r>
-      <w:proofErr w:type="gramStart"/>
-      <w:r>
-        <w:rPr>
-          <w:rFonts w:hint="eastAsia"/>
-        </w:rPr>
-        <w:t>dialog, and</w:t>
-      </w:r>
-      <w:proofErr w:type="gramEnd"/>
-      <w:r>
-        <w:rPr>
-          <w:rFonts w:hint="eastAsia"/>
-        </w:rPr>
-        <w:t xml:space="preserve"> select an assignee from the "Assignee" dropdown. The "Type" field contains a text box, a dropdown, and a + button: you can select an existing </w:t>
-      </w:r>
-      <w:proofErr w:type="gramStart"/>
-      <w:r>
-        <w:rPr>
-          <w:rFonts w:hint="eastAsia"/>
-        </w:rPr>
-        <w:t>type, or</w:t>
-      </w:r>
-      <w:proofErr w:type="gramEnd"/>
-      <w:r>
-        <w:rPr>
-          <w:rFonts w:hint="eastAsia"/>
-        </w:rPr>
-        <w:t xml:space="preserve"> enter a new type and click + to add (types are remembered). You can also change the assignee when editing a task; after saving, the task moves to the new assignee's task list. Each task row has a + column to inline-expand its subtasks; each subtask stores its parent task's unique ID (UID), and the "No." </w:t>
-      </w:r>
-      <w:r>
-        <w:rPr>
-          <w:rFonts w:hint="eastAsia"/>
-        </w:rPr>
         <w:lastRenderedPageBreak/>
-        <w:t>column displays the hierarchical number (1, 1-1, 1-2-1...). Tasks without subtasks do not show a +.</w:t>
+        <w:t>It displays all tasks you have created. The member list on the left is optional (for filtering). Click the "Add Task" button to open the dialog, and select an assignee from the "Assignee" dropdown. The "Type" field contains a text box, a dropdown, and a + button: you can select an existing type, or enter a new type and click + to add (types are remembered). You can also change the assignee when editing a task; after saving, the task moves to the new assignee's task list. Each task row has a + column to inline-expand its subtasks; each subtask stores its parent task's unique ID (UID), and the "No." column displays the hierarchical number (1, 1-1, 1-2-1...). Tasks without subtasks do not show a +.</w:t>
       </w:r>
     </w:p>
     <w:p>
@@ -2293,7 +1993,14 @@
         <w:rPr>
           <w:rFonts w:hint="eastAsia"/>
         </w:rPr>
-        <w:t>You can also click the "Feedback" button in the task list to evaluate how the member completed the task, filling in your requirements and comments, as shown below. The operation is the same as above.</w:t>
+        <w:t xml:space="preserve">You can also click the "Feedback" button in the task list to evaluate how the </w:t>
+      </w:r>
+      <w:r>
+        <w:rPr>
+          <w:rFonts w:hint="eastAsia"/>
+        </w:rPr>
+        <w:lastRenderedPageBreak/>
+        <w:t>member completed the task, filling in your requirements and comments, as shown below. The operation is the same as above.</w:t>
       </w:r>
     </w:p>
     <w:p>
@@ -2306,7 +2013,6 @@
         <w:rPr>
           <w:noProof/>
         </w:rPr>
-        <w:lastRenderedPageBreak/>
         <w:drawing>
           <wp:inline distT="0" distB="0" distL="0" distR="0" wp14:anchorId="4573F15A" wp14:editId="0BFEE9FC">
             <wp:extent cx="5274310" cy="2880995"/>
@@ -2748,21 +2454,7 @@
           <w:rFonts w:hint="eastAsia"/>
         </w:rPr>
         <w:lastRenderedPageBreak/>
-        <w:t xml:space="preserve">Members added by the administrator on the admin page (e.g., </w:t>
-      </w:r>
-      <w:proofErr w:type="spellStart"/>
-      <w:r>
-        <w:rPr>
-          <w:rFonts w:hint="eastAsia"/>
-        </w:rPr>
-        <w:t>ericliu</w:t>
-      </w:r>
-      <w:proofErr w:type="spellEnd"/>
-      <w:r>
-        <w:rPr>
-          <w:rFonts w:hint="eastAsia"/>
-        </w:rPr>
-        <w:t xml:space="preserve"> added earlier) can also log in from the login page and access that member's admin page, as shown below. This admin page is simpler than the admin's page.</w:t>
+        <w:t>Members added by the administrator on the admin page (e.g., ericliu added earlier) can also log in from the login page and access that member's admin page, as shown below. This admin page is simpler than the admin's page.</w:t>
       </w:r>
     </w:p>
     <w:p>
@@ -2776,35 +2468,7 @@
         <w:rPr>
           <w:rFonts w:hint="eastAsia"/>
         </w:rPr>
-        <w:t xml:space="preserve">On this page, you can click the "Start" button to start the DSH service. The first startup may be slow; once started, you can open that member's DSH page, as shown below. Operations are the same as the </w:t>
-      </w:r>
-      <w:proofErr w:type="gramStart"/>
-      <w:r>
-        <w:rPr>
-          <w:rFonts w:hint="eastAsia"/>
-        </w:rPr>
-        <w:t>administrator, but</w:t>
-      </w:r>
-      <w:proofErr w:type="gramEnd"/>
-      <w:r>
-        <w:rPr>
-          <w:rFonts w:hint="eastAsia"/>
-        </w:rPr>
-        <w:t xml:space="preserve"> </w:t>
-      </w:r>
-      <w:proofErr w:type="gramStart"/>
-      <w:r>
-        <w:rPr>
-          <w:rFonts w:hint="eastAsia"/>
-        </w:rPr>
-        <w:t>note:</w:t>
-      </w:r>
-      <w:proofErr w:type="gramEnd"/>
-      <w:r>
-        <w:rPr>
-          <w:rFonts w:hint="eastAsia"/>
-        </w:rPr>
-        <w:t xml:space="preserve"> members can only operate within their own file workspace and cannot see files in other workspaces.</w:t>
+        <w:t>On this page, you can click the "Start" button to start the DSH service. The first startup may be slow; once started, you can open that member's DSH page, as shown below. Operations are the same as the administrator, but note: members can only operate within their own file workspace and cannot see files in other workspaces.</w:t>
       </w:r>
     </w:p>
     <w:p>
@@ -2922,13 +2586,8 @@
           <w:rFonts w:hint="eastAsia"/>
         </w:rPr>
       </w:pPr>
-      <w:proofErr w:type="spellStart"/>
-      <w:r>
-        <w:t>TakeTopDSHTeam</w:t>
-      </w:r>
-      <w:proofErr w:type="spellEnd"/>
-      <w:r>
-        <w:t xml:space="preserve"> is cross-platform: a single installer covers Windows, macOS, and Linux, with fully offline installation — no compilation required, no additional downloads on the target machine.</w:t>
+      <w:r>
+        <w:t>TakeTopDSHTeam is cross-platform: a single installer covers Windows, macOS, and Linux, with fully offline installation — no compilation required, no additional downloads on the target machine.</w:t>
       </w:r>
     </w:p>
     <w:p>
@@ -2999,11 +2658,6 @@
       </w:r>
     </w:p>
     <w:p>
-      <w:pPr>
-        <w:rPr>
-          <w:rFonts w:hint="eastAsia"/>
-        </w:rPr>
-      </w:pPr>
       <w:r>
         <w:rPr>
           <w:b/>
@@ -3011,7 +2665,6 @@
         <w:t>📱 Mobile APP pages</w:t>
       </w:r>
       <w:r>
-        <w:rPr/>
         <w:t xml:space="preserve"> — built-in touch-optimized mobile interface; access the workbench and get all kinds of work done anytime, anywhere from a phone or other mobile device.</w:t>
       </w:r>
     </w:p>
@@ -3023,12 +2676,36 @@
       </w:pPr>
       <w:r>
         <w:rPr>
+          <w:rFonts w:ascii="Segoe UI Emoji" w:hAnsi="Segoe UI Emoji" w:cs="Segoe UI Emoji"/>
           <w:b/>
+          <w:bCs/>
+        </w:rPr>
+        <w:t>📚</w:t>
+      </w:r>
+      <w:r>
+        <w:rPr>
+          <w:b/>
+          <w:bCs/>
+        </w:rPr>
+        <w:t xml:space="preserve"> Shared team knowledge base</w:t>
+      </w:r>
+      <w:r>
+        <w:t xml:space="preserve"> — a built-in team library (documents, reference books and curated session notes) that every member can browse, search and learn from, so team know-how keeps accumulating and new members grow fast.</w:t>
+      </w:r>
+    </w:p>
+    <w:p>
+      <w:pPr>
+        <w:rPr>
+          <w:rFonts w:hint="eastAsia"/>
+        </w:rPr>
+      </w:pPr>
+      <w:r>
+        <w:rPr>
+          <w:b/>
         </w:rPr>
         <w:t>💬 Instant chat</w:t>
       </w:r>
       <w:r>
-        <w:rPr/>
         <w:t xml:space="preserve"> — 1:1 and group chat, fully connected with the file manager, task manager and AI chat — communication without limits!</w:t>
       </w:r>
     </w:p>
@@ -4172,7 +3849,6 @@
   <w:style w:type="character" w:default="1" w:styleId="a0">
     <w:name w:val="Default Paragraph Font"/>
     <w:uiPriority w:val="1"/>
-    <w:semiHidden/>
     <w:unhideWhenUsed/>
   </w:style>
   <w:style w:type="table" w:default="1" w:styleId="a1">

--- a/Guide/USER_GUIDE_English.docx
+++ b/Guide/USER_GUIDE_English.docx
@@ -13,6 +13,7 @@
           <w:szCs w:val="36"/>
         </w:rPr>
       </w:pPr>
+      <w:proofErr w:type="spellStart"/>
       <w:r>
         <w:rPr>
           <w:rFonts w:hint="eastAsia"/>
@@ -21,7 +22,18 @@
           <w:sz w:val="36"/>
           <w:szCs w:val="36"/>
         </w:rPr>
-        <w:t>TakeTopDSH Team</w:t>
+        <w:t>TakeTopDSH</w:t>
+      </w:r>
+      <w:proofErr w:type="spellEnd"/>
+      <w:r>
+        <w:rPr>
+          <w:rFonts w:hint="eastAsia"/>
+          <w:b/>
+          <w:bCs/>
+          <w:sz w:val="36"/>
+          <w:szCs w:val="36"/>
+        </w:rPr>
+        <w:t xml:space="preserve"> Team</w:t>
       </w:r>
     </w:p>
     <w:p>
@@ -151,7 +163,13 @@
         </w:rPr>
       </w:pPr>
       <w:r>
-        <w:t>- 8. Enterprise Edition (paid)</w:t>
+        <w:t xml:space="preserve">- 8. </w:t>
+      </w:r>
+      <w:r>
+        <w:t>Advanced</w:t>
+      </w:r>
+      <w:r>
+        <w:t xml:space="preserve"> Edition (paid)</w:t>
       </w:r>
     </w:p>
     <w:p>
@@ -278,11 +296,33 @@
           <w:rFonts w:hint="eastAsia"/>
         </w:rPr>
       </w:pPr>
-      <w:r>
-        <w:rPr>
-          <w:rFonts w:hint="eastAsia"/>
-        </w:rPr>
-        <w:t>TakeTopDSH Team is a portable, copy-and-run application. Steps: copy the `TakeTopDshTeam` folder to the target machine → double-click `start.bat` on Windows, or run `bash start.sh` on macOS/Linux → open `http://127.0.0.1:46001` in your browser → click **"Open DSH"** to start. See details below:</w:t>
+      <w:proofErr w:type="spellStart"/>
+      <w:r>
+        <w:rPr>
+          <w:rFonts w:hint="eastAsia"/>
+        </w:rPr>
+        <w:t>TakeTopDSH</w:t>
+      </w:r>
+      <w:proofErr w:type="spellEnd"/>
+      <w:r>
+        <w:rPr>
+          <w:rFonts w:hint="eastAsia"/>
+        </w:rPr>
+        <w:t xml:space="preserve"> Team is a portable, copy-and-run application. Steps: copy the `</w:t>
+      </w:r>
+      <w:proofErr w:type="spellStart"/>
+      <w:r>
+        <w:rPr>
+          <w:rFonts w:hint="eastAsia"/>
+        </w:rPr>
+        <w:t>TakeTopDshTeam</w:t>
+      </w:r>
+      <w:proofErr w:type="spellEnd"/>
+      <w:r>
+        <w:rPr>
+          <w:rFonts w:hint="eastAsia"/>
+        </w:rPr>
+        <w:t>` folder to the target machine → double-click `start.bat` on Windows, or run `bash start.sh` on macOS/Linux → open `http://127.0.0.1:46001` in your browser → click **"Open DSH"** to start. See details below:</w:t>
       </w:r>
     </w:p>
     <w:p>
@@ -310,7 +350,21 @@
         <w:rPr>
           <w:rFonts w:hint="eastAsia"/>
         </w:rPr>
-        <w:t>1-1-1. Copy the entire `TakeTopDshTeam` folder to the target computer.</w:t>
+        <w:t>1-1-1. Copy the entire `</w:t>
+      </w:r>
+      <w:proofErr w:type="spellStart"/>
+      <w:r>
+        <w:rPr>
+          <w:rFonts w:hint="eastAsia"/>
+        </w:rPr>
+        <w:t>TakeTopDshTeam</w:t>
+      </w:r>
+      <w:proofErr w:type="spellEnd"/>
+      <w:r>
+        <w:rPr>
+          <w:rFonts w:hint="eastAsia"/>
+        </w:rPr>
+        <w:t>` folder to the target computer.</w:t>
       </w:r>
     </w:p>
     <w:p>
@@ -324,7 +378,21 @@
         <w:rPr>
           <w:rFonts w:hint="eastAsia"/>
         </w:rPr>
-        <w:t>1-1-2. Double-click **`start.bat`** (if the port is occupied, right-click → Run as administrator).</w:t>
+        <w:t>1-1-2. Double-click **`start.bat`*</w:t>
+      </w:r>
+      <w:proofErr w:type="gramStart"/>
+      <w:r>
+        <w:rPr>
+          <w:rFonts w:hint="eastAsia"/>
+        </w:rPr>
+        <w:t>* (</w:t>
+      </w:r>
+      <w:proofErr w:type="gramEnd"/>
+      <w:r>
+        <w:rPr>
+          <w:rFonts w:hint="eastAsia"/>
+        </w:rPr>
+        <w:t>if the port is occupied, right-click → Run as administrator).</w:t>
       </w:r>
     </w:p>
     <w:p>
@@ -374,7 +442,21 @@
         <w:rPr>
           <w:rFonts w:hint="eastAsia"/>
         </w:rPr>
-        <w:t>1-2-1. Copy the entire `TakeTopDshTeam` folder to the target Mac.</w:t>
+        <w:t>1-2-1. Copy the entire `</w:t>
+      </w:r>
+      <w:proofErr w:type="spellStart"/>
+      <w:r>
+        <w:rPr>
+          <w:rFonts w:hint="eastAsia"/>
+        </w:rPr>
+        <w:t>TakeTopDshTeam</w:t>
+      </w:r>
+      <w:proofErr w:type="spellEnd"/>
+      <w:r>
+        <w:rPr>
+          <w:rFonts w:hint="eastAsia"/>
+        </w:rPr>
+        <w:t>` folder to the target Mac.</w:t>
       </w:r>
     </w:p>
     <w:p>
@@ -399,7 +481,15 @@
         </w:rPr>
       </w:pPr>
       <w:r>
-        <w:t>bash cd /path/to/TakeTopDshTeam bash start.sh</w:t>
+        <w:t>bash cd /path/to/</w:t>
+      </w:r>
+      <w:proofErr w:type="spellStart"/>
+      <w:r>
+        <w:t>TakeTopDshTeam</w:t>
+      </w:r>
+      <w:proofErr w:type="spellEnd"/>
+      <w:r>
+        <w:t xml:space="preserve"> bash start.sh</w:t>
       </w:r>
     </w:p>
     <w:p>
@@ -421,7 +511,21 @@
         <w:rPr>
           <w:rFonts w:hint="eastAsia"/>
         </w:rPr>
-        <w:t>1-2-3. On first run, the built-in Node.js and `@deepseek-ai/dsh` dependencies are automatically extracted — **fully offline**, no additional download or compilation required.</w:t>
+        <w:t xml:space="preserve">1-2-3. On first run, the built-in Node.js and `@deepseek-ai/dsh` dependencies are automatically extracted </w:t>
+      </w:r>
+      <w:proofErr w:type="gramStart"/>
+      <w:r>
+        <w:rPr>
+          <w:rFonts w:hint="eastAsia"/>
+        </w:rPr>
+        <w:t>— *</w:t>
+      </w:r>
+      <w:proofErr w:type="gramEnd"/>
+      <w:r>
+        <w:rPr>
+          <w:rFonts w:hint="eastAsia"/>
+        </w:rPr>
+        <w:t>*fully offline**, no additional download or compilation required.</w:t>
       </w:r>
     </w:p>
     <w:p>
@@ -471,7 +575,21 @@
         <w:rPr>
           <w:rFonts w:hint="eastAsia"/>
         </w:rPr>
-        <w:t>1-3-1. Copy the entire `TakeTopDshTeam` folder to the target machine.</w:t>
+        <w:t>1-3-1. Copy the entire `</w:t>
+      </w:r>
+      <w:proofErr w:type="spellStart"/>
+      <w:r>
+        <w:rPr>
+          <w:rFonts w:hint="eastAsia"/>
+        </w:rPr>
+        <w:t>TakeTopDshTeam</w:t>
+      </w:r>
+      <w:proofErr w:type="spellEnd"/>
+      <w:r>
+        <w:rPr>
+          <w:rFonts w:hint="eastAsia"/>
+        </w:rPr>
+        <w:t>` folder to the target machine.</w:t>
       </w:r>
     </w:p>
     <w:p>
@@ -496,7 +614,15 @@
         </w:rPr>
       </w:pPr>
       <w:r>
-        <w:t>bash cd /path/to/TakeTopDshTeam bash start.sh</w:t>
+        <w:t>bash cd /path/to/</w:t>
+      </w:r>
+      <w:proofErr w:type="spellStart"/>
+      <w:r>
+        <w:t>TakeTopDshTeam</w:t>
+      </w:r>
+      <w:proofErr w:type="spellEnd"/>
+      <w:r>
+        <w:t xml:space="preserve"> bash start.sh</w:t>
       </w:r>
     </w:p>
     <w:p>
@@ -510,7 +636,21 @@
         <w:rPr>
           <w:rFonts w:hint="eastAsia"/>
         </w:rPr>
-        <w:t>1-3-3. On first run, the built-in Node.js and `@deepseek-ai/dsh` dependencies are automatically extracted — **fully offline**, no additional download or compilation required.</w:t>
+        <w:t xml:space="preserve">1-3-3. On first run, the built-in Node.js and `@deepseek-ai/dsh` dependencies are automatically extracted </w:t>
+      </w:r>
+      <w:proofErr w:type="gramStart"/>
+      <w:r>
+        <w:rPr>
+          <w:rFonts w:hint="eastAsia"/>
+        </w:rPr>
+        <w:t>— *</w:t>
+      </w:r>
+      <w:proofErr w:type="gramEnd"/>
+      <w:r>
+        <w:rPr>
+          <w:rFonts w:hint="eastAsia"/>
+        </w:rPr>
+        <w:t>*fully offline**, no additional download or compilation required.</w:t>
       </w:r>
     </w:p>
     <w:p>
@@ -558,7 +698,21 @@
         <w:rPr>
           <w:rFonts w:hint="eastAsia"/>
         </w:rPr>
-        <w:t>Each time you restart, open the TakeTopDshTeam folder and you will see the files below. Run the appropriate file for your system to open the login page:</w:t>
+        <w:t xml:space="preserve">Each time you restart, open the </w:t>
+      </w:r>
+      <w:proofErr w:type="spellStart"/>
+      <w:r>
+        <w:rPr>
+          <w:rFonts w:hint="eastAsia"/>
+        </w:rPr>
+        <w:t>TakeTopDshTeam</w:t>
+      </w:r>
+      <w:proofErr w:type="spellEnd"/>
+      <w:r>
+        <w:rPr>
+          <w:rFonts w:hint="eastAsia"/>
+        </w:rPr>
+        <w:t xml:space="preserve"> folder and you will see the files below. Run the appropriate file for your system to open the login page:</w:t>
       </w:r>
     </w:p>
     <w:p>
@@ -572,7 +726,7 @@
           <w:noProof/>
         </w:rPr>
         <w:drawing>
-          <wp:inline distT="0" distB="0" distL="0" distR="0" wp14:anchorId="78E1C3EA" wp14:editId="748C973D">
+          <wp:inline distT="0" distB="0" distL="0" distR="0" wp14:anchorId="78E1C3EA" wp14:editId="1EE7626C">
             <wp:extent cx="5274310" cy="465455"/>
             <wp:effectExtent l="0" t="0" r="2540" b="0"/>
             <wp:docPr id="286631104" name="图片 1"/>
@@ -719,7 +873,49 @@
           <w:rFonts w:hint="eastAsia"/>
         </w:rPr>
         <w:lastRenderedPageBreak/>
-        <w:t>Enter username `admin` and password `12345678` to log in. After the first login, the TakeTopDSH Team background service (TakeTopDSHLauncher) will keep running in the background. As long as you have not restarted the computer, simply open `http://127.0.0.1:46001` in your browser to return to the login page. If the launcher has been closed (e.g., after a restart), re-run the startup program above. http://127.0.0.1:46001</w:t>
+        <w:t xml:space="preserve">Enter username `admin` and password `12345678` to log in. After the first login, the </w:t>
+      </w:r>
+      <w:proofErr w:type="spellStart"/>
+      <w:r>
+        <w:rPr>
+          <w:rFonts w:hint="eastAsia"/>
+        </w:rPr>
+        <w:t>TakeTopDSH</w:t>
+      </w:r>
+      <w:proofErr w:type="spellEnd"/>
+      <w:r>
+        <w:rPr>
+          <w:rFonts w:hint="eastAsia"/>
+        </w:rPr>
+        <w:t xml:space="preserve"> Team background service (</w:t>
+      </w:r>
+      <w:proofErr w:type="spellStart"/>
+      <w:r>
+        <w:rPr>
+          <w:rFonts w:hint="eastAsia"/>
+        </w:rPr>
+        <w:t>TakeTopDSHLauncher</w:t>
+      </w:r>
+      <w:proofErr w:type="spellEnd"/>
+      <w:r>
+        <w:rPr>
+          <w:rFonts w:hint="eastAsia"/>
+        </w:rPr>
+        <w:t xml:space="preserve">) will keep running in the background. </w:t>
+      </w:r>
+      <w:proofErr w:type="gramStart"/>
+      <w:r>
+        <w:rPr>
+          <w:rFonts w:hint="eastAsia"/>
+        </w:rPr>
+        <w:t>As long as</w:t>
+      </w:r>
+      <w:proofErr w:type="gramEnd"/>
+      <w:r>
+        <w:rPr>
+          <w:rFonts w:hint="eastAsia"/>
+        </w:rPr>
+        <w:t xml:space="preserve"> you have not restarted the computer, simply open `http://127.0.0.1:46001` in your browser to return to the login page. If the launcher has been closed (e.g., after a restart), re-run the startup program above. http://127.0.0.1:46001</w:t>
       </w:r>
     </w:p>
     <w:p>
@@ -862,7 +1058,7 @@
         </w:rPr>
         <w:lastRenderedPageBreak/>
         <w:drawing>
-          <wp:inline distT="0" distB="0" distL="0" distR="0" wp14:anchorId="2044E27F" wp14:editId="55673C99">
+          <wp:inline distT="0" distB="0" distL="0" distR="0" wp14:anchorId="2044E27F" wp14:editId="71608551">
             <wp:extent cx="5274310" cy="2002155"/>
             <wp:effectExtent l="0" t="0" r="2540" b="0"/>
             <wp:docPr id="5370857" name="图片 5"/>
@@ -938,7 +1134,21 @@
         <w:rPr>
           <w:rFonts w:hint="eastAsia"/>
         </w:rPr>
-        <w:t>Setting the workspace path defines the platform's working directory. This directory can be located on any drive, but plan carefully and ensure sufficient capacity, as all data entered and files uploaded in TakeTopDSH Team are stored in this directory.</w:t>
+        <w:t xml:space="preserve">Setting the workspace path defines the platform's working directory. This directory can be located on any drive, but plan carefully and ensure sufficient capacity, as all data entered and files uploaded in </w:t>
+      </w:r>
+      <w:proofErr w:type="spellStart"/>
+      <w:r>
+        <w:rPr>
+          <w:rFonts w:hint="eastAsia"/>
+        </w:rPr>
+        <w:t>TakeTopDSH</w:t>
+      </w:r>
+      <w:proofErr w:type="spellEnd"/>
+      <w:r>
+        <w:rPr>
+          <w:rFonts w:hint="eastAsia"/>
+        </w:rPr>
+        <w:t xml:space="preserve"> Team are stored in this directory.</w:t>
       </w:r>
     </w:p>
     <w:p>
@@ -1177,7 +1387,21 @@
         <w:rPr>
           <w:rFonts w:hint="eastAsia"/>
         </w:rPr>
-        <w:t>Since TakeTopDSH Team is built on DeepSeek Harness, when DeepSeek Harness releases a new version, you can click this button to upgrade and ensure you are using the latest DeepSeek Harness features.</w:t>
+        <w:t xml:space="preserve">Since </w:t>
+      </w:r>
+      <w:proofErr w:type="spellStart"/>
+      <w:r>
+        <w:rPr>
+          <w:rFonts w:hint="eastAsia"/>
+        </w:rPr>
+        <w:t>TakeTopDSH</w:t>
+      </w:r>
+      <w:proofErr w:type="spellEnd"/>
+      <w:r>
+        <w:rPr>
+          <w:rFonts w:hint="eastAsia"/>
+        </w:rPr>
+        <w:t xml:space="preserve"> Team is built on DeepSeek Harness, when DeepSeek Harness releases a new version, you can click this button to upgrade and ensure you are using the latest DeepSeek Harness features.</w:t>
       </w:r>
     </w:p>
     <w:p>
@@ -1213,7 +1437,21 @@
         <w:rPr>
           <w:rFonts w:hint="eastAsia"/>
         </w:rPr>
-        <w:t>After completing the admin page settings, click the **Open DSH** button in the TakeTopDSH Team launcher area to open the workbench page.</w:t>
+        <w:t xml:space="preserve">After completing the admin page settings, click the **Open DSH** button in the </w:t>
+      </w:r>
+      <w:proofErr w:type="spellStart"/>
+      <w:r>
+        <w:rPr>
+          <w:rFonts w:hint="eastAsia"/>
+        </w:rPr>
+        <w:t>TakeTopDSH</w:t>
+      </w:r>
+      <w:proofErr w:type="spellEnd"/>
+      <w:r>
+        <w:rPr>
+          <w:rFonts w:hint="eastAsia"/>
+        </w:rPr>
+        <w:t xml:space="preserve"> Team launcher area to open the workbench page.</w:t>
       </w:r>
     </w:p>
     <w:p>
@@ -1227,7 +1465,7 @@
           <w:noProof/>
         </w:rPr>
         <w:drawing>
-          <wp:inline distT="0" distB="0" distL="0" distR="0" wp14:anchorId="39F15B5B" wp14:editId="0C7A9307">
+          <wp:inline distT="0" distB="0" distL="0" distR="0" wp14:anchorId="39F15B5B" wp14:editId="09432EA1">
             <wp:extent cx="5274310" cy="1233805"/>
             <wp:effectExtent l="0" t="0" r="2540" b="4445"/>
             <wp:docPr id="1833294711" name="图片 8"/>
@@ -1374,7 +1612,21 @@
         <w:rPr>
           <w:rFonts w:hint="eastAsia"/>
         </w:rPr>
-        <w:t>Although TakeTopDSH Team is built on DeepSeek Harness, you can also connect to other LLMs such as OpenAI, Kimi, Claude, Qwen, and even local models.</w:t>
+        <w:t xml:space="preserve">Although </w:t>
+      </w:r>
+      <w:proofErr w:type="spellStart"/>
+      <w:r>
+        <w:rPr>
+          <w:rFonts w:hint="eastAsia"/>
+        </w:rPr>
+        <w:t>TakeTopDSH</w:t>
+      </w:r>
+      <w:proofErr w:type="spellEnd"/>
+      <w:r>
+        <w:rPr>
+          <w:rFonts w:hint="eastAsia"/>
+        </w:rPr>
+        <w:t xml:space="preserve"> Team is built on DeepSeek Harness, you can also connect to other LLMs such as OpenAI, Kimi, Claude, Qwen, and even local models.</w:t>
       </w:r>
     </w:p>
     <w:p>
@@ -1517,7 +1769,21 @@
         <w:rPr>
           <w:rFonts w:hint="eastAsia"/>
         </w:rPr>
-        <w:t>Click the Edit button, as shown below. You can select from the listed models, or click Add model to add a new one. After selection, enter your API Key. For detailed setup instructions, refer to the official website of the LLM you want to connect.</w:t>
+        <w:t xml:space="preserve">Click the Edit button, as shown below. You can select from the listed </w:t>
+      </w:r>
+      <w:proofErr w:type="gramStart"/>
+      <w:r>
+        <w:rPr>
+          <w:rFonts w:hint="eastAsia"/>
+        </w:rPr>
+        <w:t>models, or</w:t>
+      </w:r>
+      <w:proofErr w:type="gramEnd"/>
+      <w:r>
+        <w:rPr>
+          <w:rFonts w:hint="eastAsia"/>
+        </w:rPr>
+        <w:t xml:space="preserve"> click Add model to add a new one. After selection, enter your API Key. For detailed setup instructions, refer to the official website of the LLM you want to connect.</w:t>
       </w:r>
       <w:r>
         <w:rPr>
@@ -1591,7 +1857,7 @@
           <w:noProof/>
         </w:rPr>
         <w:drawing>
-          <wp:inline distT="0" distB="0" distL="0" distR="0" wp14:anchorId="637077FD" wp14:editId="4E396F95">
+          <wp:inline distT="0" distB="0" distL="0" distR="0" wp14:anchorId="637077FD" wp14:editId="058CE53E">
             <wp:extent cx="4842134" cy="3486150"/>
             <wp:effectExtent l="0" t="0" r="0" b="0"/>
             <wp:docPr id="2027276046" name="图片 13"/>
@@ -1843,7 +2109,35 @@
           <w:rFonts w:hint="eastAsia"/>
         </w:rPr>
         <w:lastRenderedPageBreak/>
-        <w:t>It displays all tasks you have created. The member list on the left is optional (for filtering). Click the "Add Task" button to open the dialog, and select an assignee from the "Assignee" dropdown. The "Type" field contains a text box, a dropdown, and a + button: you can select an existing type, or enter a new type and click + to add (types are remembered). You can also change the assignee when editing a task; after saving, the task moves to the new assignee's task list. Each task row has a + column to inline-expand its subtasks; each subtask stores its parent task's unique ID (UID), and the "No." column displays the hierarchical number (1, 1-1, 1-2-1...). Tasks without subtasks do not show a +.</w:t>
+        <w:t xml:space="preserve">It displays all tasks you have created. The member list on the left is optional (for filtering). Click the "Add Task" button to open the </w:t>
+      </w:r>
+      <w:proofErr w:type="gramStart"/>
+      <w:r>
+        <w:rPr>
+          <w:rFonts w:hint="eastAsia"/>
+        </w:rPr>
+        <w:t>dialog, and</w:t>
+      </w:r>
+      <w:proofErr w:type="gramEnd"/>
+      <w:r>
+        <w:rPr>
+          <w:rFonts w:hint="eastAsia"/>
+        </w:rPr>
+        <w:t xml:space="preserve"> select an assignee from the "Assignee" dropdown. The "Type" field contains a text box, a dropdown, and a + button: you can select an existing </w:t>
+      </w:r>
+      <w:proofErr w:type="gramStart"/>
+      <w:r>
+        <w:rPr>
+          <w:rFonts w:hint="eastAsia"/>
+        </w:rPr>
+        <w:t>type, or</w:t>
+      </w:r>
+      <w:proofErr w:type="gramEnd"/>
+      <w:r>
+        <w:rPr>
+          <w:rFonts w:hint="eastAsia"/>
+        </w:rPr>
+        <w:t xml:space="preserve"> enter a new type and click + to add (types are remembered). You can also change the assignee when editing a task; after saving, the task moves to the new assignee's task list. Each task row has a + column to inline-expand its subtasks; each subtask stores its parent task's unique ID (UID), and the "No." column displays the hierarchical number (1, 1-1, 1-2-1...). Tasks without subtasks do not show a +.</w:t>
       </w:r>
     </w:p>
     <w:p>
@@ -2454,7 +2748,21 @@
           <w:rFonts w:hint="eastAsia"/>
         </w:rPr>
         <w:lastRenderedPageBreak/>
-        <w:t>Members added by the administrator on the admin page (e.g., ericliu added earlier) can also log in from the login page and access that member's admin page, as shown below. This admin page is simpler than the admin's page.</w:t>
+        <w:t xml:space="preserve">Members added by the administrator on the admin page (e.g., </w:t>
+      </w:r>
+      <w:proofErr w:type="spellStart"/>
+      <w:r>
+        <w:rPr>
+          <w:rFonts w:hint="eastAsia"/>
+        </w:rPr>
+        <w:t>ericliu</w:t>
+      </w:r>
+      <w:proofErr w:type="spellEnd"/>
+      <w:r>
+        <w:rPr>
+          <w:rFonts w:hint="eastAsia"/>
+        </w:rPr>
+        <w:t xml:space="preserve"> added earlier) can also log in from the login page and access that member's admin page, as shown below. This admin page is simpler than the admin's page.</w:t>
       </w:r>
     </w:p>
     <w:p>
@@ -2468,7 +2776,35 @@
         <w:rPr>
           <w:rFonts w:hint="eastAsia"/>
         </w:rPr>
-        <w:t>On this page, you can click the "Start" button to start the DSH service. The first startup may be slow; once started, you can open that member's DSH page, as shown below. Operations are the same as the administrator, but note: members can only operate within their own file workspace and cannot see files in other workspaces.</w:t>
+        <w:t xml:space="preserve">On this page, you can click the "Start" button to start the DSH service. The first startup may be slow; once started, you can open that member's DSH page, as shown below. Operations are the same as the </w:t>
+      </w:r>
+      <w:proofErr w:type="gramStart"/>
+      <w:r>
+        <w:rPr>
+          <w:rFonts w:hint="eastAsia"/>
+        </w:rPr>
+        <w:t>administrator, but</w:t>
+      </w:r>
+      <w:proofErr w:type="gramEnd"/>
+      <w:r>
+        <w:rPr>
+          <w:rFonts w:hint="eastAsia"/>
+        </w:rPr>
+        <w:t xml:space="preserve"> </w:t>
+      </w:r>
+      <w:proofErr w:type="gramStart"/>
+      <w:r>
+        <w:rPr>
+          <w:rFonts w:hint="eastAsia"/>
+        </w:rPr>
+        <w:t>note:</w:t>
+      </w:r>
+      <w:proofErr w:type="gramEnd"/>
+      <w:r>
+        <w:rPr>
+          <w:rFonts w:hint="eastAsia"/>
+        </w:rPr>
+        <w:t xml:space="preserve"> members can only operate within their own file workspace and cannot see files in other workspaces.</w:t>
       </w:r>
     </w:p>
     <w:p>
@@ -2586,8 +2922,13 @@
           <w:rFonts w:hint="eastAsia"/>
         </w:rPr>
       </w:pPr>
-      <w:r>
-        <w:t>TakeTopDSHTeam is cross-platform: a single installer covers Windows, macOS, and Linux, with fully offline installation — no compilation required, no additional downloads on the target machine.</w:t>
+      <w:proofErr w:type="spellStart"/>
+      <w:r>
+        <w:t>TakeTopDSHTeam</w:t>
+      </w:r>
+      <w:proofErr w:type="spellEnd"/>
+      <w:r>
+        <w:t xml:space="preserve"> is cross-platform: a single installer covers Windows, macOS, and Linux, with fully offline installation — no compilation required, no additional downloads on the target machine.</w:t>
       </w:r>
     </w:p>
     <w:p>
@@ -2608,7 +2949,21 @@
           <w:b/>
           <w:sz w:val="28"/>
         </w:rPr>
-        <w:t>8. Enterprise Edition (paid)</w:t>
+        <w:t xml:space="preserve">8. </w:t>
+      </w:r>
+      <w:r>
+        <w:rPr>
+          <w:b/>
+          <w:sz w:val="28"/>
+        </w:rPr>
+        <w:t>Advanced</w:t>
+      </w:r>
+      <w:r>
+        <w:rPr>
+          <w:b/>
+          <w:sz w:val="28"/>
+        </w:rPr>
+        <w:t xml:space="preserve"> Edition (paid)</w:t>
       </w:r>
     </w:p>
     <w:p>
@@ -2622,7 +2977,13 @@
       </w:r>
       <w:r>
         <w:lastRenderedPageBreak/>
-        <w:t>which is MIT-licensed and free. For teams that need stronger governance we offer a paid Enterprise edition that adds:</w:t>
+        <w:t xml:space="preserve">which is MIT-licensed and free. For teams that need stronger governance we offer a paid </w:t>
+      </w:r>
+      <w:r>
+        <w:t>Advanced</w:t>
+      </w:r>
+      <w:r>
+        <w:t xml:space="preserve"> edition that adds:</w:t>
       </w:r>
     </w:p>
     <w:p>
@@ -2651,13 +3012,29 @@
         <w:rPr>
           <w:b/>
         </w:rPr>
-        <w:t>🏛️ Hierarchical (pyramid) member management</w:t>
-      </w:r>
-      <w:r>
-        <w:t xml:space="preserve"> — a normal member can create and manage sub-members' work; each sub-member can, in turn, create further sub-members and manage their work, forming a pyramid-style management structure.</w:t>
-      </w:r>
-    </w:p>
-    <w:p>
+        <w:t xml:space="preserve">🏛️ Hierarchical (pyramid) member </w:t>
+      </w:r>
+      <w:proofErr w:type="gramStart"/>
+      <w:r>
+        <w:rPr>
+          <w:b/>
+        </w:rPr>
+        <w:t>management</w:t>
+      </w:r>
+      <w:r>
+        <w:t xml:space="preserve"> — a</w:t>
+      </w:r>
+      <w:proofErr w:type="gramEnd"/>
+      <w:r>
+        <w:t xml:space="preserve"> normal member can create and manage sub-members' work; each sub-member can, in turn, create further sub-members and manage their work, forming a pyramid-style management structure.</w:t>
+      </w:r>
+    </w:p>
+    <w:p>
+      <w:pPr>
+        <w:rPr>
+          <w:rFonts w:hint="eastAsia"/>
+        </w:rPr>
+      </w:pPr>
       <w:r>
         <w:rPr>
           <w:b/>
@@ -3849,6 +4226,7 @@
   <w:style w:type="character" w:default="1" w:styleId="a0">
     <w:name w:val="Default Paragraph Font"/>
     <w:uiPriority w:val="1"/>
+    <w:semiHidden/>
     <w:unhideWhenUsed/>
   </w:style>
   <w:style w:type="table" w:default="1" w:styleId="a1">
